--- a/docs/jiangao/《女装设计III》第14周_中国大陆课堂完整讲稿_中文.docx
+++ b/docs/jiangao/《女装设计III》第14周_中国大陆课堂完整讲稿_中文.docx
@@ -122,7 +122,7 @@
               <w:rPr>
                 <w:sz w:val="19"/>
               </w:rPr>
-              <w:t>本文件把第14周HTML课件改写为可直接在中国大陆课堂中发言的完整讲稿。页面顺序、案例、教材出处、时间分配、评价权重与证据边界全部沿用课件原文。课件为课堂24页、全部25页（多出的1页为课后查阅的“期末评价连接”）。本周是本学期最后一次做实物（关键局部样）的机会，第15周只做编辑、不再改结构；两节课各有一段28分钟实作，教师必须严格按页面上的分钟区间报时。</w:t>
+              <w:t>本文件把第14周HTML课件改写为可直接在中国大陆课堂中发言的完整讲稿。页面顺序、案例、教材出处、时间分配、评价权重与证据边界全部沿用课件原文。课件为课堂24页、全部25页（多出的1页为课后查阅的“期末评价连接”）。本周是本学期最后一次做实物（关键局部样）的机会，第15周只做编辑、不再改结构；两节课各有一段28分钟实操，教师必须严格按页面上的分钟区间报时。</w:t>
             </w:r>
           </w:p>
         </w:tc>
@@ -150,7 +150,7 @@
         <w:pStyle w:val="SpokenText"/>
       </w:pPr>
       <w:r>
-        <w:t>先说今天这句话：有效修改不是全部重做；它先识别系列常量，再以单变量试验解决一个明确风险，并把结果扩展到不同品类与强度。</w:t>
+        <w:t>先说今天这句话：有效修改不是全部重做；它先识别系列常量，再以单变量试验解决一个明确风险，并把结果扩展到不同品类和强度。</w:t>
       </w:r>
     </w:p>
     <w:p>
@@ -158,7 +158,7 @@
         <w:pStyle w:val="SpokenText"/>
       </w:pPr>
       <w:r>
-        <w:t>今天的问题是：怎样修改才能让系列更清楚、更丰富，而不是在反馈后失去原有命题？这就是本周的难点——一边吸收批评，一边守住命题。</w:t>
+        <w:t>今天的问题是：怎样修改才能让系列更清楚、更丰富，而不是在反馈后失去原有命题？这就是这周的难点——一边吸收批评，一边守住命题。</w:t>
       </w:r>
     </w:p>
     <w:p>
@@ -166,7 +166,7 @@
         <w:pStyle w:val="SpokenText"/>
       </w:pPr>
       <w:r>
-        <w:t>请摊开命题卡与五款雏形。在命题卡上圈出今天要压的那一条规则，并把三个禁用项抄到实验台边。今天所有实验都从这张卡出发，不改命题本身。</w:t>
+        <w:t>请摊开命题卡和五款雏形。在命题卡上圈出今天要压的那一条规则，并把三个禁用项抄到实验台边。今天所有实验都从这张卡出发，不改命题本身。</w:t>
       </w:r>
     </w:p>
     <w:p>
@@ -174,7 +174,7 @@
         <w:pStyle w:val="SpokenText"/>
       </w:pPr>
       <w:r>
-        <w:t>我要先说清楚两条时间线。第一，五款在这一周定型；第15周只做编辑，不再改结构。第二，关键局部样是本学期最后一次实做机会。</w:t>
+        <w:t>我要先说清楚两条时间线。第一，五款在这一周定型；第15周只做编辑，不再改结构。第二，关键局部样是本学期最后一次实操机会。</w:t>
       </w:r>
     </w:p>
     <w:p>
@@ -451,7 +451,7 @@
               <w:rPr>
                 <w:sz w:val="18"/>
               </w:rPr>
-              <w:t>大纲对照：本周是最后一次实做机会</w:t>
+              <w:t>大纲对照：本周是最后一次实操机会</w:t>
             </w:r>
           </w:p>
         </w:tc>
@@ -769,7 +769,7 @@
               <w:rPr>
                 <w:sz w:val="18"/>
               </w:rPr>
-              <w:t>第1课时实作：28分钟四阶段（诊断·工作站·同尺度·决策）</w:t>
+              <w:t>第1课时实操：28分钟四阶段（诊断·工作站·同尺度·决策）</w:t>
             </w:r>
           </w:p>
         </w:tc>
@@ -928,7 +928,7 @@
               <w:rPr>
                 <w:sz w:val="18"/>
               </w:rPr>
-              <w:t>第2课时实作：28分钟四阶段（局部·重构·色材·评图）</w:t>
+              <w:t>第2课时实操：28分钟四阶段（局部·重构·CMF·评图）</w:t>
             </w:r>
           </w:p>
         </w:tc>
@@ -1034,7 +1034,7 @@
               <w:rPr>
                 <w:sz w:val="18"/>
               </w:rPr>
-              <w:t>第15周准备与离堂句</w:t>
+              <w:t>第15周准备与一句话小结</w:t>
             </w:r>
           </w:p>
         </w:tc>
@@ -1051,7 +1051,7 @@
               <w:rPr>
                 <w:sz w:val="18"/>
               </w:rPr>
-              <w:t>写出场顺序与离堂句</w:t>
+              <w:t>写出场顺序与一句话小结</w:t>
             </w:r>
           </w:p>
         </w:tc>
@@ -1095,7 +1095,7 @@
         <w:pStyle w:val="LectureBullet"/>
       </w:pPr>
       <w:r>
-        <w:t>• 课堂资料：三组秀场并列图（肩袖体量下移、方肩的平面到曲面转换、几何不变只换表面）只作机制观察，不代表品牌官方版型说明。</w:t>
+        <w:t>• 课堂资料：三组秀场并列图（肩袖体量下移、方肩的平面到曲面转换、几何不变只换表面）只作原理观察，不代表品牌官方版型说明。</w:t>
       </w:r>
     </w:p>
     <w:p>
@@ -1217,7 +1217,7 @@
         <w:pStyle w:val="SpokenText"/>
       </w:pPr>
       <w:r>
-        <w:t>角色梯度是：01和04形象款；02入口款，衬衫可单穿；03连接款；05搭配款。</w:t>
+        <w:t>角色梯度是：01和04形象款；02引流款，衬衫可单穿；03过渡款；05搭配款。</w:t>
       </w:r>
     </w:p>
     <w:p>
@@ -1335,7 +1335,7 @@
         <w:pStyle w:val="SpokenText"/>
       </w:pPr>
       <w:r>
-        <w:t>第十三到第十六周是独立项目与考核。上周定命题，本周做2D、3D实验与受控修改，第15周最终编辑与答辩排练，第16周期末考核。</w:t>
+        <w:t>第十三到第十六周是独立项目和考核。上周定命题，这周做2D、3D实验和受控修改，第15周最终编辑和答辩排练，第16周期末考核。</w:t>
       </w:r>
     </w:p>
     <w:p>
@@ -1343,7 +1343,7 @@
         <w:pStyle w:val="SpokenText"/>
       </w:pPr>
       <w:r>
-        <w:t>所以本周是结构定型周。今天之后，结构不再改。</w:t>
+        <w:t>所以这周是结构定型周。今天以后，结构不再改。</w:t>
       </w:r>
     </w:p>
     <w:tbl>
@@ -1444,7 +1444,7 @@
         <w:pStyle w:val="SpokenText"/>
       </w:pPr>
       <w:r>
-        <w:t>关键判断：二维与三维相互校正；材料行为与结构逻辑；受控变形；系列统一与产品丰富度。</w:t>
+        <w:t>关键判断：二维和三维相互校正；材料行为和结构逻辑；受控变形；系列统一和产品丰富度。</w:t>
       </w:r>
     </w:p>
     <w:p>
@@ -1476,7 +1476,7 @@
         <w:pStyle w:val="SpokenText"/>
       </w:pPr>
       <w:r>
-        <w:t>体例对照：本页的“关键判断”就是教学重点，“主要难点”就是教学难点，“提交要求”就是本周提交规格。</w:t>
+        <w:t>体例对照：本页的“关键判断”就是教学重点，“主要难点”就是教学难点，“提交要求”就是这周提交规格。</w:t>
       </w:r>
     </w:p>
     <w:p>
@@ -1539,7 +1539,7 @@
         <w:pStyle w:val="SlideMeta"/>
       </w:pPr>
       <w:r>
-        <w:t>建议时间：3.5分钟（含开场2分钟）　｜　课堂功能：第13周→第14周衔接与术语接续</w:t>
+        <w:t>建议时间：3.5分钟（含开场2分钟）　｜　课堂功能：第13周→第14周衔接与术语衔接</w:t>
       </w:r>
     </w:p>
     <w:tbl>
@@ -1586,7 +1586,7 @@
         <w:pStyle w:val="SpokenText"/>
       </w:pPr>
       <w:r>
-        <w:t>先花两分钟。摊开命题卡与五款雏形，在命题卡上圈出今天要压的那一条规则，并把三个禁用项抄到实验台边。</w:t>
+        <w:t>先花两分钟。摊开命题卡和五款雏形，在命题卡上圈出今天要压的那一条规则，并把三个禁用项抄到实验台边。</w:t>
       </w:r>
     </w:p>
     <w:p>
@@ -1594,7 +1594,7 @@
         <w:pStyle w:val="SpokenText"/>
       </w:pPr>
       <w:r>
-        <w:t>第13周回答“做什么命题”；本周回答“这条命题的规则，经得起单变量实验吗”。</w:t>
+        <w:t>第13周回答“做什么命题”；这周回答“这条命题的规则，经得起单变量实验吗”。</w:t>
       </w:r>
     </w:p>
     <w:p>
@@ -1626,7 +1626,7 @@
         <w:pStyle w:val="SpokenText"/>
       </w:pPr>
       <w:r>
-        <w:t>术语接续：第13周的“常量”本周仍叫常量。它写在五款雏形上，本周每做一次重构都要回去指一遍。我不夸张——这个词今天会反复出现，因为它是本周唯一的锚。</w:t>
+        <w:t>术语衔接：第13周的“常量”这周仍叫常量。它写在五款雏形上，这周每做一次重构都要回去指一遍。我不夸张——这个词今天会反复出现，因为它是这周唯一的锚。</w:t>
       </w:r>
     </w:p>
     <w:p>
@@ -1678,7 +1678,7 @@
               <w:rPr>
                 <w:sz w:val="19"/>
               </w:rPr>
-              <w:t>【转场语】 动手之前，先说清楚本周成果落到哪里。</w:t>
+              <w:t>【转场语】 动手之前，先说清楚这周成果落到哪里。</w:t>
             </w:r>
           </w:p>
         </w:tc>
@@ -1724,7 +1724,7 @@
               <w:rPr>
                 <w:sz w:val="19"/>
               </w:rPr>
-              <w:t>【教师动作｜不发言】 逐条念五项；在“最后一次实做机会”与“第15周不再改结构”两处停顿。</w:t>
+              <w:t>【教师动作｜不发言】 逐条念五项；在“最后一次实操机会”与“第15周不再改结构”两处停顿。</w:t>
             </w:r>
           </w:p>
         </w:tc>
@@ -1760,7 +1760,7 @@
         <w:pStyle w:val="SpokenText"/>
       </w:pPr>
       <w:r>
-        <w:t>毕业要求2-2，原文是“利用成衣化生产的工艺技术，进行服饰产品的设计与研发”。关键局部样是这一条在本学期的最后一次实做机会。今天不做，这学期就没有了。</w:t>
+        <w:t>毕业要求2-2，原文是“利用成衣化生产的工艺技术，进行服饰产品的设计与研发”。关键局部样是这一条在本学期的最后一次实操机会。今天不做，这学期就没有了。</w:t>
       </w:r>
     </w:p>
     <w:p>
@@ -1776,7 +1776,7 @@
         <w:pStyle w:val="SpokenText"/>
       </w:pPr>
       <w:r>
-        <w:t>平时成绩占百分之四十：实验审计表、局部样、修订线稿与修改日志。被淘汰的实验同样计分——前提是写清淘汰理由。</w:t>
+        <w:t>平时成绩占百分之四十：实验审计表、局部样、修订线稿和修改日志。被淘汰的实验同样计分——前提是写清淘汰理由。</w:t>
       </w:r>
     </w:p>
     <w:p>
@@ -2027,7 +2027,7 @@
         <w:pStyle w:val="SpokenText"/>
       </w:pPr>
       <w:r>
-        <w:t>这一整条草图被分成五组——组与组之间换色域，组内部换品类。</w:t>
+        <w:t>这一整条草图被分成五组——组和组之间换色域，组内部换品类。</w:t>
       </w:r>
     </w:p>
     <w:p>
@@ -2035,7 +2035,7 @@
         <w:pStyle w:val="SpokenText"/>
       </w:pPr>
       <w:r>
-        <w:t>分组的依据是色域：前几组在米白与赭色之间来回，最后一组整个收进黑色。颜色负责分段。</w:t>
+        <w:t>分组的依据是色域：前几组在米白和赭色之间来回，最后一组整个收进黑色。颜色负责分段。</w:t>
       </w:r>
     </w:p>
     <w:p>
@@ -2185,7 +2185,7 @@
         <w:pStyle w:val="SpokenText"/>
       </w:pPr>
       <w:r>
-        <w:t>术语必须能够指导一个动作或判断。</w:t>
+        <w:t>术语必须能指导一个动作或判断。</w:t>
       </w:r>
     </w:p>
     <w:p>
@@ -2334,7 +2334,7 @@
         <w:pStyle w:val="SpokenText"/>
       </w:pPr>
       <w:r>
-        <w:t>修改乘命题：吸收批评的同时，把原来的命题也改没了。失败信号是——改完之后，第13周写的那句话已经对不上了。这一条是本周最危险的。所以命题卡要一直放在手边。</w:t>
+        <w:t>修改乘命题：吸收批评的同时，把原来的命题也改没了。失败信号是——改完以后，第13周写的那句话已经对不上了。这一条是这周最危险的。所以命题卡要一直放在手边。</w:t>
       </w:r>
     </w:p>
     <w:p>
@@ -2602,7 +2602,7 @@
         <w:pStyle w:val="SpokenText"/>
       </w:pPr>
       <w:r>
-        <w:t>常量是方肩：五套的肩线角度与肩点位置完全一致，一次都没有移动过。这就是结构常量的标准样子——可量、可核对。</w:t>
+        <w:t>常量是方肩：五套的肩线角度和肩点位置完全一致，一次都没有移动过。这就是结构常量的标准样子——可量、可核对。</w:t>
       </w:r>
     </w:p>
     <w:p>
@@ -2626,7 +2626,7 @@
         <w:pStyle w:val="SpokenText"/>
       </w:pPr>
       <w:r>
-        <w:t>角色梯度是：03形象款，长裤套装最完整；01和02入口款，可单穿的套装；04和05连接款。</w:t>
+        <w:t>角色梯度是：03形象款，长裤套装最完整；01和02引流款，可单穿的套装；04和05过渡款。</w:t>
       </w:r>
     </w:p>
     <w:p>
@@ -2760,7 +2760,7 @@
         <w:pStyle w:val="SpokenText"/>
       </w:pPr>
       <w:r>
-        <w:t>常量是同一条极简版型：直筒或吊带的短连衣裙，肩线、腰位与长度都没有大改。</w:t>
+        <w:t>常量是同一条极简版型：直筒或吊带的短连衣裙，肩线、腰位和长度都没有大改。</w:t>
       </w:r>
     </w:p>
     <w:p>
@@ -2784,7 +2784,7 @@
         <w:pStyle w:val="SpokenText"/>
       </w:pPr>
       <w:r>
-        <w:t>角色梯度是：05形象款，体量最大；02连接款；01和04入口款；03是拿掉一切装饰后的原型。</w:t>
+        <w:t>角色梯度是：05形象款，体量最大；02过渡款；01和04引流款；03是拿掉一切装饰后的原型。</w:t>
       </w:r>
     </w:p>
     <w:p>
@@ -2863,7 +2863,7 @@
         <w:pStyle w:val="SlideTitle"/>
       </w:pPr>
       <w:r>
-        <w:t>幻灯片 13｜第1课时实作：28分钟，把概念判断转成第一版可见输出</w:t>
+        <w:t>幻灯片 13｜第1课时实操：28分钟，把概念判断转成第一版可见输出</w:t>
       </w:r>
     </w:p>
     <w:p>
@@ -2871,7 +2871,7 @@
         <w:pStyle w:val="SlideMeta"/>
       </w:pPr>
       <w:r>
-        <w:t>建议时间：28分钟　｜　课堂功能：四阶段实作（诊断·工作站·同尺度·决策）</w:t>
+        <w:t>建议时间：28分钟　｜　课堂功能：四阶段实操（诊断·工作站·同尺度·决策）</w:t>
       </w:r>
     </w:p>
     <w:tbl>
@@ -2950,7 +2950,7 @@
         <w:pStyle w:val="SpokenText"/>
       </w:pPr>
       <w:r>
-        <w:t>第四阶段，批评决策：每个结果只做保留、修订、淘汰三选一，并写证据与风险。三选一，不要写“再看看”。</w:t>
+        <w:t>第四阶段，批评决策：每个结果只做保留、修订、淘汰三选一，并写证据和风险。三选一，不要写“再看看”。</w:t>
       </w:r>
     </w:p>
     <w:p>
@@ -2958,7 +2958,7 @@
         <w:pStyle w:val="SpokenText"/>
       </w:pPr>
       <w:r>
-        <w:t>交接第2课时：带着同尺度实验与批评决策进入局部深化与五款重构。一次改了两个以上变量的实验，不计入比较。</w:t>
+        <w:t>交接第2课时：带着同尺度实验和批评决策进入局部深化和五款重构。一次改了两个以上变量的实验，不计入比较。</w:t>
       </w:r>
     </w:p>
     <w:p>
@@ -3010,7 +3010,7 @@
               <w:rPr>
                 <w:sz w:val="19"/>
               </w:rPr>
-              <w:t>【转场语】 第1课时到此结束。休息之后把有效结果分配到五款。</w:t>
+              <w:t>【转场语】 第1课时到此结束。休息以后把有效结果分配到五款。</w:t>
             </w:r>
           </w:p>
         </w:tc>
@@ -3091,7 +3091,7 @@
               <w:rPr>
                 <w:sz w:val="19"/>
               </w:rPr>
-              <w:t>【教师动作｜不发言】 宣布节奏：方法与实验9分钟、实作28分钟、讲评与评价5分钟、预告与离堂3分钟。</w:t>
+              <w:t>【教师动作｜不发言】 宣布节奏：方法与实验9分钟、实操28分钟、讲评与评价5分钟、预告与收尾3分钟。</w:t>
             </w:r>
           </w:p>
         </w:tc>
@@ -3228,7 +3228,7 @@
         <w:pStyle w:val="SpokenText"/>
       </w:pPr>
       <w:r>
-        <w:t>二，二维切割：在相同纸样或平面模块上测试切开、旋转、延展、折返与错位。</w:t>
+        <w:t>二，二维切割：在相同纸样或平面模块上测试切开、旋转、延展、折返和错位。</w:t>
       </w:r>
     </w:p>
     <w:p>
@@ -3236,7 +3236,7 @@
         <w:pStyle w:val="SpokenText"/>
       </w:pPr>
       <w:r>
-        <w:t>三，三维包覆：在半身台或真人局部上测试悬垂、支撑、压缩与离体空间。</w:t>
+        <w:t>三，三维包覆：在半身台或真人局部上测试悬垂、支撑、压缩和离体空间。</w:t>
       </w:r>
     </w:p>
     <w:p>
@@ -3244,7 +3244,7 @@
         <w:pStyle w:val="SpokenText"/>
       </w:pPr>
       <w:r>
-        <w:t>四，连接测试：比较缝合、绑系、扣合、穿插和可拆连接对动作与维护的影响。注意最后两个字——维护。能不能洗、能不能修，也是设计的一部分。</w:t>
+        <w:t>四，连接测试：比较缝合、绑系、扣合、穿插和可拆连接对动作和维护的影响。注意最后两个字——维护。能不能洗、能不能修，也是设计的一部分。</w:t>
       </w:r>
     </w:p>
     <w:p>
@@ -3268,7 +3268,7 @@
         <w:pStyle w:val="SpokenText"/>
       </w:pPr>
       <w:r>
-        <w:t>七，品类迁移：把有效规则从上装转入裙装、外套或连衣裙，重算功能接口。八，系列编排：以轮廓、长度、色量、材料密度和角色检查五款节奏。</w:t>
+        <w:t>七，品类迁移：把有效规则从上装转入裙装、外套或连衣裙，重算功能触点。八，系列编排：以轮廓、长度、色量、材料密度和角色检查五款节奏。</w:t>
       </w:r>
     </w:p>
     <w:tbl>
@@ -3361,7 +3361,7 @@
         <w:pStyle w:val="SpokenText"/>
       </w:pPr>
       <w:r>
-        <w:t>矩阵用来生成与比较，不要求把所有组合都做成最终款。</w:t>
+        <w:t>矩阵用来生成和比较，不要求把所有组合都做成最终款。</w:t>
       </w:r>
     </w:p>
     <w:p>
@@ -3503,7 +3503,7 @@
         <w:pStyle w:val="SpokenText"/>
       </w:pPr>
       <w:r>
-        <w:t>基准型与V1到V3必须使用相同视角、比例和标注方式。</w:t>
+        <w:t>基准型与V1到V3必须用相同视角、比例和标注方式。</w:t>
       </w:r>
     </w:p>
     <w:p>
@@ -3519,7 +3519,7 @@
         <w:pStyle w:val="SpokenText"/>
       </w:pPr>
       <w:r>
-        <w:t>V1切割与位置：只改变切割方向或模块位置，观察重心、覆盖和动作路径。记录格式是基准型与变量版同角度并排，用箭头标出切口或模块移动了多少厘米。</w:t>
+        <w:t>V1切割和位置：只改变切割方向或模块位置，观察重心、覆盖和动作路径。记录格式是基准型和变量版同角度并排，用箭头标出切口或模块移动了多少厘米。</w:t>
       </w:r>
     </w:p>
     <w:p>
@@ -3527,7 +3527,7 @@
         <w:pStyle w:val="SpokenText"/>
       </w:pPr>
       <w:r>
-        <w:t>V2连接方式：只替换固定连接与可拆连接，比较结构稳定、穿脱和视觉间隙。记录格式是固定连接与可拆连接各拍一组穿脱过程，至少三帧，记录耗时与视觉间隙。请注意——要拍穿脱过程，不是拍结果。穿不进去、脱不下来的设计，效果图上看不出来。</w:t>
+        <w:t>V2连接方式：只替换固定连接和可拆连接，比较结构稳定、穿脱和视觉间隙。记录格式是固定连接和可拆连接各拍一组穿脱过程，至少三帧，记录耗时和视觉间隙。请注意——要拍穿脱过程，不是拍结果。穿不进去、脱不下来的设计，效果图上看不出来。</w:t>
       </w:r>
     </w:p>
     <w:p>
@@ -3535,7 +3535,7 @@
         <w:pStyle w:val="SpokenText"/>
       </w:pPr>
       <w:r>
-        <w:t>V3材料强度：只改变挺度或重量，记录同一几何在体积与动态上的偏差。记录格式是两种材料同一几何并列，量出同一处的体积差，写成数字而不是形容词。</w:t>
+        <w:t>V3材料强度：只改变挺度或重量，记录同一几何在体积和动态上的偏差。记录格式是两种材料同一几何并列，量出同一处的体积差，写成数字而不是形容词。</w:t>
       </w:r>
     </w:p>
     <w:p>
@@ -3653,7 +3653,7 @@
         <w:pStyle w:val="SpokenText"/>
       </w:pPr>
       <w:r>
-        <w:t>造型01入口款：用最少的变量呈现修订后的结构常量，确保命题一眼可读。</w:t>
+        <w:t>造型01引流款：用最少的变量呈现修订后的结构常量，确保命题一眼可读。</w:t>
       </w:r>
     </w:p>
     <w:p>
@@ -3661,7 +3661,7 @@
         <w:pStyle w:val="SpokenText"/>
       </w:pPr>
       <w:r>
-        <w:t>造型02连接款：把常量转入更易穿的品类，保住识别的同时扩大产品范围。</w:t>
+        <w:t>造型02过渡款：把常量转入更易穿的品类，保住识别的同时扩大产品范围。</w:t>
       </w:r>
     </w:p>
     <w:p>
@@ -3669,7 +3669,7 @@
         <w:pStyle w:val="SpokenText"/>
       </w:pPr>
       <w:r>
-        <w:t>造型03核心款：整合本周最好的2D、3D实验，由它承担系列的完整论证。</w:t>
+        <w:t>造型03核心款：整合这周最好的2D、3D实验，由它承担系列的完整论证。</w:t>
       </w:r>
     </w:p>
     <w:p>
@@ -3685,7 +3685,7 @@
         <w:pStyle w:val="SpokenText"/>
       </w:pPr>
       <w:r>
-        <w:t>造型05搭配款：外套或层搭，用来把前四款串成可以一起穿的一组。</w:t>
+        <w:t>造型05搭配款：外套或叠穿，用来把前四款串成可以一起穿的一组。</w:t>
       </w:r>
     </w:p>
     <w:p>
@@ -3737,7 +3737,7 @@
               <w:rPr>
                 <w:sz w:val="19"/>
               </w:rPr>
-              <w:t>【转场语】 现在用二十八分钟做局部深化与五款重构。</w:t>
+              <w:t>【转场语】 现在用二十八分钟做局部深化和五款重构。</w:t>
             </w:r>
           </w:p>
         </w:tc>
@@ -3748,7 +3748,7 @@
         <w:pStyle w:val="SlideTitle"/>
       </w:pPr>
       <w:r>
-        <w:t>幻灯片 19｜第2课时实作：28分钟，完成实验、编辑、同伴反馈与锁定</w:t>
+        <w:t>幻灯片 19｜第2课时实操：28分钟，完成实验、编辑、同伴反馈与锁定</w:t>
       </w:r>
     </w:p>
     <w:p>
@@ -3756,7 +3756,7 @@
         <w:pStyle w:val="SlideMeta"/>
       </w:pPr>
       <w:r>
-        <w:t>建议时间：28分钟　｜　课堂功能：四阶段实作（局部·重构·色材·评图）</w:t>
+        <w:t>建议时间：28分钟　｜　课堂功能：四阶段实操（局部·重构·CMF·评图）</w:t>
       </w:r>
     </w:p>
     <w:tbl>
@@ -3811,7 +3811,7 @@
         <w:pStyle w:val="SpokenText"/>
       </w:pPr>
       <w:r>
-        <w:t>第一阶段，关键局部深化：将获选实验制作成1比1或1比2样，补充连接和活动验证。这是本学期最后一次实做。</w:t>
+        <w:t>第一阶段，关键局部深化：将获选实验制作成1比1或1比2样，补充连接和活动验证。这是本学期最后一次实操。</w:t>
       </w:r>
     </w:p>
     <w:p>
@@ -3827,7 +3827,7 @@
         <w:pStyle w:val="SpokenText"/>
       </w:pPr>
       <w:r>
-        <w:t>第三阶段，色材校正：检查色彩面积、材料重量和表面密度是否支持编排节奏。</w:t>
+        <w:t>第三阶段，CMF校正：检查色彩面积、材料重量和表面密度是否支持编排节奏。</w:t>
       </w:r>
     </w:p>
     <w:p>
@@ -3843,7 +3843,7 @@
         <w:pStyle w:val="SpokenText"/>
       </w:pPr>
       <w:r>
-        <w:t>交接第15周：修订后的五款线稿与关键局部样，直接进入作品集精编。没有修改日志的方案，视为未经验证。</w:t>
+        <w:t>交接第15周：修订后的五款线稿和关键局部样，直接进入作品集精编。没有修改日志的方案，视为未经验证。</w:t>
       </w:r>
     </w:p>
     <w:p>
@@ -3961,7 +3961,7 @@
         <w:pStyle w:val="SpokenText"/>
       </w:pPr>
       <w:r>
-        <w:t>本周交的是可比较的证据：任何两张图放在一起，都要能看出改了什么。</w:t>
+        <w:t>这周交的是可比较的证据：任何两张图放在一起，都要能看出改了什么。</w:t>
       </w:r>
     </w:p>
     <w:p>
@@ -3969,7 +3969,7 @@
         <w:pStyle w:val="SpokenText"/>
       </w:pPr>
       <w:r>
-        <w:t>第一，实验审计表：基准型与至少六个变量结果，含不变项、变量、观察、决定和理由。不合格的样子是同一行里改了两个以上变量；或“观察”栏写的是感受而不是现象。</w:t>
+        <w:t>第一，实验审计表：基准型和至少六个变量结果，含不变项、变量、观察、决定和理由。不合格的样子是同一行里改了两个以上变量；或“观察”栏写的是感受而不是现象。</w:t>
       </w:r>
     </w:p>
     <w:p>
@@ -3993,7 +3993,7 @@
         <w:pStyle w:val="SpokenText"/>
       </w:pPr>
       <w:r>
-        <w:t>第四，材料色彩与修改日志：材料样、色彩面积图、批评记录及至少五项前后决定。不合格的样子是日志只记“改了”，不记“为什么改”和“凭什么判断改对了”。</w:t>
+        <w:t>第四，材料色彩和修改日志：材料样、色彩面积图、批评记录及至少五项前后决定。不合格的样子是日志只记“改了”，不记“为什么改”和“凭什么判断改对了”。</w:t>
       </w:r>
     </w:p>
     <w:p>
@@ -4111,7 +4111,7 @@
         <w:pStyle w:val="SpokenText"/>
       </w:pPr>
       <w:r>
-        <w:t>证据：本周指向是——指出是基准型还是哪一版变量，不能只说“这个版本更好”。</w:t>
+        <w:t>证据：这周指向是——指出是基准型还是哪一版变量，不能只说“这个版本更好”。</w:t>
       </w:r>
     </w:p>
     <w:p>
@@ -4119,7 +4119,7 @@
         <w:pStyle w:val="SpokenText"/>
       </w:pPr>
       <w:r>
-        <w:t>因果：本周指向是——说明改动解决的是命题、结构还是物性问题。三者不要混着说。</w:t>
+        <w:t>因果：这周指向是——说明改动解决的是命题、结构还是物性问题。三者不要混着说。</w:t>
       </w:r>
     </w:p>
     <w:p>
@@ -4127,7 +4127,7 @@
         <w:pStyle w:val="SpokenText"/>
       </w:pPr>
       <w:r>
-        <w:t>取舍：本周指向是——这一处改动如果撤销，五款里有几款受影响？一款都不受，就不必改。这是一个很省时间的判断——只影响一款的改动，往往不值得在这一周做。</w:t>
+        <w:t>取舍：这周指向是——这一处改动如果撤销，五款里有几款受影响？一款都不受，就不必改。这是一个很省时间的判断——只影响一款的改动，往往不值得在这一周做。</w:t>
       </w:r>
     </w:p>
     <w:p>
@@ -4135,7 +4135,7 @@
         <w:pStyle w:val="SpokenText"/>
       </w:pPr>
       <w:r>
-        <w:t>行动：本周指向是——指定下一版只改的那一个变量，并说明用什么图来比较前后。</w:t>
+        <w:t>行动：这周指向是——指定下一版只改的那一个变量，并说明用什么图来比较前后。</w:t>
       </w:r>
     </w:p>
     <w:tbl>
@@ -4162,7 +4162,7 @@
               <w:rPr>
                 <w:sz w:val="19"/>
               </w:rPr>
-              <w:t>【转场语】 本周怎么判定合格？</w:t>
+              <w:t>【转场语】 这周怎么判定合格？</w:t>
             </w:r>
           </w:p>
         </w:tc>
@@ -4236,7 +4236,7 @@
         <w:pStyle w:val="SpokenText"/>
       </w:pPr>
       <w:r>
-        <w:t>实验可比性占百分之二十：基准型与变量清楚，一次只改变一个主因素。</w:t>
+        <w:t>实验可比性占百分之二十：基准型和变量清楚，一次只改变一个主因素。</w:t>
       </w:r>
     </w:p>
     <w:p>
@@ -4244,7 +4244,7 @@
         <w:pStyle w:val="SpokenText"/>
       </w:pPr>
       <w:r>
-        <w:t>结构与物性占百分之二十五：体积、连接、动作和材料行为相互支持。这是本周权重最高的一项。</w:t>
+        <w:t>结构和物性占百分之二十五：体积、连接、动作和材料行为相互支持。这是这周权重最高的一项。</w:t>
       </w:r>
     </w:p>
     <w:p>
@@ -4260,7 +4260,7 @@
         <w:pStyle w:val="SpokenText"/>
       </w:pPr>
       <w:r>
-        <w:t>系列统一与差异占百分之二十：五款共享明确常量，并形成品类、比例和强度跨度。</w:t>
+        <w:t>系列统一和差异占百分之二十：五款共享明确常量，并形成品类、比例和强度跨度。</w:t>
       </w:r>
     </w:p>
     <w:p>
@@ -4268,7 +4268,7 @@
         <w:pStyle w:val="SpokenText"/>
       </w:pPr>
       <w:r>
-        <w:t>完成度与表达占百分之十五：线稿、样片、摄影、标注和日志足以支持下一步编辑。</w:t>
+        <w:t>完成度和表达占百分之十五：线稿、样片、摄影、标注和日志足以支持下一步编辑。</w:t>
       </w:r>
     </w:p>
     <w:tbl>
@@ -4369,7 +4369,7 @@
         <w:pStyle w:val="SpokenText"/>
       </w:pPr>
       <w:r>
-        <w:t>带上五款修订线稿：正背面齐全，标注常量、角色与造型强度。缺背面的款，下周排版时会被删掉。这一条我会执行。</w:t>
+        <w:t>带上五款修订线稿：正背面齐全，标注常量、角色和造型强度。缺背面的款，下周排版时会被删掉。这一条我会执行。</w:t>
       </w:r>
     </w:p>
     <w:p>
@@ -4420,7 +4420,7 @@
               <w:rPr>
                 <w:sz w:val="19"/>
               </w:rPr>
-              <w:t>【转场语】 最后请每人写一句离堂句。</w:t>
+              <w:t>【转场语】 最后请每人写一句一句话小结。</w:t>
             </w:r>
           </w:p>
         </w:tc>
@@ -4494,7 +4494,7 @@
         <w:pStyle w:val="SpokenText"/>
       </w:pPr>
       <w:r>
-        <w:t>本周四条结论：第一，修改应针对一个可命名的问题，并通过前后可比的证据判断。</w:t>
+        <w:t>这周四条结论：第一，修改应针对一个可命名的问题，并通过前后可比的证据判断。</w:t>
       </w:r>
     </w:p>
     <w:p>
@@ -4584,7 +4584,7 @@
         <w:pStyle w:val="LectureBullet"/>
       </w:pPr>
       <w:r>
-        <w:t>• 第1课时实作：“二十八分钟。前六分钟只做红黄绿标记，不动手改。”／“同尺度比较：把图真的排在一起看，不许凭记忆。”／“还剩六分钟，每个结果三选一：保留、修订、淘汰。”</w:t>
+        <w:t>• 第1课时实操：“二十八分钟。前六分钟只做红黄绿标记，不动手改。”／“同尺度比较：把图真的排在一起看，不许凭记忆。”／“还剩六分钟，每个结果三选一：保留、修订、淘汰。”</w:t>
       </w:r>
     </w:p>
     <w:p>
@@ -4592,7 +4592,7 @@
         <w:pStyle w:val="LectureBullet"/>
       </w:pPr>
       <w:r>
-        <w:t>• 第2课时实作：“二十八分钟。前六分钟做局部样，这是本学期最后一次实做。”／“评图：先退到三米外看统一，再走近看结构，最后上身看动作。”／“下周只能做三项编辑。现在就选出这三项。”</w:t>
+        <w:t>• 第2课时实操：“二十八分钟。前六分钟做局部样，这是本学期最后一次实操。”／“评图：先退到三米外看统一，再走近看结构，最后上身看动作。”／“下周只能做三项编辑。现在就选出这三项。”</w:t>
       </w:r>
     </w:p>
     <w:p>
@@ -4690,7 +4690,7 @@
         <w:pStyle w:val="LectureBullet"/>
       </w:pPr>
       <w:r>
-        <w:t>• 案例含上海时装周与欧美高定，只作机制观察，不用地域或市场层级给设计水平排序。</w:t>
+        <w:t>• 案例含上海时装周与欧美高定，只作原理观察，不用地域或市场层级给设计水平排序。</w:t>
       </w:r>
     </w:p>
     <w:p>

--- a/docs/jiangao/《女装设计III》第14周_中国大陆课堂完整讲稿_中文.docx
+++ b/docs/jiangao/《女装设计III》第14周_中国大陆课堂完整讲稿_中文.docx
@@ -3503,7 +3503,7 @@
         <w:pStyle w:val="SpokenText"/>
       </w:pPr>
       <w:r>
-        <w:t>基准型与V1到V3必须用相同视角、比例和标注方式。</w:t>
+        <w:t>基准型与V1到V3必须使用相同视角、比例和标注方式。</w:t>
       </w:r>
     </w:p>
     <w:p>

--- a/docs/jiangao/《女装设计III》第14周_中国大陆课堂完整讲稿_中文.docx
+++ b/docs/jiangao/《女装设计III》第14周_中国大陆课堂完整讲稿_中文.docx
@@ -98,36 +98,18 @@
         <w:t>面向韩国籍教师在中国大陆高校授课的中文口语化版本</w:t>
       </w:r>
     </w:p>
-    <w:tbl>
-      <w:tblPr>
-        <w:tblStyle w:val="TableGrid"/>
-        <w:tblW w:type="auto" w:w="0"/>
-        <w:tblLook w:firstColumn="1" w:firstRow="1" w:lastColumn="0" w:lastRow="0" w:noHBand="0" w:noVBand="1" w:val="04A0"/>
-      </w:tblPr>
-      <w:tblGrid>
-        <w:gridCol w:w="9524"/>
-      </w:tblGrid>
-      <w:tr>
-        <w:tc>
-          <w:tcPr>
-            <w:tcW w:type="dxa" w:w="9524"/>
-            <w:shd w:val="clear" w:fill="F2F2F2"/>
-          </w:tcPr>
-          <w:p>
-            <w:pPr>
-              <w:pStyle w:val="LectureBullet"/>
-            </w:pPr>
-            <w:r/>
-            <w:r>
-              <w:rPr>
-                <w:sz w:val="19"/>
-              </w:rPr>
-              <w:t>本文件把第14周HTML课件改写为可直接在中国大陆课堂中发言的完整讲稿。页面顺序、案例、教材出处、时间分配、评价权重与证据边界全部沿用课件原文。课件为课堂24页、全部25页（多出的1页为课后查阅的“期末评价连接”）。本周是本学期最后一次做实物（关键局部样）的机会，第15周只做编辑、不再改结构；两节课各有一段28分钟实操，教师必须严格按页面上的分钟区间报时。</w:t>
-            </w:r>
-          </w:p>
-        </w:tc>
-      </w:tr>
-    </w:tbl>
+    <w:p>
+      <w:pPr>
+        <w:pStyle w:val="LectureBullet"/>
+      </w:pPr>
+      <w:r/>
+      <w:r>
+        <w:rPr>
+          <w:sz w:val="19"/>
+        </w:rPr>
+        <w:t>本文件把第14周HTML课件改写为可直接在中国大陆课堂中发言的完整讲稿。页面顺序、案例、教材出处、时间分配、评价权重与证据边界全部沿用课件原文。课件为课堂24页、全部25页（多出的1页为课后查阅的“期末评价连接”）。本周是本学期最后一次做实物（关键局部样）的机会，第15周只做编辑、不再改结构；两节课各有一段28分钟实操，教师必须严格按页面上的分钟区间报时。</w:t>
+      </w:r>
+    </w:p>
     <w:p>
       <w:pPr/>
       <w:r>
@@ -194,869 +176,585 @@
         <w:t>【90分钟主线建议】</w:t>
       </w:r>
     </w:p>
-    <w:tbl>
-      <w:tblPr>
-        <w:tblStyle w:val="TableGrid"/>
-        <w:tblW w:type="auto" w:w="0"/>
-        <w:tblLook w:firstColumn="1" w:firstRow="1" w:lastColumn="0" w:lastRow="0" w:noHBand="0" w:noVBand="1" w:val="04A0"/>
-      </w:tblPr>
-      <w:tblGrid>
-        <w:gridCol w:w="3175"/>
-        <w:gridCol w:w="3175"/>
-        <w:gridCol w:w="3175"/>
-      </w:tblGrid>
-      <w:tr>
-        <w:tc>
-          <w:tcPr>
-            <w:tcW w:type="dxa" w:w="3175"/>
-          </w:tcPr>
-          <w:p>
-            <w:pPr>
-              <w:pStyle w:val="LectureBullet"/>
-            </w:pPr>
-            <w:r/>
-            <w:r>
-              <w:rPr>
-                <w:b/>
-                <w:sz w:val="18"/>
-              </w:rPr>
-              <w:t>时间</w:t>
-            </w:r>
-          </w:p>
-        </w:tc>
-        <w:tc>
-          <w:tcPr>
-            <w:tcW w:type="dxa" w:w="3175"/>
-          </w:tcPr>
-          <w:p>
-            <w:pPr>
-              <w:pStyle w:val="LectureBullet"/>
-            </w:pPr>
-            <w:r/>
-            <w:r>
-              <w:rPr>
-                <w:b/>
-                <w:sz w:val="18"/>
-              </w:rPr>
-              <w:t>内容</w:t>
-            </w:r>
-          </w:p>
-        </w:tc>
-        <w:tc>
-          <w:tcPr>
-            <w:tcW w:type="dxa" w:w="3175"/>
-          </w:tcPr>
-          <w:p>
-            <w:pPr>
-              <w:pStyle w:val="LectureBullet"/>
-            </w:pPr>
-            <w:r/>
-            <w:r>
-              <w:rPr>
-                <w:b/>
-                <w:sz w:val="18"/>
-              </w:rPr>
-              <w:t>学生动作</w:t>
-            </w:r>
-          </w:p>
-        </w:tc>
-      </w:tr>
-      <w:tr>
-        <w:tc>
-          <w:tcPr>
-            <w:tcW w:type="dxa" w:w="3175"/>
-          </w:tcPr>
-          <w:p>
-            <w:pPr>
-              <w:pStyle w:val="LectureBullet"/>
-            </w:pPr>
-            <w:r/>
-            <w:r>
-              <w:rPr>
-                <w:sz w:val="18"/>
-              </w:rPr>
-              <w:t>0–2分钟</w:t>
-            </w:r>
-          </w:p>
-        </w:tc>
-        <w:tc>
-          <w:tcPr>
-            <w:tcW w:type="dxa" w:w="3175"/>
-          </w:tcPr>
-          <w:p>
-            <w:pPr>
-              <w:pStyle w:val="LectureBullet"/>
-            </w:pPr>
-            <w:r/>
-            <w:r>
-              <w:rPr>
-                <w:sz w:val="18"/>
-              </w:rPr>
-              <w:t>封面与十六周总图</w:t>
-            </w:r>
-          </w:p>
-        </w:tc>
-        <w:tc>
-          <w:tcPr>
-            <w:tcW w:type="dxa" w:w="3175"/>
-          </w:tcPr>
-          <w:p>
-            <w:pPr>
-              <w:pStyle w:val="LectureBullet"/>
-            </w:pPr>
-            <w:r/>
-            <w:r>
-              <w:rPr>
-                <w:sz w:val="18"/>
-              </w:rPr>
-              <w:t>摊开命题卡与五款雏形</w:t>
-            </w:r>
-          </w:p>
-        </w:tc>
-      </w:tr>
-      <w:tr>
-        <w:tc>
-          <w:tcPr>
-            <w:tcW w:type="dxa" w:w="3175"/>
-          </w:tcPr>
-          <w:p>
-            <w:pPr>
-              <w:pStyle w:val="LectureBullet"/>
-            </w:pPr>
-            <w:r/>
-            <w:r>
-              <w:rPr>
-                <w:sz w:val="18"/>
-              </w:rPr>
-              <w:t>2–5分钟</w:t>
-            </w:r>
-          </w:p>
-        </w:tc>
-        <w:tc>
-          <w:tcPr>
-            <w:tcW w:type="dxa" w:w="3175"/>
-          </w:tcPr>
-          <w:p>
-            <w:pPr>
-              <w:pStyle w:val="LectureBullet"/>
-            </w:pPr>
-            <w:r/>
-            <w:r>
-              <w:rPr>
-                <w:sz w:val="18"/>
-              </w:rPr>
-              <w:t>学习目标：四项可见证据与提交规格</w:t>
-            </w:r>
-          </w:p>
-        </w:tc>
-        <w:tc>
-          <w:tcPr>
-            <w:tcW w:type="dxa" w:w="3175"/>
-          </w:tcPr>
-          <w:p>
-            <w:pPr>
-              <w:pStyle w:val="LectureBullet"/>
-            </w:pPr>
-            <w:r/>
-            <w:r>
-              <w:rPr>
-                <w:sz w:val="18"/>
-              </w:rPr>
-              <w:t>确认要交的五样</w:t>
-            </w:r>
-          </w:p>
-        </w:tc>
-      </w:tr>
-      <w:tr>
-        <w:tc>
-          <w:tcPr>
-            <w:tcW w:type="dxa" w:w="3175"/>
-          </w:tcPr>
-          <w:p>
-            <w:pPr>
-              <w:pStyle w:val="LectureBullet"/>
-            </w:pPr>
-            <w:r/>
-            <w:r>
-              <w:rPr>
-                <w:sz w:val="18"/>
-              </w:rPr>
-              <w:t>5–9分钟</w:t>
-            </w:r>
-          </w:p>
-        </w:tc>
-        <w:tc>
-          <w:tcPr>
-            <w:tcW w:type="dxa" w:w="3175"/>
-          </w:tcPr>
-          <w:p>
-            <w:pPr>
-              <w:pStyle w:val="LectureBullet"/>
-            </w:pPr>
-            <w:r/>
-            <w:r>
-              <w:rPr>
-                <w:sz w:val="18"/>
-              </w:rPr>
-              <w:t>第13周→本周衔接页（含开场2分钟）</w:t>
-            </w:r>
-          </w:p>
-        </w:tc>
-        <w:tc>
-          <w:tcPr>
-            <w:tcW w:type="dxa" w:w="3175"/>
-          </w:tcPr>
-          <w:p>
-            <w:pPr>
-              <w:pStyle w:val="LectureBullet"/>
-            </w:pPr>
-            <w:r/>
-            <w:r>
-              <w:rPr>
-                <w:sz w:val="18"/>
-              </w:rPr>
-              <w:t>圈出今天要压的1条规则，抄下3个禁用项</w:t>
-            </w:r>
-          </w:p>
-        </w:tc>
-      </w:tr>
-      <w:tr>
-        <w:tc>
-          <w:tcPr>
-            <w:tcW w:type="dxa" w:w="3175"/>
-          </w:tcPr>
-          <w:p>
-            <w:pPr>
-              <w:pStyle w:val="LectureBullet"/>
-            </w:pPr>
-            <w:r/>
-            <w:r>
-              <w:rPr>
-                <w:sz w:val="18"/>
-              </w:rPr>
-              <w:t>9–12分钟</w:t>
-            </w:r>
-          </w:p>
-        </w:tc>
-        <w:tc>
-          <w:tcPr>
-            <w:tcW w:type="dxa" w:w="3175"/>
-          </w:tcPr>
-          <w:p>
-            <w:pPr>
-              <w:pStyle w:val="LectureBullet"/>
-            </w:pPr>
-            <w:r/>
-            <w:r>
-              <w:rPr>
-                <w:sz w:val="18"/>
-              </w:rPr>
-              <w:t>大纲对照：本周是最后一次实操机会</w:t>
-            </w:r>
-          </w:p>
-        </w:tc>
-        <w:tc>
-          <w:tcPr>
-            <w:tcW w:type="dxa" w:w="3175"/>
-          </w:tcPr>
-          <w:p>
-            <w:pPr>
-              <w:pStyle w:val="LectureBullet"/>
-            </w:pPr>
-            <w:r/>
-            <w:r>
-              <w:rPr>
-                <w:sz w:val="18"/>
-              </w:rPr>
-              <w:t>—</w:t>
-            </w:r>
-          </w:p>
-        </w:tc>
-      </w:tr>
-      <w:tr>
-        <w:tc>
-          <w:tcPr>
-            <w:tcW w:type="dxa" w:w="3175"/>
-          </w:tcPr>
-          <w:p>
-            <w:pPr>
-              <w:pStyle w:val="LectureBullet"/>
-            </w:pPr>
-            <w:r/>
-            <w:r>
-              <w:rPr>
-                <w:sz w:val="18"/>
-              </w:rPr>
-              <w:t>12–15分钟</w:t>
-            </w:r>
-          </w:p>
-        </w:tc>
-        <w:tc>
-          <w:tcPr>
-            <w:tcW w:type="dxa" w:w="3175"/>
-          </w:tcPr>
-          <w:p>
-            <w:pPr>
-              <w:pStyle w:val="LectureBullet"/>
-            </w:pPr>
-            <w:r/>
-            <w:r>
-              <w:rPr>
-                <w:sz w:val="18"/>
-              </w:rPr>
-              <w:t>教材证据一：加法与减法（难度不对等）</w:t>
-            </w:r>
-          </w:p>
-        </w:tc>
-        <w:tc>
-          <w:tcPr>
-            <w:tcW w:type="dxa" w:w="3175"/>
-          </w:tcPr>
-          <w:p>
-            <w:pPr>
-              <w:pStyle w:val="LectureBullet"/>
-            </w:pPr>
-            <w:r/>
-            <w:r>
-              <w:rPr>
-                <w:sz w:val="18"/>
-              </w:rPr>
-              <w:t>数自己四组实验里有几组减法</w:t>
-            </w:r>
-          </w:p>
-        </w:tc>
-      </w:tr>
-      <w:tr>
-        <w:tc>
-          <w:tcPr>
-            <w:tcW w:type="dxa" w:w="3175"/>
-          </w:tcPr>
-          <w:p>
-            <w:pPr>
-              <w:pStyle w:val="LectureBullet"/>
-            </w:pPr>
-            <w:r/>
-            <w:r>
-              <w:rPr>
-                <w:sz w:val="18"/>
-              </w:rPr>
-              <w:t>15–18分钟</w:t>
-            </w:r>
-          </w:p>
-        </w:tc>
-        <w:tc>
-          <w:tcPr>
-            <w:tcW w:type="dxa" w:w="3175"/>
-          </w:tcPr>
-          <w:p>
-            <w:pPr>
-              <w:pStyle w:val="LectureBullet"/>
-            </w:pPr>
-            <w:r/>
-            <w:r>
-              <w:rPr>
-                <w:sz w:val="18"/>
-              </w:rPr>
-              <w:t>教材证据二：系列是分组的，不是排成一条</w:t>
-            </w:r>
-          </w:p>
-        </w:tc>
-        <w:tc>
-          <w:tcPr>
-            <w:tcW w:type="dxa" w:w="3175"/>
-          </w:tcPr>
-          <w:p>
-            <w:pPr>
-              <w:pStyle w:val="LectureBullet"/>
-            </w:pPr>
-            <w:r/>
-            <w:r>
-              <w:rPr>
-                <w:sz w:val="18"/>
-              </w:rPr>
-              <w:t>试着把五款分组</w:t>
-            </w:r>
-          </w:p>
-        </w:tc>
-      </w:tr>
-      <w:tr>
-        <w:tc>
-          <w:tcPr>
-            <w:tcW w:type="dxa" w:w="3175"/>
-          </w:tcPr>
-          <w:p>
-            <w:pPr>
-              <w:pStyle w:val="LectureBullet"/>
-            </w:pPr>
-            <w:r/>
-            <w:r>
-              <w:rPr>
-                <w:sz w:val="18"/>
-              </w:rPr>
-              <w:t>18–20分钟</w:t>
-            </w:r>
-          </w:p>
-        </w:tc>
-        <w:tc>
-          <w:tcPr>
-            <w:tcW w:type="dxa" w:w="3175"/>
-          </w:tcPr>
-          <w:p>
-            <w:pPr>
-              <w:pStyle w:val="LectureBullet"/>
-            </w:pPr>
-            <w:r/>
-            <w:r>
-              <w:rPr>
-                <w:sz w:val="18"/>
-              </w:rPr>
-              <w:t>核心词汇四个术语</w:t>
-            </w:r>
-          </w:p>
-        </w:tc>
-        <w:tc>
-          <w:tcPr>
-            <w:tcW w:type="dxa" w:w="3175"/>
-          </w:tcPr>
-          <w:p>
-            <w:pPr>
-              <w:pStyle w:val="LectureBullet"/>
-            </w:pPr>
-            <w:r/>
-            <w:r>
-              <w:rPr>
-                <w:sz w:val="18"/>
-              </w:rPr>
-              <w:t>—</w:t>
-            </w:r>
-          </w:p>
-        </w:tc>
-      </w:tr>
-      <w:tr>
-        <w:tc>
-          <w:tcPr>
-            <w:tcW w:type="dxa" w:w="3175"/>
-          </w:tcPr>
-          <w:p>
-            <w:pPr>
-              <w:pStyle w:val="LectureBullet"/>
-            </w:pPr>
-            <w:r/>
-            <w:r>
-              <w:rPr>
-                <w:sz w:val="18"/>
-              </w:rPr>
-              <w:t>20–22分钟</w:t>
-            </w:r>
-          </w:p>
-        </w:tc>
-        <w:tc>
-          <w:tcPr>
-            <w:tcW w:type="dxa" w:w="3175"/>
-          </w:tcPr>
-          <w:p>
-            <w:pPr>
-              <w:pStyle w:val="LectureBullet"/>
-            </w:pPr>
-            <w:r/>
-            <w:r>
-              <w:rPr>
-                <w:sz w:val="18"/>
-              </w:rPr>
-              <w:t>概念模型：受控修改最容易失控的四处</w:t>
-            </w:r>
-          </w:p>
-        </w:tc>
-        <w:tc>
-          <w:tcPr>
-            <w:tcW w:type="dxa" w:w="3175"/>
-          </w:tcPr>
-          <w:p>
-            <w:pPr>
-              <w:pStyle w:val="LectureBullet"/>
-            </w:pPr>
-            <w:r/>
-            <w:r>
-              <w:rPr>
-                <w:sz w:val="18"/>
-              </w:rPr>
-              <w:t>对照四条失败信号自查</w:t>
-            </w:r>
-          </w:p>
-        </w:tc>
-      </w:tr>
-      <w:tr>
-        <w:tc>
-          <w:tcPr>
-            <w:tcW w:type="dxa" w:w="3175"/>
-          </w:tcPr>
-          <w:p>
-            <w:pPr>
-              <w:pStyle w:val="LectureBullet"/>
-            </w:pPr>
-            <w:r/>
-            <w:r>
-              <w:rPr>
-                <w:sz w:val="18"/>
-              </w:rPr>
-              <w:t>22–27分钟</w:t>
-            </w:r>
-          </w:p>
-        </w:tc>
-        <w:tc>
-          <w:tcPr>
-            <w:tcW w:type="dxa" w:w="3175"/>
-          </w:tcPr>
-          <w:p>
-            <w:pPr>
-              <w:pStyle w:val="LectureBullet"/>
-            </w:pPr>
-            <w:r/>
-            <w:r>
-              <w:rPr>
-                <w:sz w:val="18"/>
-              </w:rPr>
-              <w:t>比较判断（三处走偏）、设计师案例A与B</w:t>
-            </w:r>
-          </w:p>
-        </w:tc>
-        <w:tc>
-          <w:tcPr>
-            <w:tcW w:type="dxa" w:w="3175"/>
-          </w:tcPr>
-          <w:p>
-            <w:pPr>
-              <w:pStyle w:val="LectureBullet"/>
-            </w:pPr>
-            <w:r/>
-            <w:r>
-              <w:rPr>
-                <w:sz w:val="18"/>
-              </w:rPr>
-              <w:t>做三次检验</w:t>
-            </w:r>
-          </w:p>
-        </w:tc>
-      </w:tr>
-      <w:tr>
-        <w:tc>
-          <w:tcPr>
-            <w:tcW w:type="dxa" w:w="3175"/>
-          </w:tcPr>
-          <w:p>
-            <w:pPr>
-              <w:pStyle w:val="LectureBullet"/>
-            </w:pPr>
-            <w:r/>
-            <w:r>
-              <w:rPr>
-                <w:sz w:val="18"/>
-              </w:rPr>
-              <w:t>27–45分钟</w:t>
-            </w:r>
-          </w:p>
-        </w:tc>
-        <w:tc>
-          <w:tcPr>
-            <w:tcW w:type="dxa" w:w="3175"/>
-          </w:tcPr>
-          <w:p>
-            <w:pPr>
-              <w:pStyle w:val="LectureBullet"/>
-            </w:pPr>
-            <w:r/>
-            <w:r>
-              <w:rPr>
-                <w:sz w:val="18"/>
-              </w:rPr>
-              <w:t>第1课时实操：28分钟四阶段（诊断·工作站·同尺度·决策）</w:t>
-            </w:r>
-          </w:p>
-        </w:tc>
-        <w:tc>
-          <w:tcPr>
-            <w:tcW w:type="dxa" w:w="3175"/>
-          </w:tcPr>
-          <w:p>
-            <w:pPr>
-              <w:pStyle w:val="LectureBullet"/>
-            </w:pPr>
-            <w:r/>
-            <w:r>
-              <w:rPr>
-                <w:sz w:val="18"/>
-              </w:rPr>
-              <w:t>红黄绿标记＋四组单变量实验</w:t>
-            </w:r>
-          </w:p>
-        </w:tc>
-      </w:tr>
-      <w:tr>
-        <w:tc>
-          <w:tcPr>
-            <w:tcW w:type="dxa" w:w="3175"/>
-          </w:tcPr>
-          <w:p>
-            <w:pPr>
-              <w:pStyle w:val="LectureBullet"/>
-            </w:pPr>
-            <w:r/>
-            <w:r>
-              <w:rPr>
-                <w:sz w:val="18"/>
-              </w:rPr>
-              <w:t>45–46分钟</w:t>
-            </w:r>
-          </w:p>
-        </w:tc>
-        <w:tc>
-          <w:tcPr>
-            <w:tcW w:type="dxa" w:w="3175"/>
-          </w:tcPr>
-          <w:p>
-            <w:pPr>
-              <w:pStyle w:val="LectureBullet"/>
-            </w:pPr>
-            <w:r/>
-            <w:r>
-              <w:rPr>
-                <w:sz w:val="18"/>
-              </w:rPr>
-              <w:t>第2课时开场：把有效结果分配到五款角色</w:t>
-            </w:r>
-          </w:p>
-        </w:tc>
-        <w:tc>
-          <w:tcPr>
-            <w:tcW w:type="dxa" w:w="3175"/>
-          </w:tcPr>
-          <w:p>
-            <w:pPr>
-              <w:pStyle w:val="LectureBullet"/>
-            </w:pPr>
-            <w:r/>
-            <w:r>
-              <w:rPr>
-                <w:sz w:val="18"/>
-              </w:rPr>
-              <w:t>—</w:t>
-            </w:r>
-          </w:p>
-        </w:tc>
-      </w:tr>
-      <w:tr>
-        <w:tc>
-          <w:tcPr>
-            <w:tcW w:type="dxa" w:w="3175"/>
-          </w:tcPr>
-          <w:p>
-            <w:pPr>
-              <w:pStyle w:val="LectureBullet"/>
-            </w:pPr>
-            <w:r/>
-            <w:r>
-              <w:rPr>
-                <w:sz w:val="18"/>
-              </w:rPr>
-              <w:t>46–54分钟</w:t>
-            </w:r>
-          </w:p>
-        </w:tc>
-        <w:tc>
-          <w:tcPr>
-            <w:tcW w:type="dxa" w:w="3175"/>
-          </w:tcPr>
-          <w:p>
-            <w:pPr>
-              <w:pStyle w:val="LectureBullet"/>
-            </w:pPr>
-            <w:r/>
-            <w:r>
-              <w:rPr>
-                <w:sz w:val="18"/>
-              </w:rPr>
-              <w:t>操作动词八个、变量矩阵、受控实验、系列应用</w:t>
-            </w:r>
-          </w:p>
-        </w:tc>
-        <w:tc>
-          <w:tcPr>
-            <w:tcW w:type="dxa" w:w="3175"/>
-          </w:tcPr>
-          <w:p>
-            <w:pPr>
-              <w:pStyle w:val="LectureBullet"/>
-            </w:pPr>
-            <w:r/>
-            <w:r>
-              <w:rPr>
-                <w:sz w:val="18"/>
-              </w:rPr>
-              <w:t>冻结基准型，只在一行换列</w:t>
-            </w:r>
-          </w:p>
-        </w:tc>
-      </w:tr>
-      <w:tr>
-        <w:tc>
-          <w:tcPr>
-            <w:tcW w:type="dxa" w:w="3175"/>
-          </w:tcPr>
-          <w:p>
-            <w:pPr>
-              <w:pStyle w:val="LectureBullet"/>
-            </w:pPr>
-            <w:r/>
-            <w:r>
-              <w:rPr>
-                <w:sz w:val="18"/>
-              </w:rPr>
-              <w:t>54–82分钟</w:t>
-            </w:r>
-          </w:p>
-        </w:tc>
-        <w:tc>
-          <w:tcPr>
-            <w:tcW w:type="dxa" w:w="3175"/>
-          </w:tcPr>
-          <w:p>
-            <w:pPr>
-              <w:pStyle w:val="LectureBullet"/>
-            </w:pPr>
-            <w:r/>
-            <w:r>
-              <w:rPr>
-                <w:sz w:val="18"/>
-              </w:rPr>
-              <w:t>第2课时实操：28分钟四阶段（局部·重构·CMF·评图）</w:t>
-            </w:r>
-          </w:p>
-        </w:tc>
-        <w:tc>
-          <w:tcPr>
-            <w:tcW w:type="dxa" w:w="3175"/>
-          </w:tcPr>
-          <w:p>
-            <w:pPr>
-              <w:pStyle w:val="LectureBullet"/>
-            </w:pPr>
-            <w:r/>
-            <w:r>
-              <w:rPr>
-                <w:sz w:val="18"/>
-              </w:rPr>
-              <w:t>关键局部样＋五款重构</w:t>
-            </w:r>
-          </w:p>
-        </w:tc>
-      </w:tr>
-      <w:tr>
-        <w:tc>
-          <w:tcPr>
-            <w:tcW w:type="dxa" w:w="3175"/>
-          </w:tcPr>
-          <w:p>
-            <w:pPr>
-              <w:pStyle w:val="LectureBullet"/>
-            </w:pPr>
-            <w:r/>
-            <w:r>
-              <w:rPr>
-                <w:sz w:val="18"/>
-              </w:rPr>
-              <w:t>82–87分钟</w:t>
-            </w:r>
-          </w:p>
-        </w:tc>
-        <w:tc>
-          <w:tcPr>
-            <w:tcW w:type="dxa" w:w="3175"/>
-          </w:tcPr>
-          <w:p>
-            <w:pPr>
-              <w:pStyle w:val="LectureBullet"/>
-            </w:pPr>
-            <w:r/>
-            <w:r>
-              <w:rPr>
-                <w:sz w:val="18"/>
-              </w:rPr>
-              <w:t>提交证据四类、同伴讲评、形成性评价</w:t>
-            </w:r>
-          </w:p>
-        </w:tc>
-        <w:tc>
-          <w:tcPr>
-            <w:tcW w:type="dxa" w:w="3175"/>
-          </w:tcPr>
-          <w:p>
-            <w:pPr>
-              <w:pStyle w:val="LectureBullet"/>
-            </w:pPr>
-            <w:r/>
-            <w:r>
-              <w:rPr>
-                <w:sz w:val="18"/>
-              </w:rPr>
-              <w:t>按四类证据自查板面</w:t>
-            </w:r>
-          </w:p>
-        </w:tc>
-      </w:tr>
-      <w:tr>
-        <w:tc>
-          <w:tcPr>
-            <w:tcW w:type="dxa" w:w="3175"/>
-          </w:tcPr>
-          <w:p>
-            <w:pPr>
-              <w:pStyle w:val="LectureBullet"/>
-            </w:pPr>
-            <w:r/>
-            <w:r>
-              <w:rPr>
-                <w:sz w:val="18"/>
-              </w:rPr>
-              <w:t>87–90分钟</w:t>
-            </w:r>
-          </w:p>
-        </w:tc>
-        <w:tc>
-          <w:tcPr>
-            <w:tcW w:type="dxa" w:w="3175"/>
-          </w:tcPr>
-          <w:p>
-            <w:pPr>
-              <w:pStyle w:val="LectureBullet"/>
-            </w:pPr>
-            <w:r/>
-            <w:r>
-              <w:rPr>
-                <w:sz w:val="18"/>
-              </w:rPr>
-              <w:t>第15周准备与一句话小结</w:t>
-            </w:r>
-          </w:p>
-        </w:tc>
-        <w:tc>
-          <w:tcPr>
-            <w:tcW w:type="dxa" w:w="3175"/>
-          </w:tcPr>
-          <w:p>
-            <w:pPr>
-              <w:pStyle w:val="LectureBullet"/>
-            </w:pPr>
-            <w:r/>
-            <w:r>
-              <w:rPr>
-                <w:sz w:val="18"/>
-              </w:rPr>
-              <w:t>写出场顺序与一句话小结</w:t>
-            </w:r>
-          </w:p>
-        </w:tc>
-      </w:tr>
-    </w:tbl>
+    <w:p>
+      <w:pPr>
+        <w:pStyle w:val="LectureBullet"/>
+      </w:pPr>
+      <w:r/>
+      <w:r>
+        <w:rPr>
+          <w:b/>
+          <w:sz w:val="18"/>
+        </w:rPr>
+        <w:t>时间</w:t>
+      </w:r>
+    </w:p>
+    <w:p>
+      <w:pPr>
+        <w:pStyle w:val="LectureBullet"/>
+      </w:pPr>
+      <w:r/>
+      <w:r>
+        <w:rPr>
+          <w:b/>
+          <w:sz w:val="18"/>
+        </w:rPr>
+        <w:t>内容</w:t>
+      </w:r>
+    </w:p>
+    <w:p>
+      <w:pPr>
+        <w:pStyle w:val="LectureBullet"/>
+      </w:pPr>
+      <w:r/>
+      <w:r>
+        <w:rPr>
+          <w:b/>
+          <w:sz w:val="18"/>
+        </w:rPr>
+        <w:t>学生动作</w:t>
+      </w:r>
+    </w:p>
+    <w:p>
+      <w:pPr>
+        <w:pStyle w:val="LectureBullet"/>
+      </w:pPr>
+      <w:r/>
+      <w:r>
+        <w:rPr>
+          <w:sz w:val="18"/>
+        </w:rPr>
+        <w:t>0–2分钟</w:t>
+      </w:r>
+    </w:p>
+    <w:p>
+      <w:pPr>
+        <w:pStyle w:val="LectureBullet"/>
+      </w:pPr>
+      <w:r/>
+      <w:r>
+        <w:rPr>
+          <w:sz w:val="18"/>
+        </w:rPr>
+        <w:t>封面与十六周总图</w:t>
+      </w:r>
+    </w:p>
+    <w:p>
+      <w:pPr>
+        <w:pStyle w:val="LectureBullet"/>
+      </w:pPr>
+      <w:r/>
+      <w:r>
+        <w:rPr>
+          <w:sz w:val="18"/>
+        </w:rPr>
+        <w:t>摊开命题卡与五款雏形</w:t>
+      </w:r>
+    </w:p>
+    <w:p>
+      <w:pPr>
+        <w:pStyle w:val="LectureBullet"/>
+      </w:pPr>
+      <w:r/>
+      <w:r>
+        <w:rPr>
+          <w:sz w:val="18"/>
+        </w:rPr>
+        <w:t>2–5分钟</w:t>
+      </w:r>
+    </w:p>
+    <w:p>
+      <w:pPr>
+        <w:pStyle w:val="LectureBullet"/>
+      </w:pPr>
+      <w:r/>
+      <w:r>
+        <w:rPr>
+          <w:sz w:val="18"/>
+        </w:rPr>
+        <w:t>学习目标：四项可见证据与提交规格</w:t>
+      </w:r>
+    </w:p>
+    <w:p>
+      <w:pPr>
+        <w:pStyle w:val="LectureBullet"/>
+      </w:pPr>
+      <w:r/>
+      <w:r>
+        <w:rPr>
+          <w:sz w:val="18"/>
+        </w:rPr>
+        <w:t>确认要交的五样</w:t>
+      </w:r>
+    </w:p>
+    <w:p>
+      <w:pPr>
+        <w:pStyle w:val="LectureBullet"/>
+      </w:pPr>
+      <w:r/>
+      <w:r>
+        <w:rPr>
+          <w:sz w:val="18"/>
+        </w:rPr>
+        <w:t>5–9分钟</w:t>
+      </w:r>
+    </w:p>
+    <w:p>
+      <w:pPr>
+        <w:pStyle w:val="LectureBullet"/>
+      </w:pPr>
+      <w:r/>
+      <w:r>
+        <w:rPr>
+          <w:sz w:val="18"/>
+        </w:rPr>
+        <w:t>第13周→本周衔接页（含开场2分钟）</w:t>
+      </w:r>
+    </w:p>
+    <w:p>
+      <w:pPr>
+        <w:pStyle w:val="LectureBullet"/>
+      </w:pPr>
+      <w:r/>
+      <w:r>
+        <w:rPr>
+          <w:sz w:val="18"/>
+        </w:rPr>
+        <w:t>圈出今天要压的1条规则，抄下3个禁用项</w:t>
+      </w:r>
+    </w:p>
+    <w:p>
+      <w:pPr>
+        <w:pStyle w:val="LectureBullet"/>
+      </w:pPr>
+      <w:r/>
+      <w:r>
+        <w:rPr>
+          <w:sz w:val="18"/>
+        </w:rPr>
+        <w:t>9–12分钟</w:t>
+      </w:r>
+    </w:p>
+    <w:p>
+      <w:pPr>
+        <w:pStyle w:val="LectureBullet"/>
+      </w:pPr>
+      <w:r/>
+      <w:r>
+        <w:rPr>
+          <w:sz w:val="18"/>
+        </w:rPr>
+        <w:t>大纲对照：本周是最后一次实操机会</w:t>
+      </w:r>
+    </w:p>
+    <w:p>
+      <w:pPr>
+        <w:pStyle w:val="LectureBullet"/>
+      </w:pPr>
+      <w:r/>
+      <w:r>
+        <w:rPr>
+          <w:sz w:val="18"/>
+        </w:rPr>
+        <w:t>—</w:t>
+      </w:r>
+    </w:p>
+    <w:p>
+      <w:pPr>
+        <w:pStyle w:val="LectureBullet"/>
+      </w:pPr>
+      <w:r/>
+      <w:r>
+        <w:rPr>
+          <w:sz w:val="18"/>
+        </w:rPr>
+        <w:t>12–15分钟</w:t>
+      </w:r>
+    </w:p>
+    <w:p>
+      <w:pPr>
+        <w:pStyle w:val="LectureBullet"/>
+      </w:pPr>
+      <w:r/>
+      <w:r>
+        <w:rPr>
+          <w:sz w:val="18"/>
+        </w:rPr>
+        <w:t>教材证据一：加法与减法（难度不对等）</w:t>
+      </w:r>
+    </w:p>
+    <w:p>
+      <w:pPr>
+        <w:pStyle w:val="LectureBullet"/>
+      </w:pPr>
+      <w:r/>
+      <w:r>
+        <w:rPr>
+          <w:sz w:val="18"/>
+        </w:rPr>
+        <w:t>数自己四组实验里有几组减法</w:t>
+      </w:r>
+    </w:p>
+    <w:p>
+      <w:pPr>
+        <w:pStyle w:val="LectureBullet"/>
+      </w:pPr>
+      <w:r/>
+      <w:r>
+        <w:rPr>
+          <w:sz w:val="18"/>
+        </w:rPr>
+        <w:t>15–18分钟</w:t>
+      </w:r>
+    </w:p>
+    <w:p>
+      <w:pPr>
+        <w:pStyle w:val="LectureBullet"/>
+      </w:pPr>
+      <w:r/>
+      <w:r>
+        <w:rPr>
+          <w:sz w:val="18"/>
+        </w:rPr>
+        <w:t>教材证据二：系列是分组的，不是排成一条</w:t>
+      </w:r>
+    </w:p>
+    <w:p>
+      <w:pPr>
+        <w:pStyle w:val="LectureBullet"/>
+      </w:pPr>
+      <w:r/>
+      <w:r>
+        <w:rPr>
+          <w:sz w:val="18"/>
+        </w:rPr>
+        <w:t>试着把五款分组</w:t>
+      </w:r>
+    </w:p>
+    <w:p>
+      <w:pPr>
+        <w:pStyle w:val="LectureBullet"/>
+      </w:pPr>
+      <w:r/>
+      <w:r>
+        <w:rPr>
+          <w:sz w:val="18"/>
+        </w:rPr>
+        <w:t>18–20分钟</w:t>
+      </w:r>
+    </w:p>
+    <w:p>
+      <w:pPr>
+        <w:pStyle w:val="LectureBullet"/>
+      </w:pPr>
+      <w:r/>
+      <w:r>
+        <w:rPr>
+          <w:sz w:val="18"/>
+        </w:rPr>
+        <w:t>核心词汇四个术语</w:t>
+      </w:r>
+    </w:p>
+    <w:p>
+      <w:pPr>
+        <w:pStyle w:val="LectureBullet"/>
+      </w:pPr>
+      <w:r/>
+      <w:r>
+        <w:rPr>
+          <w:sz w:val="18"/>
+        </w:rPr>
+        <w:t>—</w:t>
+      </w:r>
+    </w:p>
+    <w:p>
+      <w:pPr>
+        <w:pStyle w:val="LectureBullet"/>
+      </w:pPr>
+      <w:r/>
+      <w:r>
+        <w:rPr>
+          <w:sz w:val="18"/>
+        </w:rPr>
+        <w:t>20–22分钟</w:t>
+      </w:r>
+    </w:p>
+    <w:p>
+      <w:pPr>
+        <w:pStyle w:val="LectureBullet"/>
+      </w:pPr>
+      <w:r/>
+      <w:r>
+        <w:rPr>
+          <w:sz w:val="18"/>
+        </w:rPr>
+        <w:t>概念模型：受控修改最容易失控的四处</w:t>
+      </w:r>
+    </w:p>
+    <w:p>
+      <w:pPr>
+        <w:pStyle w:val="LectureBullet"/>
+      </w:pPr>
+      <w:r/>
+      <w:r>
+        <w:rPr>
+          <w:sz w:val="18"/>
+        </w:rPr>
+        <w:t>对照四条失败信号自查</w:t>
+      </w:r>
+    </w:p>
+    <w:p>
+      <w:pPr>
+        <w:pStyle w:val="LectureBullet"/>
+      </w:pPr>
+      <w:r/>
+      <w:r>
+        <w:rPr>
+          <w:sz w:val="18"/>
+        </w:rPr>
+        <w:t>22–27分钟</w:t>
+      </w:r>
+    </w:p>
+    <w:p>
+      <w:pPr>
+        <w:pStyle w:val="LectureBullet"/>
+      </w:pPr>
+      <w:r/>
+      <w:r>
+        <w:rPr>
+          <w:sz w:val="18"/>
+        </w:rPr>
+        <w:t>比较判断（三处走偏）、设计师案例A与B</w:t>
+      </w:r>
+    </w:p>
+    <w:p>
+      <w:pPr>
+        <w:pStyle w:val="LectureBullet"/>
+      </w:pPr>
+      <w:r/>
+      <w:r>
+        <w:rPr>
+          <w:sz w:val="18"/>
+        </w:rPr>
+        <w:t>做三次检验</w:t>
+      </w:r>
+    </w:p>
+    <w:p>
+      <w:pPr>
+        <w:pStyle w:val="LectureBullet"/>
+      </w:pPr>
+      <w:r/>
+      <w:r>
+        <w:rPr>
+          <w:sz w:val="18"/>
+        </w:rPr>
+        <w:t>27–45分钟</w:t>
+      </w:r>
+    </w:p>
+    <w:p>
+      <w:pPr>
+        <w:pStyle w:val="LectureBullet"/>
+      </w:pPr>
+      <w:r/>
+      <w:r>
+        <w:rPr>
+          <w:sz w:val="18"/>
+        </w:rPr>
+        <w:t>第1课时实操：28分钟四阶段（诊断·工作站·同尺度·决策）</w:t>
+      </w:r>
+    </w:p>
+    <w:p>
+      <w:pPr>
+        <w:pStyle w:val="LectureBullet"/>
+      </w:pPr>
+      <w:r/>
+      <w:r>
+        <w:rPr>
+          <w:sz w:val="18"/>
+        </w:rPr>
+        <w:t>红黄绿标记＋四组单变量实验</w:t>
+      </w:r>
+    </w:p>
+    <w:p>
+      <w:pPr>
+        <w:pStyle w:val="LectureBullet"/>
+      </w:pPr>
+      <w:r/>
+      <w:r>
+        <w:rPr>
+          <w:sz w:val="18"/>
+        </w:rPr>
+        <w:t>45–46分钟</w:t>
+      </w:r>
+    </w:p>
+    <w:p>
+      <w:pPr>
+        <w:pStyle w:val="LectureBullet"/>
+      </w:pPr>
+      <w:r/>
+      <w:r>
+        <w:rPr>
+          <w:sz w:val="18"/>
+        </w:rPr>
+        <w:t>第2课时开场：把有效结果分配到五款角色</w:t>
+      </w:r>
+    </w:p>
+    <w:p>
+      <w:pPr>
+        <w:pStyle w:val="LectureBullet"/>
+      </w:pPr>
+      <w:r/>
+      <w:r>
+        <w:rPr>
+          <w:sz w:val="18"/>
+        </w:rPr>
+        <w:t>—</w:t>
+      </w:r>
+    </w:p>
+    <w:p>
+      <w:pPr>
+        <w:pStyle w:val="LectureBullet"/>
+      </w:pPr>
+      <w:r/>
+      <w:r>
+        <w:rPr>
+          <w:sz w:val="18"/>
+        </w:rPr>
+        <w:t>46–54分钟</w:t>
+      </w:r>
+    </w:p>
+    <w:p>
+      <w:pPr>
+        <w:pStyle w:val="LectureBullet"/>
+      </w:pPr>
+      <w:r/>
+      <w:r>
+        <w:rPr>
+          <w:sz w:val="18"/>
+        </w:rPr>
+        <w:t>操作动词八个、变量矩阵、受控实验、系列应用</w:t>
+      </w:r>
+    </w:p>
+    <w:p>
+      <w:pPr>
+        <w:pStyle w:val="LectureBullet"/>
+      </w:pPr>
+      <w:r/>
+      <w:r>
+        <w:rPr>
+          <w:sz w:val="18"/>
+        </w:rPr>
+        <w:t>冻结基准型，只在一行换列</w:t>
+      </w:r>
+    </w:p>
+    <w:p>
+      <w:pPr>
+        <w:pStyle w:val="LectureBullet"/>
+      </w:pPr>
+      <w:r/>
+      <w:r>
+        <w:rPr>
+          <w:sz w:val="18"/>
+        </w:rPr>
+        <w:t>54–82分钟</w:t>
+      </w:r>
+    </w:p>
+    <w:p>
+      <w:pPr>
+        <w:pStyle w:val="LectureBullet"/>
+      </w:pPr>
+      <w:r/>
+      <w:r>
+        <w:rPr>
+          <w:sz w:val="18"/>
+        </w:rPr>
+        <w:t>第2课时实操：28分钟四阶段（局部·重构·CMF·评图）</w:t>
+      </w:r>
+    </w:p>
+    <w:p>
+      <w:pPr>
+        <w:pStyle w:val="LectureBullet"/>
+      </w:pPr>
+      <w:r/>
+      <w:r>
+        <w:rPr>
+          <w:sz w:val="18"/>
+        </w:rPr>
+        <w:t>关键局部样＋五款重构</w:t>
+      </w:r>
+    </w:p>
+    <w:p>
+      <w:pPr>
+        <w:pStyle w:val="LectureBullet"/>
+      </w:pPr>
+      <w:r/>
+      <w:r>
+        <w:rPr>
+          <w:sz w:val="18"/>
+        </w:rPr>
+        <w:t>82–87分钟</w:t>
+      </w:r>
+    </w:p>
+    <w:p>
+      <w:pPr>
+        <w:pStyle w:val="LectureBullet"/>
+      </w:pPr>
+      <w:r/>
+      <w:r>
+        <w:rPr>
+          <w:sz w:val="18"/>
+        </w:rPr>
+        <w:t>提交证据四类、同伴讲评、形成性评价</w:t>
+      </w:r>
+    </w:p>
+    <w:p>
+      <w:pPr>
+        <w:pStyle w:val="LectureBullet"/>
+      </w:pPr>
+      <w:r/>
+      <w:r>
+        <w:rPr>
+          <w:sz w:val="18"/>
+        </w:rPr>
+        <w:t>按四类证据自查板面</w:t>
+      </w:r>
+    </w:p>
+    <w:p>
+      <w:pPr>
+        <w:pStyle w:val="LectureBullet"/>
+      </w:pPr>
+      <w:r/>
+      <w:r>
+        <w:rPr>
+          <w:sz w:val="18"/>
+        </w:rPr>
+        <w:t>87–90分钟</w:t>
+      </w:r>
+    </w:p>
+    <w:p>
+      <w:pPr>
+        <w:pStyle w:val="LectureBullet"/>
+      </w:pPr>
+      <w:r/>
+      <w:r>
+        <w:rPr>
+          <w:sz w:val="18"/>
+        </w:rPr>
+        <w:t>第15周准备与一句话小结</w:t>
+      </w:r>
+    </w:p>
+    <w:p>
+      <w:pPr>
+        <w:pStyle w:val="LectureBullet"/>
+      </w:pPr>
+      <w:r/>
+      <w:r>
+        <w:rPr>
+          <w:sz w:val="18"/>
+        </w:rPr>
+        <w:t>写出场顺序与一句话小结</w:t>
+      </w:r>
+    </w:p>
     <w:p>
       <w:pPr/>
       <w:r>
@@ -1149,36 +847,18 @@
         <w:t>建议时间：1.5分钟　｜　课堂功能：开场，用封面五套示范“带对照组的系列”</w:t>
       </w:r>
     </w:p>
-    <w:tbl>
-      <w:tblPr>
-        <w:tblStyle w:val="TableGrid"/>
-        <w:tblW w:type="auto" w:w="0"/>
-        <w:tblLook w:firstColumn="1" w:firstRow="1" w:lastColumn="0" w:lastRow="0" w:noHBand="0" w:noVBand="1" w:val="04A0"/>
-      </w:tblPr>
-      <w:tblGrid>
-        <w:gridCol w:w="9524"/>
-      </w:tblGrid>
-      <w:tr>
-        <w:tc>
-          <w:tcPr>
-            <w:tcW w:type="dxa" w:w="9524"/>
-            <w:shd w:val="clear" w:fill="F2F2F2"/>
-          </w:tcPr>
-          <w:p>
-            <w:pPr>
-              <w:pStyle w:val="LectureBullet"/>
-            </w:pPr>
-            <w:r/>
-            <w:r>
-              <w:rPr>
-                <w:sz w:val="19"/>
-              </w:rPr>
-              <w:t>【教师动作｜不发言】 显示封面五套；重点停在02——把图案拿掉后的对照。</w:t>
-            </w:r>
-          </w:p>
-        </w:tc>
-      </w:tr>
-    </w:tbl>
+    <w:p>
+      <w:pPr>
+        <w:pStyle w:val="LectureBullet"/>
+      </w:pPr>
+      <w:r/>
+      <w:r>
+        <w:rPr>
+          <w:sz w:val="19"/>
+        </w:rPr>
+        <w:t>【教师动作｜不发言】 显示封面五套；重点停在02——把图案拿掉后的对照。</w:t>
+      </w:r>
+    </w:p>
     <w:p>
       <w:pPr/>
       <w:r>
@@ -1245,36 +925,18 @@
         <w:t>• 提问：“你的五款里，有没有一款是‘拿掉装饰之后’的对照？”</w:t>
       </w:r>
     </w:p>
-    <w:tbl>
-      <w:tblPr>
-        <w:tblStyle w:val="TableGrid"/>
-        <w:tblW w:type="auto" w:w="0"/>
-        <w:tblLook w:firstColumn="1" w:firstRow="1" w:lastColumn="0" w:lastRow="0" w:noHBand="0" w:noVBand="1" w:val="04A0"/>
-      </w:tblPr>
-      <w:tblGrid>
-        <w:gridCol w:w="9524"/>
-      </w:tblGrid>
-      <w:tr>
-        <w:tc>
-          <w:tcPr>
-            <w:tcW w:type="dxa" w:w="9524"/>
-            <w:shd w:val="clear" w:fill="F2F2F2"/>
-          </w:tcPr>
-          <w:p>
-            <w:pPr>
-              <w:pStyle w:val="LectureBullet"/>
-            </w:pPr>
-            <w:r/>
-            <w:r>
-              <w:rPr>
-                <w:sz w:val="19"/>
-              </w:rPr>
-              <w:t>【转场语】 先把第14周放回十六周的位置。</w:t>
-            </w:r>
-          </w:p>
-        </w:tc>
-      </w:tr>
-    </w:tbl>
+    <w:p>
+      <w:pPr>
+        <w:pStyle w:val="LectureBullet"/>
+      </w:pPr>
+      <w:r/>
+      <w:r>
+        <w:rPr>
+          <w:sz w:val="19"/>
+        </w:rPr>
+        <w:t>【转场语】 先把第14周放回十六周的位置。</w:t>
+      </w:r>
+    </w:p>
     <w:p>
       <w:pPr>
         <w:pStyle w:val="SlideTitle"/>
@@ -1291,36 +953,18 @@
         <w:t>建议时间：0.5分钟　｜　课堂功能：定位第14周为结构定型周</w:t>
       </w:r>
     </w:p>
-    <w:tbl>
-      <w:tblPr>
-        <w:tblStyle w:val="TableGrid"/>
-        <w:tblW w:type="auto" w:w="0"/>
-        <w:tblLook w:firstColumn="1" w:firstRow="1" w:lastColumn="0" w:lastRow="0" w:noHBand="0" w:noVBand="1" w:val="04A0"/>
-      </w:tblPr>
-      <w:tblGrid>
-        <w:gridCol w:w="9524"/>
-      </w:tblGrid>
-      <w:tr>
-        <w:tc>
-          <w:tcPr>
-            <w:tcW w:type="dxa" w:w="9524"/>
-            <w:shd w:val="clear" w:fill="F2F2F2"/>
-          </w:tcPr>
-          <w:p>
-            <w:pPr>
-              <w:pStyle w:val="LectureBullet"/>
-            </w:pPr>
-            <w:r/>
-            <w:r>
-              <w:rPr>
-                <w:sz w:val="19"/>
-              </w:rPr>
-              <w:t>【教师动作｜不发言】 指向13–16段，说明第15周只做编辑。</w:t>
-            </w:r>
-          </w:p>
-        </w:tc>
-      </w:tr>
-    </w:tbl>
+    <w:p>
+      <w:pPr>
+        <w:pStyle w:val="LectureBullet"/>
+      </w:pPr>
+      <w:r/>
+      <w:r>
+        <w:rPr>
+          <w:sz w:val="19"/>
+        </w:rPr>
+        <w:t>【教师动作｜不发言】 指向13–16段，说明第15周只做编辑。</w:t>
+      </w:r>
+    </w:p>
     <w:p>
       <w:pPr/>
       <w:r>
@@ -1346,36 +990,18 @@
         <w:t>所以这周是结构定型周。今天以后，结构不再改。</w:t>
       </w:r>
     </w:p>
-    <w:tbl>
-      <w:tblPr>
-        <w:tblStyle w:val="TableGrid"/>
-        <w:tblW w:type="auto" w:w="0"/>
-        <w:tblLook w:firstColumn="1" w:firstRow="1" w:lastColumn="0" w:lastRow="0" w:noHBand="0" w:noVBand="1" w:val="04A0"/>
-      </w:tblPr>
-      <w:tblGrid>
-        <w:gridCol w:w="9524"/>
-      </w:tblGrid>
-      <w:tr>
-        <w:tc>
-          <w:tcPr>
-            <w:tcW w:type="dxa" w:w="9524"/>
-            <w:shd w:val="clear" w:fill="F2F2F2"/>
-          </w:tcPr>
-          <w:p>
-            <w:pPr>
-              <w:pStyle w:val="LectureBullet"/>
-            </w:pPr>
-            <w:r/>
-            <w:r>
-              <w:rPr>
-                <w:sz w:val="19"/>
-              </w:rPr>
-              <w:t>【转场语】 今天要交出什么？</w:t>
-            </w:r>
-          </w:p>
-        </w:tc>
-      </w:tr>
-    </w:tbl>
+    <w:p>
+      <w:pPr>
+        <w:pStyle w:val="LectureBullet"/>
+      </w:pPr>
+      <w:r/>
+      <w:r>
+        <w:rPr>
+          <w:sz w:val="19"/>
+        </w:rPr>
+        <w:t>【转场语】 今天要交出什么？</w:t>
+      </w:r>
+    </w:p>
     <w:p>
       <w:pPr>
         <w:pStyle w:val="SlideTitle"/>
@@ -1392,36 +1018,18 @@
         <w:t>建议时间：2.5分钟　｜　课堂功能：关键判断、难点、成果与提交规格</w:t>
       </w:r>
     </w:p>
-    <w:tbl>
-      <w:tblPr>
-        <w:tblStyle w:val="TableGrid"/>
-        <w:tblW w:type="auto" w:w="0"/>
-        <w:tblLook w:firstColumn="1" w:firstRow="1" w:lastColumn="0" w:lastRow="0" w:noHBand="0" w:noVBand="1" w:val="04A0"/>
-      </w:tblPr>
-      <w:tblGrid>
-        <w:gridCol w:w="9524"/>
-      </w:tblGrid>
-      <w:tr>
-        <w:tc>
-          <w:tcPr>
-            <w:tcW w:type="dxa" w:w="9524"/>
-            <w:shd w:val="clear" w:fill="F2F2F2"/>
-          </w:tcPr>
-          <w:p>
-            <w:pPr>
-              <w:pStyle w:val="LectureBullet"/>
-            </w:pPr>
-            <w:r/>
-            <w:r>
-              <w:rPr>
-                <w:sz w:val="19"/>
-              </w:rPr>
-              <w:t>【教师动作｜不发言】 念四项；提交要求一栏逐样点数（共五样）。</w:t>
-            </w:r>
-          </w:p>
-        </w:tc>
-      </w:tr>
-    </w:tbl>
+    <w:p>
+      <w:pPr>
+        <w:pStyle w:val="LectureBullet"/>
+      </w:pPr>
+      <w:r/>
+      <w:r>
+        <w:rPr>
+          <w:sz w:val="19"/>
+        </w:rPr>
+        <w:t>【教师动作｜不发言】 念四项；提交要求一栏逐样点数（共五样）。</w:t>
+      </w:r>
+    </w:p>
     <w:p>
       <w:pPr/>
       <w:r>
@@ -1496,36 +1104,18 @@
         <w:t>• 请学生复述五样提交物；漏掉“实验审计表”的最多，重点提醒。</w:t>
       </w:r>
     </w:p>
-    <w:tbl>
-      <w:tblPr>
-        <w:tblStyle w:val="TableGrid"/>
-        <w:tblW w:type="auto" w:w="0"/>
-        <w:tblLook w:firstColumn="1" w:firstRow="1" w:lastColumn="0" w:lastRow="0" w:noHBand="0" w:noVBand="1" w:val="04A0"/>
-      </w:tblPr>
-      <w:tblGrid>
-        <w:gridCol w:w="9524"/>
-      </w:tblGrid>
-      <w:tr>
-        <w:tc>
-          <w:tcPr>
-            <w:tcW w:type="dxa" w:w="9524"/>
-            <w:shd w:val="clear" w:fill="F2F2F2"/>
-          </w:tcPr>
-          <w:p>
-            <w:pPr>
-              <w:pStyle w:val="LectureBullet"/>
-            </w:pPr>
-            <w:r/>
-            <w:r>
-              <w:rPr>
-                <w:sz w:val="19"/>
-              </w:rPr>
-              <w:t>【转场语】 今天不从零开始——命题卡上的规则，今天要一条条压。</w:t>
-            </w:r>
-          </w:p>
-        </w:tc>
-      </w:tr>
-    </w:tbl>
+    <w:p>
+      <w:pPr>
+        <w:pStyle w:val="LectureBullet"/>
+      </w:pPr>
+      <w:r/>
+      <w:r>
+        <w:rPr>
+          <w:sz w:val="19"/>
+        </w:rPr>
+        <w:t>【转场语】 今天不从零开始——命题卡上的规则，今天要一条条压。</w:t>
+      </w:r>
+    </w:p>
     <w:p>
       <w:pPr>
         <w:pStyle w:val="SlideTitle"/>
@@ -1542,36 +1132,18 @@
         <w:t>建议时间：3.5分钟（含开场2分钟）　｜　课堂功能：第13周→第14周衔接与术语衔接</w:t>
       </w:r>
     </w:p>
-    <w:tbl>
-      <w:tblPr>
-        <w:tblStyle w:val="TableGrid"/>
-        <w:tblW w:type="auto" w:w="0"/>
-        <w:tblLook w:firstColumn="1" w:firstRow="1" w:lastColumn="0" w:lastRow="0" w:noHBand="0" w:noVBand="1" w:val="04A0"/>
-      </w:tblPr>
-      <w:tblGrid>
-        <w:gridCol w:w="9524"/>
-      </w:tblGrid>
-      <w:tr>
-        <w:tc>
-          <w:tcPr>
-            <w:tcW w:type="dxa" w:w="9524"/>
-            <w:shd w:val="clear" w:fill="F2F2F2"/>
-          </w:tcPr>
-          <w:p>
-            <w:pPr>
-              <w:pStyle w:val="LectureBullet"/>
-            </w:pPr>
-            <w:r/>
-            <w:r>
-              <w:rPr>
-                <w:sz w:val="19"/>
-              </w:rPr>
-              <w:t>【教师动作｜不发言】 先做2分钟开场：圈出今天要压的1条规则，把3个禁用项抄到实验台边。再讲对照表。</w:t>
-            </w:r>
-          </w:p>
-        </w:tc>
-      </w:tr>
-    </w:tbl>
+    <w:p>
+      <w:pPr>
+        <w:pStyle w:val="LectureBullet"/>
+      </w:pPr>
+      <w:r/>
+      <w:r>
+        <w:rPr>
+          <w:sz w:val="19"/>
+        </w:rPr>
+        <w:t>【教师动作｜不发言】 先做2分钟开场：圈出今天要压的1条规则，把3个禁用项抄到实验台边。再讲对照表。</w:t>
+      </w:r>
+    </w:p>
     <w:p>
       <w:pPr/>
       <w:r>
@@ -1654,36 +1226,18 @@
         <w:t>• 若学生想换命题，回应：“换题窗口上周已经关了。今天只压规则，不动命题。”</w:t>
       </w:r>
     </w:p>
-    <w:tbl>
-      <w:tblPr>
-        <w:tblStyle w:val="TableGrid"/>
-        <w:tblW w:type="auto" w:w="0"/>
-        <w:tblLook w:firstColumn="1" w:firstRow="1" w:lastColumn="0" w:lastRow="0" w:noHBand="0" w:noVBand="1" w:val="04A0"/>
-      </w:tblPr>
-      <w:tblGrid>
-        <w:gridCol w:w="9524"/>
-      </w:tblGrid>
-      <w:tr>
-        <w:tc>
-          <w:tcPr>
-            <w:tcW w:type="dxa" w:w="9524"/>
-            <w:shd w:val="clear" w:fill="F2F2F2"/>
-          </w:tcPr>
-          <w:p>
-            <w:pPr>
-              <w:pStyle w:val="LectureBullet"/>
-            </w:pPr>
-            <w:r/>
-            <w:r>
-              <w:rPr>
-                <w:sz w:val="19"/>
-              </w:rPr>
-              <w:t>【转场语】 动手之前，先说清楚这周成果落到哪里。</w:t>
-            </w:r>
-          </w:p>
-        </w:tc>
-      </w:tr>
-    </w:tbl>
+    <w:p>
+      <w:pPr>
+        <w:pStyle w:val="LectureBullet"/>
+      </w:pPr>
+      <w:r/>
+      <w:r>
+        <w:rPr>
+          <w:sz w:val="19"/>
+        </w:rPr>
+        <w:t>【转场语】 动手之前，先说清楚这周成果落到哪里。</w:t>
+      </w:r>
+    </w:p>
     <w:p>
       <w:pPr>
         <w:pStyle w:val="SlideTitle"/>
@@ -1700,36 +1254,18 @@
         <w:t>建议时间：3分钟　｜　课堂功能：与课程大纲、毕业要求、考核大纲的五项对照</w:t>
       </w:r>
     </w:p>
-    <w:tbl>
-      <w:tblPr>
-        <w:tblStyle w:val="TableGrid"/>
-        <w:tblW w:type="auto" w:w="0"/>
-        <w:tblLook w:firstColumn="1" w:firstRow="1" w:lastColumn="0" w:lastRow="0" w:noHBand="0" w:noVBand="1" w:val="04A0"/>
-      </w:tblPr>
-      <w:tblGrid>
-        <w:gridCol w:w="9524"/>
-      </w:tblGrid>
-      <w:tr>
-        <w:tc>
-          <w:tcPr>
-            <w:tcW w:type="dxa" w:w="9524"/>
-            <w:shd w:val="clear" w:fill="F2F2F2"/>
-          </w:tcPr>
-          <w:p>
-            <w:pPr>
-              <w:pStyle w:val="LectureBullet"/>
-            </w:pPr>
-            <w:r/>
-            <w:r>
-              <w:rPr>
-                <w:sz w:val="19"/>
-              </w:rPr>
-              <w:t>【教师动作｜不发言】 逐条念五项；在“最后一次实操机会”与“第15周不再改结构”两处停顿。</w:t>
-            </w:r>
-          </w:p>
-        </w:tc>
-      </w:tr>
-    </w:tbl>
+    <w:p>
+      <w:pPr>
+        <w:pStyle w:val="LectureBullet"/>
+      </w:pPr>
+      <w:r/>
+      <w:r>
+        <w:rPr>
+          <w:sz w:val="19"/>
+        </w:rPr>
+        <w:t>【教师动作｜不发言】 逐条念五项；在“最后一次实操机会”与“第15周不再改结构”两处停顿。</w:t>
+      </w:r>
+    </w:p>
     <w:p>
       <w:pPr/>
       <w:r>
@@ -1787,36 +1323,18 @@
         <w:t>期末实践占百分之六十：修订后的五款直接进入期末系列。这周没验证的结构，期末只能靠效果图硬撑。</w:t>
       </w:r>
     </w:p>
-    <w:tbl>
-      <w:tblPr>
-        <w:tblStyle w:val="TableGrid"/>
-        <w:tblW w:type="auto" w:w="0"/>
-        <w:tblLook w:firstColumn="1" w:firstRow="1" w:lastColumn="0" w:lastRow="0" w:noHBand="0" w:noVBand="1" w:val="04A0"/>
-      </w:tblPr>
-      <w:tblGrid>
-        <w:gridCol w:w="9524"/>
-      </w:tblGrid>
-      <w:tr>
-        <w:tc>
-          <w:tcPr>
-            <w:tcW w:type="dxa" w:w="9524"/>
-            <w:shd w:val="clear" w:fill="F2F2F2"/>
-          </w:tcPr>
-          <w:p>
-            <w:pPr>
-              <w:pStyle w:val="LectureBullet"/>
-            </w:pPr>
-            <w:r/>
-            <w:r>
-              <w:rPr>
-                <w:sz w:val="19"/>
-              </w:rPr>
-              <w:t>【转场语】 先看教材：修改只有两个方向。</w:t>
-            </w:r>
-          </w:p>
-        </w:tc>
-      </w:tr>
-    </w:tbl>
+    <w:p>
+      <w:pPr>
+        <w:pStyle w:val="LectureBullet"/>
+      </w:pPr>
+      <w:r/>
+      <w:r>
+        <w:rPr>
+          <w:sz w:val="19"/>
+        </w:rPr>
+        <w:t>【转场语】 先看教材：修改只有两个方向。</w:t>
+      </w:r>
+    </w:p>
     <w:p>
       <w:pPr>
         <w:pStyle w:val="SlideTitle"/>
@@ -1833,36 +1351,18 @@
         <w:t>建议时间：3分钟　｜　课堂功能：教材第65页（加法与减法的难度不对等）</w:t>
       </w:r>
     </w:p>
-    <w:tbl>
-      <w:tblPr>
-        <w:tblStyle w:val="TableGrid"/>
-        <w:tblW w:type="auto" w:w="0"/>
-        <w:tblLook w:firstColumn="1" w:firstRow="1" w:lastColumn="0" w:lastRow="0" w:noHBand="0" w:noVBand="1" w:val="04A0"/>
-      </w:tblPr>
-      <w:tblGrid>
-        <w:gridCol w:w="9524"/>
-      </w:tblGrid>
-      <w:tr>
-        <w:tc>
-          <w:tcPr>
-            <w:tcW w:type="dxa" w:w="9524"/>
-            <w:shd w:val="clear" w:fill="F2F2F2"/>
-          </w:tcPr>
-          <w:p>
-            <w:pPr>
-              <w:pStyle w:val="LectureBullet"/>
-            </w:pPr>
-            <w:r/>
-            <w:r>
-              <w:rPr>
-                <w:sz w:val="19"/>
-              </w:rPr>
-              <w:t>【教师动作｜不发言】 投影图5-11与5-12；在“减法一失手衣服就垮”一句停顿；最后让学生数自己四组实验的加减比例。</w:t>
-            </w:r>
-          </w:p>
-        </w:tc>
-      </w:tr>
-    </w:tbl>
+    <w:p>
+      <w:pPr>
+        <w:pStyle w:val="LectureBullet"/>
+      </w:pPr>
+      <w:r/>
+      <w:r>
+        <w:rPr>
+          <w:sz w:val="19"/>
+        </w:rPr>
+        <w:t>【教师动作｜不发言】 投影图5-11与5-12；在“减法一失手衣服就垮”一句停顿；最后让学生数自己四组实验的加减比例。</w:t>
+      </w:r>
+    </w:p>
     <w:p>
       <w:pPr/>
       <w:r>
@@ -1937,36 +1437,18 @@
         <w:t>• 逐人问四组实验的加减比例；全是加法的，当场把其中一组改成减法。</w:t>
       </w:r>
     </w:p>
-    <w:tbl>
-      <w:tblPr>
-        <w:tblStyle w:val="TableGrid"/>
-        <w:tblW w:type="auto" w:w="0"/>
-        <w:tblLook w:firstColumn="1" w:firstRow="1" w:lastColumn="0" w:lastRow="0" w:noHBand="0" w:noVBand="1" w:val="04A0"/>
-      </w:tblPr>
-      <w:tblGrid>
-        <w:gridCol w:w="9524"/>
-      </w:tblGrid>
-      <w:tr>
-        <w:tc>
-          <w:tcPr>
-            <w:tcW w:type="dxa" w:w="9524"/>
-            <w:shd w:val="clear" w:fill="F2F2F2"/>
-          </w:tcPr>
-          <w:p>
-            <w:pPr>
-              <w:pStyle w:val="LectureBullet"/>
-            </w:pPr>
-            <w:r/>
-            <w:r>
-              <w:rPr>
-                <w:sz w:val="19"/>
-              </w:rPr>
-              <w:t>【转场语】 再看教材上一整条系列草图是怎么组织的。</w:t>
-            </w:r>
-          </w:p>
-        </w:tc>
-      </w:tr>
-    </w:tbl>
+    <w:p>
+      <w:pPr>
+        <w:pStyle w:val="LectureBullet"/>
+      </w:pPr>
+      <w:r/>
+      <w:r>
+        <w:rPr>
+          <w:sz w:val="19"/>
+        </w:rPr>
+        <w:t>【转场语】 再看教材上一整条系列草图是怎么组织的。</w:t>
+      </w:r>
+    </w:p>
     <w:p>
       <w:pPr>
         <w:pStyle w:val="SlideTitle"/>
@@ -1983,36 +1465,18 @@
         <w:t>建议时间：3分钟　｜　课堂功能：教材第128页（组间换色域，组内换品类）</w:t>
       </w:r>
     </w:p>
-    <w:tbl>
-      <w:tblPr>
-        <w:tblStyle w:val="TableGrid"/>
-        <w:tblW w:type="auto" w:w="0"/>
-        <w:tblLook w:firstColumn="1" w:firstRow="1" w:lastColumn="0" w:lastRow="0" w:noHBand="0" w:noVBand="1" w:val="04A0"/>
-      </w:tblPr>
-      <w:tblGrid>
-        <w:gridCol w:w="9524"/>
-      </w:tblGrid>
-      <w:tr>
-        <w:tc>
-          <w:tcPr>
-            <w:tcW w:type="dxa" w:w="9524"/>
-            <w:shd w:val="clear" w:fill="F2F2F2"/>
-          </w:tcPr>
-          <w:p>
-            <w:pPr>
-              <w:pStyle w:val="LectureBullet"/>
-            </w:pPr>
-            <w:r/>
-            <w:r>
-              <w:rPr>
-                <w:sz w:val="19"/>
-              </w:rPr>
-              <w:t>【教师动作｜不发言】 投影整条草图；讲清三层结构；最后让学生试着给自己的五款分组。</w:t>
-            </w:r>
-          </w:p>
-        </w:tc>
-      </w:tr>
-    </w:tbl>
+    <w:p>
+      <w:pPr>
+        <w:pStyle w:val="LectureBullet"/>
+      </w:pPr>
+      <w:r/>
+      <w:r>
+        <w:rPr>
+          <w:sz w:val="19"/>
+        </w:rPr>
+        <w:t>【教师动作｜不发言】 投影整条草图；讲清三层结构；最后让学生试着给自己的五款分组。</w:t>
+      </w:r>
+    </w:p>
     <w:p>
       <w:pPr/>
       <w:r>
@@ -2095,36 +1559,18 @@
         <w:t>• 请两名学生说出自己五款的分组方式；分不出组的记录为本节重点。</w:t>
       </w:r>
     </w:p>
-    <w:tbl>
-      <w:tblPr>
-        <w:tblStyle w:val="TableGrid"/>
-        <w:tblW w:type="auto" w:w="0"/>
-        <w:tblLook w:firstColumn="1" w:firstRow="1" w:lastColumn="0" w:lastRow="0" w:noHBand="0" w:noVBand="1" w:val="04A0"/>
-      </w:tblPr>
-      <w:tblGrid>
-        <w:gridCol w:w="9524"/>
-      </w:tblGrid>
-      <w:tr>
-        <w:tc>
-          <w:tcPr>
-            <w:tcW w:type="dxa" w:w="9524"/>
-            <w:shd w:val="clear" w:fill="F2F2F2"/>
-          </w:tcPr>
-          <w:p>
-            <w:pPr>
-              <w:pStyle w:val="LectureBullet"/>
-            </w:pPr>
-            <w:r/>
-            <w:r>
-              <w:rPr>
-                <w:sz w:val="19"/>
-              </w:rPr>
-              <w:t>【转场语】 四个术语，每一个都对应一个动作。</w:t>
-            </w:r>
-          </w:p>
-        </w:tc>
-      </w:tr>
-    </w:tbl>
+    <w:p>
+      <w:pPr>
+        <w:pStyle w:val="LectureBullet"/>
+      </w:pPr>
+      <w:r/>
+      <w:r>
+        <w:rPr>
+          <w:sz w:val="19"/>
+        </w:rPr>
+        <w:t>【转场语】 四个术语，每一个都对应一个动作。</w:t>
+      </w:r>
+    </w:p>
     <w:p>
       <w:pPr>
         <w:pStyle w:val="SlideTitle"/>
@@ -2141,36 +1587,18 @@
         <w:t>建议时间：2分钟　｜　课堂功能：四个核心术语</w:t>
       </w:r>
     </w:p>
-    <w:tbl>
-      <w:tblPr>
-        <w:tblStyle w:val="TableGrid"/>
-        <w:tblW w:type="auto" w:w="0"/>
-        <w:tblLook w:firstColumn="1" w:firstRow="1" w:lastColumn="0" w:lastRow="0" w:noHBand="0" w:noVBand="1" w:val="04A0"/>
-      </w:tblPr>
-      <w:tblGrid>
-        <w:gridCol w:w="9524"/>
-      </w:tblGrid>
-      <w:tr>
-        <w:tc>
-          <w:tcPr>
-            <w:tcW w:type="dxa" w:w="9524"/>
-            <w:shd w:val="clear" w:fill="F2F2F2"/>
-          </w:tcPr>
-          <w:p>
-            <w:pPr>
-              <w:pStyle w:val="LectureBullet"/>
-            </w:pPr>
-            <w:r/>
-            <w:r>
-              <w:rPr>
-                <w:sz w:val="19"/>
-              </w:rPr>
-              <w:t>【教师动作｜不发言】 每个术语中英各说一次；在“物性证据”一条举例。</w:t>
-            </w:r>
-          </w:p>
-        </w:tc>
-      </w:tr>
-    </w:tbl>
+    <w:p>
+      <w:pPr>
+        <w:pStyle w:val="LectureBullet"/>
+      </w:pPr>
+      <w:r/>
+      <w:r>
+        <w:rPr>
+          <w:sz w:val="19"/>
+        </w:rPr>
+        <w:t>【教师动作｜不发言】 每个术语中英各说一次；在“物性证据”一条举例。</w:t>
+      </w:r>
+    </w:p>
     <w:p>
       <w:pPr/>
       <w:r>
@@ -2220,36 +1648,18 @@
         <w:t>批评闭环，Critique Loop：观察、判断、试验、比较、决定和记录构成的连续修订流程。六步，最后一步是记录。</w:t>
       </w:r>
     </w:p>
-    <w:tbl>
-      <w:tblPr>
-        <w:tblStyle w:val="TableGrid"/>
-        <w:tblW w:type="auto" w:w="0"/>
-        <w:tblLook w:firstColumn="1" w:firstRow="1" w:lastColumn="0" w:lastRow="0" w:noHBand="0" w:noVBand="1" w:val="04A0"/>
-      </w:tblPr>
-      <w:tblGrid>
-        <w:gridCol w:w="9524"/>
-      </w:tblGrid>
-      <w:tr>
-        <w:tc>
-          <w:tcPr>
-            <w:tcW w:type="dxa" w:w="9524"/>
-            <w:shd w:val="clear" w:fill="F2F2F2"/>
-          </w:tcPr>
-          <w:p>
-            <w:pPr>
-              <w:pStyle w:val="LectureBullet"/>
-            </w:pPr>
-            <w:r/>
-            <w:r>
-              <w:rPr>
-                <w:sz w:val="19"/>
-              </w:rPr>
-              <w:t>【转场语】 受控修改最容易在四个地方失控。</w:t>
-            </w:r>
-          </w:p>
-        </w:tc>
-      </w:tr>
-    </w:tbl>
+    <w:p>
+      <w:pPr>
+        <w:pStyle w:val="LectureBullet"/>
+      </w:pPr>
+      <w:r/>
+      <w:r>
+        <w:rPr>
+          <w:sz w:val="19"/>
+        </w:rPr>
+        <w:t>【转场语】 受控修改最容易在四个地方失控。</w:t>
+      </w:r>
+    </w:p>
     <w:p>
       <w:pPr>
         <w:pStyle w:val="SlideTitle"/>
@@ -2266,36 +1676,18 @@
         <w:t>建议时间：2.5分钟　｜　课堂功能：四组失控点与失败信号</w:t>
       </w:r>
     </w:p>
-    <w:tbl>
-      <w:tblPr>
-        <w:tblStyle w:val="TableGrid"/>
-        <w:tblW w:type="auto" w:w="0"/>
-        <w:tblLook w:firstColumn="1" w:firstRow="1" w:lastColumn="0" w:lastRow="0" w:noHBand="0" w:noVBand="1" w:val="04A0"/>
-      </w:tblPr>
-      <w:tblGrid>
-        <w:gridCol w:w="9524"/>
-      </w:tblGrid>
-      <w:tr>
-        <w:tc>
-          <w:tcPr>
-            <w:tcW w:type="dxa" w:w="9524"/>
-            <w:shd w:val="clear" w:fill="F2F2F2"/>
-          </w:tcPr>
-          <w:p>
-            <w:pPr>
-              <w:pStyle w:val="LectureBullet"/>
-            </w:pPr>
-            <w:r/>
-            <w:r>
-              <w:rPr>
-                <w:sz w:val="19"/>
-              </w:rPr>
-              <w:t>【教师动作｜不发言】 逐组念；在“改完之后第13周写的那句话已经对不上了”一句停顿。</w:t>
-            </w:r>
-          </w:p>
-        </w:tc>
-      </w:tr>
-    </w:tbl>
+    <w:p>
+      <w:pPr>
+        <w:pStyle w:val="LectureBullet"/>
+      </w:pPr>
+      <w:r/>
+      <w:r>
+        <w:rPr>
+          <w:sz w:val="19"/>
+        </w:rPr>
+        <w:t>【教师动作｜不发言】 逐组念；在“改完之后第13周写的那句话已经对不上了”一句停顿。</w:t>
+      </w:r>
+    </w:p>
     <w:p>
       <w:pPr/>
       <w:r>
@@ -2362,36 +1754,18 @@
         <w:t>• 每完成一轮实验，让学生念一次自己的命题句，检查还对不对得上。</w:t>
       </w:r>
     </w:p>
-    <w:tbl>
-      <w:tblPr>
-        <w:tblStyle w:val="TableGrid"/>
-        <w:tblW w:type="auto" w:w="0"/>
-        <w:tblLook w:firstColumn="1" w:firstRow="1" w:lastColumn="0" w:lastRow="0" w:noHBand="0" w:noVBand="1" w:val="04A0"/>
-      </w:tblPr>
-      <w:tblGrid>
-        <w:gridCol w:w="9524"/>
-      </w:tblGrid>
-      <w:tr>
-        <w:tc>
-          <w:tcPr>
-            <w:tcW w:type="dxa" w:w="9524"/>
-            <w:shd w:val="clear" w:fill="F2F2F2"/>
-          </w:tcPr>
-          <w:p>
-            <w:pPr>
-              <w:pStyle w:val="LectureBullet"/>
-            </w:pPr>
-            <w:r/>
-            <w:r>
-              <w:rPr>
-                <w:sz w:val="19"/>
-              </w:rPr>
-              <w:t>【转场语】 改稿时有三处最容易走偏。</w:t>
-            </w:r>
-          </w:p>
-        </w:tc>
-      </w:tr>
-    </w:tbl>
+    <w:p>
+      <w:pPr>
+        <w:pStyle w:val="LectureBullet"/>
+      </w:pPr>
+      <w:r/>
+      <w:r>
+        <w:rPr>
+          <w:sz w:val="19"/>
+        </w:rPr>
+        <w:t>【转场语】 改稿时有三处最容易走偏。</w:t>
+      </w:r>
+    </w:p>
     <w:p>
       <w:pPr>
         <w:pStyle w:val="SlideTitle"/>
@@ -2408,36 +1782,18 @@
         <w:t>建议时间：2.5分钟　｜　课堂功能：三组对照与三个当堂检验</w:t>
       </w:r>
     </w:p>
-    <w:tbl>
-      <w:tblPr>
-        <w:tblStyle w:val="TableGrid"/>
-        <w:tblW w:type="auto" w:w="0"/>
-        <w:tblLook w:firstColumn="1" w:firstRow="1" w:lastColumn="0" w:lastRow="0" w:noHBand="0" w:noVBand="1" w:val="04A0"/>
-      </w:tblPr>
-      <w:tblGrid>
-        <w:gridCol w:w="9524"/>
-      </w:tblGrid>
-      <w:tr>
-        <w:tc>
-          <w:tcPr>
-            <w:tcW w:type="dxa" w:w="9524"/>
-            <w:shd w:val="clear" w:fill="F2F2F2"/>
-          </w:tcPr>
-          <w:p>
-            <w:pPr>
-              <w:pStyle w:val="LectureBullet"/>
-            </w:pPr>
-            <w:r/>
-            <w:r>
-              <w:rPr>
-                <w:sz w:val="19"/>
-              </w:rPr>
-              <w:t>【教师动作｜不发言】 每组念完对照后立刻做检验；第三个检验涉及如何对待教师意见，须完整念出。</w:t>
-            </w:r>
-          </w:p>
-        </w:tc>
-      </w:tr>
-    </w:tbl>
+    <w:p>
+      <w:pPr>
+        <w:pStyle w:val="LectureBullet"/>
+      </w:pPr>
+      <w:r/>
+      <w:r>
+        <w:rPr>
+          <w:sz w:val="19"/>
+        </w:rPr>
+        <w:t>【教师动作｜不发言】 每组念完对照后立刻做检验；第三个检验涉及如何对待教师意见，须完整念出。</w:t>
+      </w:r>
+    </w:p>
     <w:p>
       <w:pPr/>
       <w:r>
@@ -2504,36 +1860,18 @@
         <w:t>• 鼓励学生当堂对教师意见追问一次“看到哪里”；教师须当场指出具体位置，示范这条规则对自己同样有效。</w:t>
       </w:r>
     </w:p>
-    <w:tbl>
-      <w:tblPr>
-        <w:tblStyle w:val="TableGrid"/>
-        <w:tblW w:type="auto" w:w="0"/>
-        <w:tblLook w:firstColumn="1" w:firstRow="1" w:lastColumn="0" w:lastRow="0" w:noHBand="0" w:noVBand="1" w:val="04A0"/>
-      </w:tblPr>
-      <w:tblGrid>
-        <w:gridCol w:w="9524"/>
-      </w:tblGrid>
-      <w:tr>
-        <w:tc>
-          <w:tcPr>
-            <w:tcW w:type="dxa" w:w="9524"/>
-            <w:shd w:val="clear" w:fill="F2F2F2"/>
-          </w:tcPr>
-          <w:p>
-            <w:pPr>
-              <w:pStyle w:val="LectureBullet"/>
-            </w:pPr>
-            <w:r/>
-            <w:r>
-              <w:rPr>
-                <w:sz w:val="19"/>
-              </w:rPr>
-              <w:t>【转场语】 先看一个“同一副肩，四种转换”的例子。</w:t>
-            </w:r>
-          </w:p>
-        </w:tc>
-      </w:tr>
-    </w:tbl>
+    <w:p>
+      <w:pPr>
+        <w:pStyle w:val="LectureBullet"/>
+      </w:pPr>
+      <w:r/>
+      <w:r>
+        <w:rPr>
+          <w:sz w:val="19"/>
+        </w:rPr>
+        <w:t>【转场语】 先看一个“同一副肩，四种转换”的例子。</w:t>
+      </w:r>
+    </w:p>
     <w:p>
       <w:pPr>
         <w:pStyle w:val="SlideTitle"/>
@@ -2550,36 +1888,18 @@
         <w:t>建议时间：2分钟　｜　课堂功能：常量固定下的四种过渡方式</w:t>
       </w:r>
     </w:p>
-    <w:tbl>
-      <w:tblPr>
-        <w:tblStyle w:val="TableGrid"/>
-        <w:tblW w:type="auto" w:w="0"/>
-        <w:tblLook w:firstColumn="1" w:firstRow="1" w:lastColumn="0" w:lastRow="0" w:noHBand="0" w:noVBand="1" w:val="04A0"/>
-      </w:tblPr>
-      <w:tblGrid>
-        <w:gridCol w:w="9524"/>
-      </w:tblGrid>
-      <w:tr>
-        <w:tc>
-          <w:tcPr>
-            <w:tcW w:type="dxa" w:w="9524"/>
-            <w:shd w:val="clear" w:fill="F2F2F2"/>
-          </w:tcPr>
-          <w:p>
-            <w:pPr>
-              <w:pStyle w:val="LectureBullet"/>
-            </w:pPr>
-            <w:r/>
-            <w:r>
-              <w:rPr>
-                <w:sz w:val="19"/>
-              </w:rPr>
-              <w:t>【教师动作｜不发言】 强调肩线角度与肩点位置完全一致；最后念课堂回答的三选一。</w:t>
-            </w:r>
-          </w:p>
-        </w:tc>
-      </w:tr>
-    </w:tbl>
+    <w:p>
+      <w:pPr>
+        <w:pStyle w:val="LectureBullet"/>
+      </w:pPr>
+      <w:r/>
+      <w:r>
+        <w:rPr>
+          <w:sz w:val="19"/>
+        </w:rPr>
+        <w:t>【教师动作｜不发言】 强调肩线角度与肩点位置完全一致；最后念课堂回答的三选一。</w:t>
+      </w:r>
+    </w:p>
     <w:p>
       <w:pPr/>
       <w:r>
@@ -2662,36 +1982,18 @@
         <w:t>• 请学生指出自己五款里那个“可量、可核对”的常量在哪一处。</w:t>
       </w:r>
     </w:p>
-    <w:tbl>
-      <w:tblPr>
-        <w:tblStyle w:val="TableGrid"/>
-        <w:tblW w:type="auto" w:w="0"/>
-        <w:tblLook w:firstColumn="1" w:firstRow="1" w:lastColumn="0" w:lastRow="0" w:noHBand="0" w:noVBand="1" w:val="04A0"/>
-      </w:tblPr>
-      <w:tblGrid>
-        <w:gridCol w:w="9524"/>
-      </w:tblGrid>
-      <w:tr>
-        <w:tc>
-          <w:tcPr>
-            <w:tcW w:type="dxa" w:w="9524"/>
-            <w:shd w:val="clear" w:fill="F2F2F2"/>
-          </w:tcPr>
-          <w:p>
-            <w:pPr>
-              <w:pStyle w:val="LectureBullet"/>
-            </w:pPr>
-            <w:r/>
-            <w:r>
-              <w:rPr>
-                <w:sz w:val="19"/>
-              </w:rPr>
-              <w:t>【转场语】 再看几何不变、只换表面的例子。</w:t>
-            </w:r>
-          </w:p>
-        </w:tc>
-      </w:tr>
-    </w:tbl>
+    <w:p>
+      <w:pPr>
+        <w:pStyle w:val="LectureBullet"/>
+      </w:pPr>
+      <w:r/>
+      <w:r>
+        <w:rPr>
+          <w:sz w:val="19"/>
+        </w:rPr>
+        <w:t>【转场语】 再看几何不变、只换表面的例子。</w:t>
+      </w:r>
+    </w:p>
     <w:p>
       <w:pPr>
         <w:pStyle w:val="SlideTitle"/>
@@ -2708,36 +2010,18 @@
         <w:t>建议时间：2分钟　｜　课堂功能：物性替换的极端示范与命题依赖性检验</w:t>
       </w:r>
     </w:p>
-    <w:tbl>
-      <w:tblPr>
-        <w:tblStyle w:val="TableGrid"/>
-        <w:tblW w:type="auto" w:w="0"/>
-        <w:tblLook w:firstColumn="1" w:firstRow="1" w:lastColumn="0" w:lastRow="0" w:noHBand="0" w:noVBand="1" w:val="04A0"/>
-      </w:tblPr>
-      <w:tblGrid>
-        <w:gridCol w:w="9524"/>
-      </w:tblGrid>
-      <w:tr>
-        <w:tc>
-          <w:tcPr>
-            <w:tcW w:type="dxa" w:w="9524"/>
-            <w:shd w:val="clear" w:fill="F2F2F2"/>
-          </w:tcPr>
-          <w:p>
-            <w:pPr>
-              <w:pStyle w:val="LectureBullet"/>
-            </w:pPr>
-            <w:r/>
-            <w:r>
-              <w:rPr>
-                <w:sz w:val="19"/>
-              </w:rPr>
-              <w:t>【教师动作｜不发言】 指出底下是同一条极简版型；最后念课堂回答，并说明它决定什么。</w:t>
-            </w:r>
-          </w:p>
-        </w:tc>
-      </w:tr>
-    </w:tbl>
+    <w:p>
+      <w:pPr>
+        <w:pStyle w:val="LectureBullet"/>
+      </w:pPr>
+      <w:r/>
+      <w:r>
+        <w:rPr>
+          <w:sz w:val="19"/>
+        </w:rPr>
+        <w:t>【教师动作｜不发言】 指出底下是同一条极简版型；最后念课堂回答，并说明它决定什么。</w:t>
+      </w:r>
+    </w:p>
     <w:p>
       <w:pPr/>
       <w:r>
@@ -2828,42 +2112,24 @@
         <w:t>• 请学生回答自己的命题换材料后是否还成立；答“不知道”的，把物性替换列为今天四组实验之一。</w:t>
       </w:r>
     </w:p>
-    <w:tbl>
-      <w:tblPr>
-        <w:tblStyle w:val="TableGrid"/>
-        <w:tblW w:type="auto" w:w="0"/>
-        <w:tblLook w:firstColumn="1" w:firstRow="1" w:lastColumn="0" w:lastRow="0" w:noHBand="0" w:noVBand="1" w:val="04A0"/>
-      </w:tblPr>
-      <w:tblGrid>
-        <w:gridCol w:w="9524"/>
-      </w:tblGrid>
-      <w:tr>
-        <w:tc>
-          <w:tcPr>
-            <w:tcW w:type="dxa" w:w="9524"/>
-            <w:shd w:val="clear" w:fill="F2F2F2"/>
-          </w:tcPr>
-          <w:p>
-            <w:pPr>
-              <w:pStyle w:val="LectureBullet"/>
-            </w:pPr>
-            <w:r/>
-            <w:r>
-              <w:rPr>
-                <w:sz w:val="19"/>
-              </w:rPr>
-              <w:t>【转场语】 现在用二十八分钟诊断并做实验。</w:t>
-            </w:r>
-          </w:p>
-        </w:tc>
-      </w:tr>
-    </w:tbl>
+    <w:p>
+      <w:pPr>
+        <w:pStyle w:val="LectureBullet"/>
+      </w:pPr>
+      <w:r/>
+      <w:r>
+        <w:rPr>
+          <w:sz w:val="19"/>
+        </w:rPr>
+        <w:t>【转场语】 现在用二十八分钟诊断并做实验。</w:t>
+      </w:r>
+    </w:p>
     <w:p>
       <w:pPr>
         <w:pStyle w:val="SlideTitle"/>
       </w:pPr>
       <w:r>
-        <w:t>幻灯片 13｜第1课时实操：28分钟，把概念判断转成第一版可见输出</w:t>
+        <w:t xml:space="preserve">幻灯片 13｜先在人台上把形抓出来，再回到纸上画</w:t>
       </w:r>
     </w:p>
     <w:p>
@@ -2871,39 +2137,331 @@
         <w:pStyle w:val="SlideMeta"/>
       </w:pPr>
       <w:r>
+        <w:t xml:space="preserve">建议时间：2.5分钟　｜　课堂功能：立体发想四步</w:t>
+      </w:r>
+    </w:p>
+    <w:p>
+      <w:pPr>
+        <w:pStyle w:val="LectureBullet"/>
+      </w:pPr>
+      <w:r>
+        <w:t xml:space="preserve">【教师动作｜不发言】 最好现场用坯布在人台上示范前两步，三十秒即可</w:t>
+      </w:r>
+    </w:p>
+    <w:p>
+      <w:pPr/>
+      <w:r>
+        <w:rPr>
+          <w:b/>
+        </w:rPr>
+        <w:t xml:space="preserve">【教师讲稿｜可直接发言】</w:t>
+      </w:r>
+    </w:p>
+    <w:p>
+      <w:pPr>
+        <w:pStyle w:val="SpokenText"/>
+      </w:pPr>
+      <w:r>
+        <w:t xml:space="preserve">光靠平面草图想不出新轮廓。这一页要求你先做后画。</w:t>
+      </w:r>
+    </w:p>
+    <w:p>
+      <w:pPr>
+        <w:pStyle w:val="SpokenText"/>
+      </w:pPr>
+      <w:r>
+        <w:t xml:space="preserve">第一步，包一层。用坯布或者牛皮纸把人台整个包住，先不想款式，只找一个体量位置。</w:t>
+      </w:r>
+    </w:p>
+    <w:p>
+      <w:pPr>
+        <w:pStyle w:val="SpokenText"/>
+      </w:pPr>
+      <w:r>
+        <w:t xml:space="preserve">第二步，别针定形。用别针把余量收在一个地方——肩、腰或者髋，一次只收一处，然后拍照。</w:t>
+      </w:r>
+    </w:p>
+    <w:p>
+      <w:pPr>
+        <w:pStyle w:val="SpokenText"/>
+      </w:pPr>
+      <w:r>
+        <w:t xml:space="preserve">第三步，拍照后画。在照片上直接用记号笔加结构线，把偶然出现的形固定成可以画出来的线。</w:t>
+      </w:r>
+    </w:p>
+    <w:p>
+      <w:pPr>
+        <w:pStyle w:val="SpokenText"/>
+      </w:pPr>
+      <w:r>
+        <w:t xml:space="preserve">第四步，换位置重做。同一个手法换一个身体位置再做一次。三次以后，你会得到三个结构不同的起点。</w:t>
+      </w:r>
+    </w:p>
+    <w:p>
+      <w:pPr>
+        <w:pStyle w:val="SpokenText"/>
+      </w:pPr>
+      <w:r>
+        <w:t xml:space="preserve">为什么先做后画？因为手推出来的形状常常是画不出来的。这一步的产出不是漂亮照片，是三张带结构线的照片。抽象造型物拍照后叠画，也算这一步。</w:t>
+      </w:r>
+    </w:p>
+    <w:p>
+      <w:pPr/>
+      <w:r>
+        <w:rPr>
+          <w:b/>
+        </w:rPr>
+        <w:t xml:space="preserve">【互动与应答预案】</w:t>
+      </w:r>
+    </w:p>
+    <w:p>
+      <w:pPr>
+        <w:pStyle w:val="LectureBullet"/>
+      </w:pPr>
+      <w:r>
+        <w:t xml:space="preserve">• 若学生说“我先画好了再去立裁”，回应：那你只是在把已知的东西做一遍，不会出现新形。</w:t>
+      </w:r>
+    </w:p>
+    <w:p>
+      <w:pPr>
+        <w:pStyle w:val="LectureBullet"/>
+      </w:pPr>
+      <w:r>
+        <w:t xml:space="preserve">【转场语】 有了起点，接下来是把量拉开。</w:t>
+      </w:r>
+    </w:p>
+    <w:p>
+      <w:pPr>
+        <w:pStyle w:val="SlideTitle"/>
+      </w:pPr>
+      <w:r>
+        <w:t xml:space="preserve">幻灯片 14｜先画到三十张，再挑八张——不是先想好再画一张</w:t>
+      </w:r>
+    </w:p>
+    <w:p>
+      <w:pPr>
+        <w:pStyle w:val="SlideMeta"/>
+      </w:pPr>
+      <w:r>
+        <w:t xml:space="preserve">建议时间：2.5分钟　｜　课堂功能：发散与筛选的顺序和数量门槛</w:t>
+      </w:r>
+    </w:p>
+    <w:p>
+      <w:pPr>
+        <w:pStyle w:val="LectureBullet"/>
+      </w:pPr>
+      <w:r>
+        <w:t xml:space="preserve">【教师动作｜不发言】 念完第一张卡停顿，让学生反应“三十张”这个数字</w:t>
+      </w:r>
+    </w:p>
+    <w:p>
+      <w:pPr/>
+      <w:r>
+        <w:rPr>
+          <w:b/>
+        </w:rPr>
+        <w:t xml:space="preserve">【教师讲稿｜可直接发言】</w:t>
+      </w:r>
+    </w:p>
+    <w:p>
+      <w:pPr>
+        <w:pStyle w:val="SpokenText"/>
+      </w:pPr>
+      <w:r>
+        <w:t xml:space="preserve">发散的目的不是画得多，是把你第一个想法用完，逼出第二层。</w:t>
+      </w:r>
+    </w:p>
+    <w:p>
+      <w:pPr>
+        <w:pStyle w:val="SpokenText"/>
+      </w:pPr>
+      <w:r>
+        <w:t xml:space="preserve">量的门槛：同一条规则画到三十张。前十张是习惯，中间十张开始出现意外，最后十张才是选择。每张只画轮廓和结构线，不画细节和配饰。</w:t>
+      </w:r>
+    </w:p>
+    <w:p>
+      <w:pPr>
+        <w:pStyle w:val="SpokenText"/>
+      </w:pPr>
+      <w:r>
+        <w:t xml:space="preserve">三十张怎么来？五个体量位置乘三种闭合方式乘两种长度，就是三十。用矩阵生成，不靠灵感。矩阵在后面那一页，直接照它填。</w:t>
+      </w:r>
+    </w:p>
+    <w:p>
+      <w:pPr>
+        <w:pStyle w:val="SpokenText"/>
+      </w:pPr>
+      <w:r>
+        <w:t xml:space="preserve">筛到八张，按“结构是否不同”筛，不按“好不好看”筛。留下的八张要覆盖至少三个体量位置。筛掉的不要丢，过程稿要交。</w:t>
+      </w:r>
+    </w:p>
+    <w:p>
+      <w:pPr>
+        <w:pStyle w:val="SpokenText"/>
+      </w:pPr>
+      <w:r>
+        <w:t xml:space="preserve">最后到五款。八张里选五款进入系列，选择理由写成一句话：它补了哪一个空缺。说不出补了什么，就不该留它。</w:t>
+      </w:r>
+    </w:p>
+    <w:p>
+      <w:pPr>
+        <w:pStyle w:val="SpokenText"/>
+      </w:pPr>
+      <w:r>
+        <w:t xml:space="preserve">数量可以按我们班的情况调整，但“先量后选”这个顺序不能倒过来。</w:t>
+      </w:r>
+    </w:p>
+    <w:p>
+      <w:pPr/>
+      <w:r>
+        <w:rPr>
+          <w:b/>
+        </w:rPr>
+        <w:t xml:space="preserve">【互动与应答预案】</w:t>
+      </w:r>
+    </w:p>
+    <w:p>
+      <w:pPr>
+        <w:pStyle w:val="LectureBullet"/>
+      </w:pPr>
+      <w:r>
+        <w:t xml:space="preserve">• 请学生现在就写下自己的矩阵三行：体量位置、闭合方式、长度各有哪几种。</w:t>
+      </w:r>
+    </w:p>
+    <w:p>
+      <w:pPr>
+        <w:pStyle w:val="LectureBullet"/>
+      </w:pPr>
+      <w:r>
+        <w:t xml:space="preserve">【转场语】 看一个把过程留下来的院校例子。</w:t>
+      </w:r>
+    </w:p>
+    <w:p>
+      <w:pPr>
+        <w:pStyle w:val="SlideTitle"/>
+      </w:pPr>
+      <w:r>
+        <w:t xml:space="preserve">幻灯片 15｜院校实例｜《开关》：一个可变结构怎样从过程走到系列</w:t>
+      </w:r>
+    </w:p>
+    <w:p>
+      <w:pPr>
+        <w:pStyle w:val="SlideMeta"/>
+      </w:pPr>
+      <w:r>
+        <w:t xml:space="preserve">建议时间：2分钟　｜　课堂功能：过程稿的价值示范</w:t>
+      </w:r>
+    </w:p>
+    <w:p>
+      <w:pPr>
+        <w:pStyle w:val="LectureBullet"/>
+      </w:pPr>
+      <w:r>
+        <w:t xml:space="preserve">【教师动作｜不发言】 先指左边过程板上那些被淘汰的方案，再指右边排列</w:t>
+      </w:r>
+    </w:p>
+    <w:p>
+      <w:pPr/>
+      <w:r>
+        <w:rPr>
+          <w:b/>
+        </w:rPr>
+        <w:t xml:space="preserve">【教师讲稿｜可直接发言】</w:t>
+      </w:r>
+    </w:p>
+    <w:p>
+      <w:pPr>
+        <w:pStyle w:val="SpokenText"/>
+      </w:pPr>
+      <w:r>
+        <w:t xml:space="preserve">东华大学2022届毕业作品。左边是发展过程，右边是最终排列。这周实验要留下的，就是左边那种痕迹。</w:t>
+      </w:r>
+    </w:p>
+    <w:p>
+      <w:pPr>
+        <w:pStyle w:val="SpokenText"/>
+      </w:pPr>
+      <w:r>
+        <w:t xml:space="preserve">第一，命题是一个动作。“成人和儿童状态切换”不是形容词，是一个可以被穿着者做出来的动作。</w:t>
+      </w:r>
+    </w:p>
+    <w:p>
+      <w:pPr>
+        <w:pStyle w:val="SpokenText"/>
+      </w:pPr>
+      <w:r>
+        <w:t xml:space="preserve">第二，过程稿必须留下。中间那些没有被选中的方案，才说明你为什么选了最后这个。</w:t>
+      </w:r>
+    </w:p>
+    <w:p>
+      <w:pPr>
+        <w:pStyle w:val="SpokenText"/>
+      </w:pPr>
+      <w:r>
+        <w:t xml:space="preserve">第三，可变结构要能重复。同一个开合逻辑在多套上出现，才叫系列；只在一套上成立，那是单品。</w:t>
+      </w:r>
+    </w:p>
+    <w:p>
+      <w:pPr>
+        <w:pStyle w:val="SpokenText"/>
+      </w:pPr>
+      <w:r>
+        <w:t xml:space="preserve">这周提交受控实验记录：改了哪一个变量、保留了什么、下一版要验证什么。过程稿一并交。</w:t>
+      </w:r>
+    </w:p>
+    <w:p>
+      <w:pPr/>
+      <w:r>
+        <w:rPr>
+          <w:b/>
+        </w:rPr>
+        <w:t xml:space="preserve">【互动与应答预案】</w:t>
+      </w:r>
+    </w:p>
+    <w:p>
+      <w:pPr>
+        <w:pStyle w:val="LectureBullet"/>
+      </w:pPr>
+      <w:r>
+        <w:t xml:space="preserve">• 请学生说出自己这周准备改的那一个变量，以及打算固定的常量。</w:t>
+      </w:r>
+    </w:p>
+    <w:p>
+      <w:pPr>
+        <w:pStyle w:val="LectureBullet"/>
+      </w:pPr>
+      <w:r>
+        <w:t xml:space="preserve">【转场语】 现在开始受控实验。</w:t>
+      </w:r>
+    </w:p>
+    <w:p>
+      <w:pPr>
+        <w:pStyle w:val="SlideTitle"/>
+      </w:pPr>
+      <w:r>
+        <w:t>幻灯片 16｜第1课时实操：28分钟，把概念判断转成第一版可见输出</w:t>
+      </w:r>
+    </w:p>
+    <w:p>
+      <w:pPr>
+        <w:pStyle w:val="SlideMeta"/>
+      </w:pPr>
+      <w:r>
         <w:t>建议时间：28分钟　｜　课堂功能：四阶段实操（诊断·工作站·同尺度·决策）</w:t>
       </w:r>
     </w:p>
-    <w:tbl>
-      <w:tblPr>
-        <w:tblStyle w:val="TableGrid"/>
-        <w:tblW w:type="auto" w:w="0"/>
-        <w:tblLook w:firstColumn="1" w:firstRow="1" w:lastColumn="0" w:lastRow="0" w:noHBand="0" w:noVBand="1" w:val="04A0"/>
-      </w:tblPr>
-      <w:tblGrid>
-        <w:gridCol w:w="9524"/>
-      </w:tblGrid>
-      <w:tr>
-        <w:tc>
-          <w:tcPr>
-            <w:tcW w:type="dxa" w:w="9524"/>
-            <w:shd w:val="clear" w:fill="F2F2F2"/>
-          </w:tcPr>
-          <w:p>
-            <w:pPr>
-              <w:pStyle w:val="LectureBullet"/>
-            </w:pPr>
-            <w:r/>
-            <w:r>
-              <w:rPr>
-                <w:sz w:val="19"/>
-              </w:rPr>
-              <w:t>【教师动作｜不发言】 按页面上的分钟区间报时：17—23、23—31、31—39、39—45；同尺度阶段固定机位与背景，禁止凭记忆判断。</w:t>
-            </w:r>
-          </w:p>
-        </w:tc>
-      </w:tr>
-    </w:tbl>
+    <w:p>
+      <w:pPr>
+        <w:pStyle w:val="LectureBullet"/>
+      </w:pPr>
+      <w:r/>
+      <w:r>
+        <w:rPr>
+          <w:sz w:val="19"/>
+        </w:rPr>
+        <w:t>【教师动作｜不发言】 按页面上的分钟区间报时：17—23、23—31、31—39、39—45；同尺度阶段固定机位与背景，禁止凭记忆判断。</w:t>
+      </w:r>
+    </w:p>
     <w:p>
       <w:pPr/>
       <w:r>
@@ -2986,36 +2544,18 @@
         <w:t>• 若学生写“再看看”，回应：“三选一。现在决定，不决定就等于淘汰。”</w:t>
       </w:r>
     </w:p>
-    <w:tbl>
-      <w:tblPr>
-        <w:tblStyle w:val="TableGrid"/>
-        <w:tblW w:type="auto" w:w="0"/>
-        <w:tblLook w:firstColumn="1" w:firstRow="1" w:lastColumn="0" w:lastRow="0" w:noHBand="0" w:noVBand="1" w:val="04A0"/>
-      </w:tblPr>
-      <w:tblGrid>
-        <w:gridCol w:w="9524"/>
-      </w:tblGrid>
-      <w:tr>
-        <w:tc>
-          <w:tcPr>
-            <w:tcW w:type="dxa" w:w="9524"/>
-            <w:shd w:val="clear" w:fill="F2F2F2"/>
-          </w:tcPr>
-          <w:p>
-            <w:pPr>
-              <w:pStyle w:val="LectureBullet"/>
-            </w:pPr>
-            <w:r/>
-            <w:r>
-              <w:rPr>
-                <w:sz w:val="19"/>
-              </w:rPr>
-              <w:t>【转场语】 第1课时到此结束。休息以后把有效结果分配到五款。</w:t>
-            </w:r>
-          </w:p>
-        </w:tc>
-      </w:tr>
-    </w:tbl>
+    <w:p>
+      <w:pPr>
+        <w:pStyle w:val="LectureBullet"/>
+      </w:pPr>
+      <w:r/>
+      <w:r>
+        <w:rPr>
+          <w:sz w:val="19"/>
+        </w:rPr>
+        <w:t>【转场语】 第1课时到此结束。休息以后把有效结果分配到五款。</w:t>
+      </w:r>
+    </w:p>
     <w:p>
       <w:pPr>
         <w:jc w:val="center"/>
@@ -3056,7 +2596,7 @@
         <w:pStyle w:val="SlideTitle"/>
       </w:pPr>
       <w:r>
-        <w:t>幻灯片 14｜从判断进入制作、编辑与反馈</w:t>
+        <w:t>幻灯片 17｜从判断进入制作、编辑与反馈</w:t>
       </w:r>
     </w:p>
     <w:p>
@@ -3067,36 +2607,18 @@
         <w:t>建议时间：0.5分钟　｜　课堂功能：第2课时开场分隔</w:t>
       </w:r>
     </w:p>
-    <w:tbl>
-      <w:tblPr>
-        <w:tblStyle w:val="TableGrid"/>
-        <w:tblW w:type="auto" w:w="0"/>
-        <w:tblLook w:firstColumn="1" w:firstRow="1" w:lastColumn="0" w:lastRow="0" w:noHBand="0" w:noVBand="1" w:val="04A0"/>
-      </w:tblPr>
-      <w:tblGrid>
-        <w:gridCol w:w="9524"/>
-      </w:tblGrid>
-      <w:tr>
-        <w:tc>
-          <w:tcPr>
-            <w:tcW w:type="dxa" w:w="9524"/>
-            <w:shd w:val="clear" w:fill="F2F2F2"/>
-          </w:tcPr>
-          <w:p>
-            <w:pPr>
-              <w:pStyle w:val="LectureBullet"/>
-            </w:pPr>
-            <w:r/>
-            <w:r>
-              <w:rPr>
-                <w:sz w:val="19"/>
-              </w:rPr>
-              <w:t>【教师动作｜不发言】 宣布节奏：方法与实验9分钟、实操28分钟、讲评与评价5分钟、预告与收尾3分钟。</w:t>
-            </w:r>
-          </w:p>
-        </w:tc>
-      </w:tr>
-    </w:tbl>
+    <w:p>
+      <w:pPr>
+        <w:pStyle w:val="LectureBullet"/>
+      </w:pPr>
+      <w:r/>
+      <w:r>
+        <w:rPr>
+          <w:sz w:val="19"/>
+        </w:rPr>
+        <w:t>【教师动作｜不发言】 宣布节奏：方法与实验9分钟、实操28分钟、讲评与评价5分钟、预告与收尾3分钟。</w:t>
+      </w:r>
+    </w:p>
     <w:p>
       <w:pPr/>
       <w:r>
@@ -3122,42 +2644,24 @@
         <w:t>请注意——不是所有有效的实验都能进系列。这一点等一下会讲。</w:t>
       </w:r>
     </w:p>
-    <w:tbl>
-      <w:tblPr>
-        <w:tblStyle w:val="TableGrid"/>
-        <w:tblW w:type="auto" w:w="0"/>
-        <w:tblLook w:firstColumn="1" w:firstRow="1" w:lastColumn="0" w:lastRow="0" w:noHBand="0" w:noVBand="1" w:val="04A0"/>
-      </w:tblPr>
-      <w:tblGrid>
-        <w:gridCol w:w="9524"/>
-      </w:tblGrid>
-      <w:tr>
-        <w:tc>
-          <w:tcPr>
-            <w:tcW w:type="dxa" w:w="9524"/>
-            <w:shd w:val="clear" w:fill="F2F2F2"/>
-          </w:tcPr>
-          <w:p>
-            <w:pPr>
-              <w:pStyle w:val="LectureBullet"/>
-            </w:pPr>
-            <w:r/>
-            <w:r>
-              <w:rPr>
-                <w:sz w:val="19"/>
-              </w:rPr>
-              <w:t>【转场语】 先给你们八个动作。</w:t>
-            </w:r>
-          </w:p>
-        </w:tc>
-      </w:tr>
-    </w:tbl>
+    <w:p>
+      <w:pPr>
+        <w:pStyle w:val="LectureBullet"/>
+      </w:pPr>
+      <w:r/>
+      <w:r>
+        <w:rPr>
+          <w:sz w:val="19"/>
+        </w:rPr>
+        <w:t>【转场语】 先给你们八个动作。</w:t>
+      </w:r>
+    </w:p>
     <w:p>
       <w:pPr>
         <w:pStyle w:val="SlideTitle"/>
       </w:pPr>
       <w:r>
-        <w:t>幻灯片 15｜用八个动作推进设计，不用空泛形容词</w:t>
+        <w:t>幻灯片 18｜用八个动作推进设计，不用空泛形容词</w:t>
       </w:r>
     </w:p>
     <w:p>
@@ -3168,36 +2672,18 @@
         <w:t>建议时间：2.5分钟　｜　课堂功能：八个实验与修改操作动词</w:t>
       </w:r>
     </w:p>
-    <w:tbl>
-      <w:tblPr>
-        <w:tblStyle w:val="TableGrid"/>
-        <w:tblW w:type="auto" w:w="0"/>
-        <w:tblLook w:firstColumn="1" w:firstRow="1" w:lastColumn="0" w:lastRow="0" w:noHBand="0" w:noVBand="1" w:val="04A0"/>
-      </w:tblPr>
-      <w:tblGrid>
-        <w:gridCol w:w="9524"/>
-      </w:tblGrid>
-      <w:tr>
-        <w:tc>
-          <w:tcPr>
-            <w:tcW w:type="dxa" w:w="9524"/>
-            <w:shd w:val="clear" w:fill="F2F2F2"/>
-          </w:tcPr>
-          <w:p>
-            <w:pPr>
-              <w:pStyle w:val="LectureBullet"/>
-            </w:pPr>
-            <w:r/>
-            <w:r>
-              <w:rPr>
-                <w:sz w:val="19"/>
-              </w:rPr>
-              <w:t>【教师动作｜不发言】 快速念八个动词；在“基准冻结”与“失败放大”两处停顿。</w:t>
-            </w:r>
-          </w:p>
-        </w:tc>
-      </w:tr>
-    </w:tbl>
+    <w:p>
+      <w:pPr>
+        <w:pStyle w:val="LectureBullet"/>
+      </w:pPr>
+      <w:r/>
+      <w:r>
+        <w:rPr>
+          <w:sz w:val="19"/>
+        </w:rPr>
+        <w:t>【教师动作｜不发言】 快速念八个动词；在“基准冻结”与“失败放大”两处停顿。</w:t>
+      </w:r>
+    </w:p>
     <w:p>
       <w:pPr/>
       <w:r>
@@ -3271,42 +2757,24 @@
         <w:t>七，品类迁移：把有效规则从上装转入裙装、外套或连衣裙，重算功能触点。八，系列编排：以轮廓、长度、色量、材料密度和角色检查五款节奏。</w:t>
       </w:r>
     </w:p>
-    <w:tbl>
-      <w:tblPr>
-        <w:tblStyle w:val="TableGrid"/>
-        <w:tblW w:type="auto" w:w="0"/>
-        <w:tblLook w:firstColumn="1" w:firstRow="1" w:lastColumn="0" w:lastRow="0" w:noHBand="0" w:noVBand="1" w:val="04A0"/>
-      </w:tblPr>
-      <w:tblGrid>
-        <w:gridCol w:w="9524"/>
-      </w:tblGrid>
-      <w:tr>
-        <w:tc>
-          <w:tcPr>
-            <w:tcW w:type="dxa" w:w="9524"/>
-            <w:shd w:val="clear" w:fill="F2F2F2"/>
-          </w:tcPr>
-          <w:p>
-            <w:pPr>
-              <w:pStyle w:val="LectureBullet"/>
-            </w:pPr>
-            <w:r/>
-            <w:r>
-              <w:rPr>
-                <w:sz w:val="19"/>
-              </w:rPr>
-              <w:t>【转场语】 变化要有矩阵，不能凭感觉。</w:t>
-            </w:r>
-          </w:p>
-        </w:tc>
-      </w:tr>
-    </w:tbl>
+    <w:p>
+      <w:pPr>
+        <w:pStyle w:val="LectureBullet"/>
+      </w:pPr>
+      <w:r/>
+      <w:r>
+        <w:rPr>
+          <w:sz w:val="19"/>
+        </w:rPr>
+        <w:t>【转场语】 变化要有矩阵，不能凭感觉。</w:t>
+      </w:r>
+    </w:p>
     <w:p>
       <w:pPr>
         <w:pStyle w:val="SlideTitle"/>
       </w:pPr>
       <w:r>
-        <w:t>幻灯片 16｜先控制变量，再判断哪一种变化真正有效</w:t>
+        <w:t>幻灯片 19｜先控制变量，再判断哪一种变化真正有效</w:t>
       </w:r>
     </w:p>
     <w:p>
@@ -3317,36 +2785,18 @@
         <w:t>建议时间：2.5分钟　｜　课堂功能：五行四列变量矩阵与覆盖要求</w:t>
       </w:r>
     </w:p>
-    <w:tbl>
-      <w:tblPr>
-        <w:tblStyle w:val="TableGrid"/>
-        <w:tblW w:type="auto" w:w="0"/>
-        <w:tblLook w:firstColumn="1" w:firstRow="1" w:lastColumn="0" w:lastRow="0" w:noHBand="0" w:noVBand="1" w:val="04A0"/>
-      </w:tblPr>
-      <w:tblGrid>
-        <w:gridCol w:w="9524"/>
-      </w:tblGrid>
-      <w:tr>
-        <w:tc>
-          <w:tcPr>
-            <w:tcW w:type="dxa" w:w="9524"/>
-            <w:shd w:val="clear" w:fill="F2F2F2"/>
-          </w:tcPr>
-          <w:p>
-            <w:pPr>
-              <w:pStyle w:val="LectureBullet"/>
-            </w:pPr>
-            <w:r/>
-            <w:r>
-              <w:rPr>
-                <w:sz w:val="19"/>
-              </w:rPr>
-              <w:t>【教师动作｜不发言】 逐行念矩阵；重点念“一轮只在一行里换列，其余四行原样抄下来”。</w:t>
-            </w:r>
-          </w:p>
-        </w:tc>
-      </w:tr>
-    </w:tbl>
+    <w:p>
+      <w:pPr>
+        <w:pStyle w:val="LectureBullet"/>
+      </w:pPr>
+      <w:r/>
+      <w:r>
+        <w:rPr>
+          <w:sz w:val="19"/>
+        </w:rPr>
+        <w:t>【教师动作｜不发言】 逐行念矩阵；重点念“一轮只在一行里换列，其余四行原样抄下来”。</w:t>
+      </w:r>
+    </w:p>
     <w:p>
       <w:pPr/>
       <w:r>
@@ -3413,42 +2863,24 @@
         <w:t>• 要求每人把“其余四行”真的抄在实验记录上，不许省略。</w:t>
       </w:r>
     </w:p>
-    <w:tbl>
-      <w:tblPr>
-        <w:tblStyle w:val="TableGrid"/>
-        <w:tblW w:type="auto" w:w="0"/>
-        <w:tblLook w:firstColumn="1" w:firstRow="1" w:lastColumn="0" w:lastRow="0" w:noHBand="0" w:noVBand="1" w:val="04A0"/>
-      </w:tblPr>
-      <w:tblGrid>
-        <w:gridCol w:w="9524"/>
-      </w:tblGrid>
-      <w:tr>
-        <w:tc>
-          <w:tcPr>
-            <w:tcW w:type="dxa" w:w="9524"/>
-            <w:shd w:val="clear" w:fill="F2F2F2"/>
-          </w:tcPr>
-          <w:p>
-            <w:pPr>
-              <w:pStyle w:val="LectureBullet"/>
-            </w:pPr>
-            <w:r/>
-            <w:r>
-              <w:rPr>
-                <w:sz w:val="19"/>
-              </w:rPr>
-              <w:t>【转场语】 受控实验的记录格式很具体，要照做。</w:t>
-            </w:r>
-          </w:p>
-        </w:tc>
-      </w:tr>
-    </w:tbl>
+    <w:p>
+      <w:pPr>
+        <w:pStyle w:val="LectureBullet"/>
+      </w:pPr>
+      <w:r/>
+      <w:r>
+        <w:rPr>
+          <w:sz w:val="19"/>
+        </w:rPr>
+        <w:t>【转场语】 受控实验的记录格式很具体，要照做。</w:t>
+      </w:r>
+    </w:p>
     <w:p>
       <w:pPr>
         <w:pStyle w:val="SlideTitle"/>
       </w:pPr>
       <w:r>
-        <w:t>幻灯片 17｜一次只改变一个主变量，保留可追踪依据</w:t>
+        <w:t>幻灯片 20｜一次只改变一个主变量，保留可追踪依据</w:t>
       </w:r>
     </w:p>
     <w:p>
@@ -3459,36 +2891,18 @@
         <w:t>建议时间：2分钟　｜　课堂功能：基准型与V1—V3（切割位置·连接方式·材料强度）</w:t>
       </w:r>
     </w:p>
-    <w:tbl>
-      <w:tblPr>
-        <w:tblStyle w:val="TableGrid"/>
-        <w:tblW w:type="auto" w:w="0"/>
-        <w:tblLook w:firstColumn="1" w:firstRow="1" w:lastColumn="0" w:lastRow="0" w:noHBand="0" w:noVBand="1" w:val="04A0"/>
-      </w:tblPr>
-      <w:tblGrid>
-        <w:gridCol w:w="9524"/>
-      </w:tblGrid>
-      <w:tr>
-        <w:tc>
-          <w:tcPr>
-            <w:tcW w:type="dxa" w:w="9524"/>
-            <w:shd w:val="clear" w:fill="F2F2F2"/>
-          </w:tcPr>
-          <w:p>
-            <w:pPr>
-              <w:pStyle w:val="LectureBullet"/>
-            </w:pPr>
-            <w:r/>
-            <w:r>
-              <w:rPr>
-                <w:sz w:val="19"/>
-              </w:rPr>
-              <w:t>【教师动作｜不发言】 逐版念“记录格式”一行；V2要求拍穿脱过程至少三帧，V3要求量成数字。</w:t>
-            </w:r>
-          </w:p>
-        </w:tc>
-      </w:tr>
-    </w:tbl>
+    <w:p>
+      <w:pPr>
+        <w:pStyle w:val="LectureBullet"/>
+      </w:pPr>
+      <w:r/>
+      <w:r>
+        <w:rPr>
+          <w:sz w:val="19"/>
+        </w:rPr>
+        <w:t>【教师动作｜不发言】 逐版念“记录格式”一行；V2要求拍穿脱过程至少三帧，V3要求量成数字。</w:t>
+      </w:r>
+    </w:p>
     <w:p>
       <w:pPr/>
       <w:r>
@@ -3555,42 +2969,24 @@
         <w:t>• 检查V2的穿脱帧数；只有一张结果照的，当场补拍。</w:t>
       </w:r>
     </w:p>
-    <w:tbl>
-      <w:tblPr>
-        <w:tblStyle w:val="TableGrid"/>
-        <w:tblW w:type="auto" w:w="0"/>
-        <w:tblLook w:firstColumn="1" w:firstRow="1" w:lastColumn="0" w:lastRow="0" w:noHBand="0" w:noVBand="1" w:val="04A0"/>
-      </w:tblPr>
-      <w:tblGrid>
-        <w:gridCol w:w="9524"/>
-      </w:tblGrid>
-      <w:tr>
-        <w:tc>
-          <w:tcPr>
-            <w:tcW w:type="dxa" w:w="9524"/>
-            <w:shd w:val="clear" w:fill="F2F2F2"/>
-          </w:tcPr>
-          <w:p>
-            <w:pPr>
-              <w:pStyle w:val="LectureBullet"/>
-            </w:pPr>
-            <w:r/>
-            <w:r>
-              <w:rPr>
-                <w:sz w:val="19"/>
-              </w:rPr>
-              <w:t>【转场语】 实验有效，不等于可以进系列。</w:t>
-            </w:r>
-          </w:p>
-        </w:tc>
-      </w:tr>
-    </w:tbl>
+    <w:p>
+      <w:pPr>
+        <w:pStyle w:val="LectureBullet"/>
+      </w:pPr>
+      <w:r/>
+      <w:r>
+        <w:rPr>
+          <w:sz w:val="19"/>
+        </w:rPr>
+        <w:t>【转场语】 实验有效，不等于可以进系列。</w:t>
+      </w:r>
+    </w:p>
     <w:p>
       <w:pPr>
         <w:pStyle w:val="SlideTitle"/>
       </w:pPr>
       <w:r>
-        <w:t>幻灯片 18｜实验有效不等于可以进系列——先给它一个角色</w:t>
+        <w:t>幻灯片 21｜实验有效不等于可以进系列——先给它一个角色</w:t>
       </w:r>
     </w:p>
     <w:p>
@@ -3601,36 +2997,18 @@
         <w:t>建议时间：2分钟　｜　课堂功能：五款角色分配与“分配不进去”的处理</w:t>
       </w:r>
     </w:p>
-    <w:tbl>
-      <w:tblPr>
-        <w:tblStyle w:val="TableGrid"/>
-        <w:tblW w:type="auto" w:w="0"/>
-        <w:tblLook w:firstColumn="1" w:firstRow="1" w:lastColumn="0" w:lastRow="0" w:noHBand="0" w:noVBand="1" w:val="04A0"/>
-      </w:tblPr>
-      <w:tblGrid>
-        <w:gridCol w:w="9524"/>
-      </w:tblGrid>
-      <w:tr>
-        <w:tc>
-          <w:tcPr>
-            <w:tcW w:type="dxa" w:w="9524"/>
-            <w:shd w:val="clear" w:fill="F2F2F2"/>
-          </w:tcPr>
-          <w:p>
-            <w:pPr>
-              <w:pStyle w:val="LectureBullet"/>
-            </w:pPr>
-            <w:r/>
-            <w:r>
-              <w:rPr>
-                <w:sz w:val="19"/>
-              </w:rPr>
-              <w:t>【教师动作｜不发言】 逐款念角色；最后念检查一段，强调不要急着删。</w:t>
-            </w:r>
-          </w:p>
-        </w:tc>
-      </w:tr>
-    </w:tbl>
+    <w:p>
+      <w:pPr>
+        <w:pStyle w:val="LectureBullet"/>
+      </w:pPr>
+      <w:r/>
+      <w:r>
+        <w:rPr>
+          <w:sz w:val="19"/>
+        </w:rPr>
+        <w:t>【教师动作｜不发言】 逐款念角色；最后念检查一段，强调不要急着删。</w:t>
+      </w:r>
+    </w:p>
     <w:p>
       <w:pPr/>
       <w:r>
@@ -3713,42 +3091,24 @@
         <w:t>• 若某学生有两三个实验都分配不进去，和他一起重看五个角色的定义，而不是删实验。</w:t>
       </w:r>
     </w:p>
-    <w:tbl>
-      <w:tblPr>
-        <w:tblStyle w:val="TableGrid"/>
-        <w:tblW w:type="auto" w:w="0"/>
-        <w:tblLook w:firstColumn="1" w:firstRow="1" w:lastColumn="0" w:lastRow="0" w:noHBand="0" w:noVBand="1" w:val="04A0"/>
-      </w:tblPr>
-      <w:tblGrid>
-        <w:gridCol w:w="9524"/>
-      </w:tblGrid>
-      <w:tr>
-        <w:tc>
-          <w:tcPr>
-            <w:tcW w:type="dxa" w:w="9524"/>
-            <w:shd w:val="clear" w:fill="F2F2F2"/>
-          </w:tcPr>
-          <w:p>
-            <w:pPr>
-              <w:pStyle w:val="LectureBullet"/>
-            </w:pPr>
-            <w:r/>
-            <w:r>
-              <w:rPr>
-                <w:sz w:val="19"/>
-              </w:rPr>
-              <w:t>【转场语】 现在用二十八分钟做局部深化和五款重构。</w:t>
-            </w:r>
-          </w:p>
-        </w:tc>
-      </w:tr>
-    </w:tbl>
+    <w:p>
+      <w:pPr>
+        <w:pStyle w:val="LectureBullet"/>
+      </w:pPr>
+      <w:r/>
+      <w:r>
+        <w:rPr>
+          <w:sz w:val="19"/>
+        </w:rPr>
+        <w:t>【转场语】 现在用二十八分钟做局部深化和五款重构。</w:t>
+      </w:r>
+    </w:p>
     <w:p>
       <w:pPr>
         <w:pStyle w:val="SlideTitle"/>
       </w:pPr>
       <w:r>
-        <w:t>幻灯片 19｜第2课时实操：28分钟，完成实验、编辑、同伴反馈与锁定</w:t>
+        <w:t>幻灯片 22｜第2课时实操：28分钟，完成实验、编辑、同伴反馈与锁定</w:t>
       </w:r>
     </w:p>
     <w:p>
@@ -3759,36 +3119,18 @@
         <w:t>建议时间：28分钟　｜　课堂功能：四阶段实操（局部·重构·CMF·评图）</w:t>
       </w:r>
     </w:p>
-    <w:tbl>
-      <w:tblPr>
-        <w:tblStyle w:val="TableGrid"/>
-        <w:tblW w:type="auto" w:w="0"/>
-        <w:tblLook w:firstColumn="1" w:firstRow="1" w:lastColumn="0" w:lastRow="0" w:noHBand="0" w:noVBand="1" w:val="04A0"/>
-      </w:tblPr>
-      <w:tblGrid>
-        <w:gridCol w:w="9524"/>
-      </w:tblGrid>
-      <w:tr>
-        <w:tc>
-          <w:tcPr>
-            <w:tcW w:type="dxa" w:w="9524"/>
-            <w:shd w:val="clear" w:fill="F2F2F2"/>
-          </w:tcPr>
-          <w:p>
-            <w:pPr>
-              <w:pStyle w:val="LectureBullet"/>
-            </w:pPr>
-            <w:r/>
-            <w:r>
-              <w:rPr>
-                <w:sz w:val="19"/>
-              </w:rPr>
-              <w:t>【教师动作｜不发言】 按页面分钟区间报时：14—20、20—28、28—36、36—42；评图阶段按“远看、近看、穿看”三段走。</w:t>
-            </w:r>
-          </w:p>
-        </w:tc>
-      </w:tr>
-    </w:tbl>
+    <w:p>
+      <w:pPr>
+        <w:pStyle w:val="LectureBullet"/>
+      </w:pPr>
+      <w:r/>
+      <w:r>
+        <w:rPr>
+          <w:sz w:val="19"/>
+        </w:rPr>
+        <w:t>【教师动作｜不发言】 按页面分钟区间报时：14—20、20—28、28—36、36—42；评图阶段按“远看、近看、穿看”三段走。</w:t>
+      </w:r>
+    </w:p>
     <w:p>
       <w:pPr/>
       <w:r>
@@ -3871,42 +3213,24 @@
         <w:t>• 若学生记了五六项待办，回应：“下周只能做三项。选最关键的三项。”</w:t>
       </w:r>
     </w:p>
-    <w:tbl>
-      <w:tblPr>
-        <w:tblStyle w:val="TableGrid"/>
-        <w:tblW w:type="auto" w:w="0"/>
-        <w:tblLook w:firstColumn="1" w:firstRow="1" w:lastColumn="0" w:lastRow="0" w:noHBand="0" w:noVBand="1" w:val="04A0"/>
-      </w:tblPr>
-      <w:tblGrid>
-        <w:gridCol w:w="9524"/>
-      </w:tblGrid>
-      <w:tr>
-        <w:tc>
-          <w:tcPr>
-            <w:tcW w:type="dxa" w:w="9524"/>
-            <w:shd w:val="clear" w:fill="F2F2F2"/>
-          </w:tcPr>
-          <w:p>
-            <w:pPr>
-              <w:pStyle w:val="LectureBullet"/>
-            </w:pPr>
-            <w:r/>
-            <w:r>
-              <w:rPr>
-                <w:sz w:val="19"/>
-              </w:rPr>
-              <w:t>【转场语】 交之前，先按四类证据自查一遍板面。</w:t>
-            </w:r>
-          </w:p>
-        </w:tc>
-      </w:tr>
-    </w:tbl>
+    <w:p>
+      <w:pPr>
+        <w:pStyle w:val="LectureBullet"/>
+      </w:pPr>
+      <w:r/>
+      <w:r>
+        <w:rPr>
+          <w:sz w:val="19"/>
+        </w:rPr>
+        <w:t>【转场语】 交之前，先按四类证据自查一遍板面。</w:t>
+      </w:r>
+    </w:p>
     <w:p>
       <w:pPr>
         <w:pStyle w:val="SlideTitle"/>
       </w:pPr>
       <w:r>
-        <w:t>幻灯片 20｜提交板面必须让评审者快速找到四类证据</w:t>
+        <w:t>幻灯片 23｜提交板面必须让评审者快速找到四类证据</w:t>
       </w:r>
     </w:p>
     <w:p>
@@ -3917,36 +3241,18 @@
         <w:t>建议时间：2分钟　｜　课堂功能：四类提交证据与不合格样态</w:t>
       </w:r>
     </w:p>
-    <w:tbl>
-      <w:tblPr>
-        <w:tblStyle w:val="TableGrid"/>
-        <w:tblW w:type="auto" w:w="0"/>
-        <w:tblLook w:firstColumn="1" w:firstRow="1" w:lastColumn="0" w:lastRow="0" w:noHBand="0" w:noVBand="1" w:val="04A0"/>
-      </w:tblPr>
-      <w:tblGrid>
-        <w:gridCol w:w="9524"/>
-      </w:tblGrid>
-      <w:tr>
-        <w:tc>
-          <w:tcPr>
-            <w:tcW w:type="dxa" w:w="9524"/>
-            <w:shd w:val="clear" w:fill="F2F2F2"/>
-          </w:tcPr>
-          <w:p>
-            <w:pPr>
-              <w:pStyle w:val="LectureBullet"/>
-            </w:pPr>
-            <w:r/>
-            <w:r>
-              <w:rPr>
-                <w:sz w:val="19"/>
-              </w:rPr>
-              <w:t>【教师动作｜不发言】 先说明本周交的是“可比较的证据”；再念四类与不合格。</w:t>
-            </w:r>
-          </w:p>
-        </w:tc>
-      </w:tr>
-    </w:tbl>
+    <w:p>
+      <w:pPr>
+        <w:pStyle w:val="LectureBullet"/>
+      </w:pPr>
+      <w:r/>
+      <w:r>
+        <w:rPr>
+          <w:sz w:val="19"/>
+        </w:rPr>
+        <w:t>【教师动作｜不发言】 先说明本周交的是“可比较的证据”；再念四类与不合格。</w:t>
+      </w:r>
+    </w:p>
     <w:p>
       <w:pPr/>
       <w:r>
@@ -4013,42 +3319,24 @@
         <w:t>• 快速抽查两份审计表，重点看有没有一行改了两个变量。</w:t>
       </w:r>
     </w:p>
-    <w:tbl>
-      <w:tblPr>
-        <w:tblStyle w:val="TableGrid"/>
-        <w:tblW w:type="auto" w:w="0"/>
-        <w:tblLook w:firstColumn="1" w:firstRow="1" w:lastColumn="0" w:lastRow="0" w:noHBand="0" w:noVBand="1" w:val="04A0"/>
-      </w:tblPr>
-      <w:tblGrid>
-        <w:gridCol w:w="9524"/>
-      </w:tblGrid>
-      <w:tr>
-        <w:tc>
-          <w:tcPr>
-            <w:tcW w:type="dxa" w:w="9524"/>
-            <w:shd w:val="clear" w:fill="F2F2F2"/>
-          </w:tcPr>
-          <w:p>
-            <w:pPr>
-              <w:pStyle w:val="LectureBullet"/>
-            </w:pPr>
-            <w:r/>
-            <w:r>
-              <w:rPr>
-                <w:sz w:val="19"/>
-              </w:rPr>
-              <w:t>【转场语】 讲评时只用一种语言格式。</w:t>
-            </w:r>
-          </w:p>
-        </w:tc>
-      </w:tr>
-    </w:tbl>
+    <w:p>
+      <w:pPr>
+        <w:pStyle w:val="LectureBullet"/>
+      </w:pPr>
+      <w:r/>
+      <w:r>
+        <w:rPr>
+          <w:sz w:val="19"/>
+        </w:rPr>
+        <w:t>【转场语】 讲评时只用一种语言格式。</w:t>
+      </w:r>
+    </w:p>
     <w:p>
       <w:pPr>
         <w:pStyle w:val="SlideTitle"/>
       </w:pPr>
       <w:r>
-        <w:t>幻灯片 21｜反馈只使用“证据—判断—动作”</w:t>
+        <w:t>幻灯片 24｜反馈只使用“证据—判断—动作”</w:t>
       </w:r>
     </w:p>
     <w:p>
@@ -4059,36 +3347,18 @@
         <w:t>建议时间：1.5分钟　｜　课堂功能：同伴讲评四段格式与本周指向</w:t>
       </w:r>
     </w:p>
-    <w:tbl>
-      <w:tblPr>
-        <w:tblStyle w:val="TableGrid"/>
-        <w:tblW w:type="auto" w:w="0"/>
-        <w:tblLook w:firstColumn="1" w:firstRow="1" w:lastColumn="0" w:lastRow="0" w:noHBand="0" w:noVBand="1" w:val="04A0"/>
-      </w:tblPr>
-      <w:tblGrid>
-        <w:gridCol w:w="9524"/>
-      </w:tblGrid>
-      <w:tr>
-        <w:tc>
-          <w:tcPr>
-            <w:tcW w:type="dxa" w:w="9524"/>
-            <w:shd w:val="clear" w:fill="F2F2F2"/>
-          </w:tcPr>
-          <w:p>
-            <w:pPr>
-              <w:pStyle w:val="LectureBullet"/>
-            </w:pPr>
-            <w:r/>
-            <w:r>
-              <w:rPr>
-                <w:sz w:val="19"/>
-              </w:rPr>
-              <w:t>【教师动作｜不发言】 四段各念一句“本周指向”；在取舍一段停顿。</w:t>
-            </w:r>
-          </w:p>
-        </w:tc>
-      </w:tr>
-    </w:tbl>
+    <w:p>
+      <w:pPr>
+        <w:pStyle w:val="LectureBullet"/>
+      </w:pPr>
+      <w:r/>
+      <w:r>
+        <w:rPr>
+          <w:sz w:val="19"/>
+        </w:rPr>
+        <w:t>【教师动作｜不发言】 四段各念一句“本周指向”；在取舍一段停顿。</w:t>
+      </w:r>
+    </w:p>
     <w:p>
       <w:pPr/>
       <w:r>
@@ -4138,42 +3408,24 @@
         <w:t>行动：这周指向是——指定下一版只改的那一个变量，并说明用什么图来比较前后。</w:t>
       </w:r>
     </w:p>
-    <w:tbl>
-      <w:tblPr>
-        <w:tblStyle w:val="TableGrid"/>
-        <w:tblW w:type="auto" w:w="0"/>
-        <w:tblLook w:firstColumn="1" w:firstRow="1" w:lastColumn="0" w:lastRow="0" w:noHBand="0" w:noVBand="1" w:val="04A0"/>
-      </w:tblPr>
-      <w:tblGrid>
-        <w:gridCol w:w="9524"/>
-      </w:tblGrid>
-      <w:tr>
-        <w:tc>
-          <w:tcPr>
-            <w:tcW w:type="dxa" w:w="9524"/>
-            <w:shd w:val="clear" w:fill="F2F2F2"/>
-          </w:tcPr>
-          <w:p>
-            <w:pPr>
-              <w:pStyle w:val="LectureBullet"/>
-            </w:pPr>
-            <w:r/>
-            <w:r>
-              <w:rPr>
-                <w:sz w:val="19"/>
-              </w:rPr>
-              <w:t>【转场语】 这周怎么判定合格？</w:t>
-            </w:r>
-          </w:p>
-        </w:tc>
-      </w:tr>
-    </w:tbl>
+    <w:p>
+      <w:pPr>
+        <w:pStyle w:val="LectureBullet"/>
+      </w:pPr>
+      <w:r/>
+      <w:r>
+        <w:rPr>
+          <w:sz w:val="19"/>
+        </w:rPr>
+        <w:t>【转场语】 这周怎么判定合格？</w:t>
+      </w:r>
+    </w:p>
     <w:p>
       <w:pPr>
         <w:pStyle w:val="SlideTitle"/>
       </w:pPr>
       <w:r>
-        <w:t>幻灯片 22｜第14周检查：本周成果是否允许进入下一阶段</w:t>
+        <w:t>幻灯片 25｜第14周检查：本周成果是否允许进入下一阶段</w:t>
       </w:r>
     </w:p>
     <w:p>
@@ -4184,36 +3436,18 @@
         <w:t>建议时间：1.5分钟　｜　课堂功能：五项形成性评价与权重</w:t>
       </w:r>
     </w:p>
-    <w:tbl>
-      <w:tblPr>
-        <w:tblStyle w:val="TableGrid"/>
-        <w:tblW w:type="auto" w:w="0"/>
-        <w:tblLook w:firstColumn="1" w:firstRow="1" w:lastColumn="0" w:lastRow="0" w:noHBand="0" w:noVBand="1" w:val="04A0"/>
-      </w:tblPr>
-      <w:tblGrid>
-        <w:gridCol w:w="9524"/>
-      </w:tblGrid>
-      <w:tr>
-        <w:tc>
-          <w:tcPr>
-            <w:tcW w:type="dxa" w:w="9524"/>
-            <w:shd w:val="clear" w:fill="F2F2F2"/>
-          </w:tcPr>
-          <w:p>
-            <w:pPr>
-              <w:pStyle w:val="LectureBullet"/>
-            </w:pPr>
-            <w:r/>
-            <w:r>
-              <w:rPr>
-                <w:sz w:val="19"/>
-              </w:rPr>
-              <w:t>【教师动作｜不发言】 念五项与权重；指出“结构与物性”占25%，是本周最高。</w:t>
-            </w:r>
-          </w:p>
-        </w:tc>
-      </w:tr>
-    </w:tbl>
+    <w:p>
+      <w:pPr>
+        <w:pStyle w:val="LectureBullet"/>
+      </w:pPr>
+      <w:r/>
+      <w:r>
+        <w:rPr>
+          <w:sz w:val="19"/>
+        </w:rPr>
+        <w:t>【教师动作｜不发言】 念五项与权重；指出“结构与物性”占25%，是本周最高。</w:t>
+      </w:r>
+    </w:p>
     <w:p>
       <w:pPr/>
       <w:r>
@@ -4271,42 +3505,24 @@
         <w:t>完成度和表达占百分之十五：线稿、样片、摄影、标注和日志足以支持下一步编辑。</w:t>
       </w:r>
     </w:p>
-    <w:tbl>
-      <w:tblPr>
-        <w:tblStyle w:val="TableGrid"/>
-        <w:tblW w:type="auto" w:w="0"/>
-        <w:tblLook w:firstColumn="1" w:firstRow="1" w:lastColumn="0" w:lastRow="0" w:noHBand="0" w:noVBand="1" w:val="04A0"/>
-      </w:tblPr>
-      <w:tblGrid>
-        <w:gridCol w:w="9524"/>
-      </w:tblGrid>
-      <w:tr>
-        <w:tc>
-          <w:tcPr>
-            <w:tcW w:type="dxa" w:w="9524"/>
-            <w:shd w:val="clear" w:fill="F2F2F2"/>
-          </w:tcPr>
-          <w:p>
-            <w:pPr>
-              <w:pStyle w:val="LectureBullet"/>
-            </w:pPr>
-            <w:r/>
-            <w:r>
-              <w:rPr>
-                <w:sz w:val="19"/>
-              </w:rPr>
-              <w:t>【转场语】 下周把五款编成一条叙事。</w:t>
-            </w:r>
-          </w:p>
-        </w:tc>
-      </w:tr>
-    </w:tbl>
+    <w:p>
+      <w:pPr>
+        <w:pStyle w:val="LectureBullet"/>
+      </w:pPr>
+      <w:r/>
+      <w:r>
+        <w:rPr>
+          <w:sz w:val="19"/>
+        </w:rPr>
+        <w:t>【转场语】 下周把五款编成一条叙事。</w:t>
+      </w:r>
+    </w:p>
     <w:p>
       <w:pPr>
         <w:pStyle w:val="SlideTitle"/>
       </w:pPr>
       <w:r>
-        <w:t>幻灯片 23｜第15周把五款编成一条叙事，并做成作品集</w:t>
+        <w:t>幻灯片 26｜第15周把五款编成一条叙事，并做成作品集</w:t>
       </w:r>
     </w:p>
     <w:p>
@@ -4317,36 +3533,18 @@
         <w:t>建议时间：1.5分钟　｜　课堂功能：下周四项准备</w:t>
       </w:r>
     </w:p>
-    <w:tbl>
-      <w:tblPr>
-        <w:tblStyle w:val="TableGrid"/>
-        <w:tblW w:type="auto" w:w="0"/>
-        <w:tblLook w:firstColumn="1" w:firstRow="1" w:lastColumn="0" w:lastRow="0" w:noHBand="0" w:noVBand="1" w:val="04A0"/>
-      </w:tblPr>
-      <w:tblGrid>
-        <w:gridCol w:w="9524"/>
-      </w:tblGrid>
-      <w:tr>
-        <w:tc>
-          <w:tcPr>
-            <w:tcW w:type="dxa" w:w="9524"/>
-            <w:shd w:val="clear" w:fill="F2F2F2"/>
-          </w:tcPr>
-          <w:p>
-            <w:pPr>
-              <w:pStyle w:val="LectureBullet"/>
-            </w:pPr>
-            <w:r/>
-            <w:r>
-              <w:rPr>
-                <w:sz w:val="19"/>
-              </w:rPr>
-              <w:t>【教师动作｜不发言】 逐项念带什么、准备什么；强调“下周不再新增实验”与“缺背面的款会被删掉”。</w:t>
-            </w:r>
-          </w:p>
-        </w:tc>
-      </w:tr>
-    </w:tbl>
+    <w:p>
+      <w:pPr>
+        <w:pStyle w:val="LectureBullet"/>
+      </w:pPr>
+      <w:r/>
+      <w:r>
+        <w:rPr>
+          <w:sz w:val="19"/>
+        </w:rPr>
+        <w:t>【教师动作｜不发言】 逐项念带什么、准备什么；强调“下周不再新增实验”与“缺背面的款会被删掉”。</w:t>
+      </w:r>
+    </w:p>
     <w:p>
       <w:pPr/>
       <w:r>
@@ -4396,42 +3594,24 @@
         <w:t>准备排序的想法：先想好五款的出场顺序，并写一句理由。下周第一件事就是检验这个顺序。</w:t>
       </w:r>
     </w:p>
-    <w:tbl>
-      <w:tblPr>
-        <w:tblStyle w:val="TableGrid"/>
-        <w:tblW w:type="auto" w:w="0"/>
-        <w:tblLook w:firstColumn="1" w:firstRow="1" w:lastColumn="0" w:lastRow="0" w:noHBand="0" w:noVBand="1" w:val="04A0"/>
-      </w:tblPr>
-      <w:tblGrid>
-        <w:gridCol w:w="9524"/>
-      </w:tblGrid>
-      <w:tr>
-        <w:tc>
-          <w:tcPr>
-            <w:tcW w:type="dxa" w:w="9524"/>
-            <w:shd w:val="clear" w:fill="F2F2F2"/>
-          </w:tcPr>
-          <w:p>
-            <w:pPr>
-              <w:pStyle w:val="LectureBullet"/>
-            </w:pPr>
-            <w:r/>
-            <w:r>
-              <w:rPr>
-                <w:sz w:val="19"/>
-              </w:rPr>
-              <w:t>【转场语】 最后请每人写一句一句话小结。</w:t>
-            </w:r>
-          </w:p>
-        </w:tc>
-      </w:tr>
-    </w:tbl>
+    <w:p>
+      <w:pPr>
+        <w:pStyle w:val="LectureBullet"/>
+      </w:pPr>
+      <w:r/>
+      <w:r>
+        <w:rPr>
+          <w:sz w:val="19"/>
+        </w:rPr>
+        <w:t>【转场语】 最后请每人写一句一句话小结。</w:t>
+      </w:r>
+    </w:p>
     <w:p>
       <w:pPr>
         <w:pStyle w:val="SlideTitle"/>
       </w:pPr>
       <w:r>
-        <w:t>幻灯片 24｜写一句：把本周判断写成下一步动作</w:t>
+        <w:t>幻灯片 27｜写一句：把本周判断写成下一步动作</w:t>
       </w:r>
     </w:p>
     <w:p>
@@ -4442,36 +3622,18 @@
         <w:t>建议时间：1.5分钟　｜　课堂功能：本周收束与四条结论</w:t>
       </w:r>
     </w:p>
-    <w:tbl>
-      <w:tblPr>
-        <w:tblStyle w:val="TableGrid"/>
-        <w:tblW w:type="auto" w:w="0"/>
-        <w:tblLook w:firstColumn="1" w:firstRow="1" w:lastColumn="0" w:lastRow="0" w:noHBand="0" w:noVBand="1" w:val="04A0"/>
-      </w:tblPr>
-      <w:tblGrid>
-        <w:gridCol w:w="9524"/>
-      </w:tblGrid>
-      <w:tr>
-        <w:tc>
-          <w:tcPr>
-            <w:tcW w:type="dxa" w:w="9524"/>
-            <w:shd w:val="clear" w:fill="F2F2F2"/>
-          </w:tcPr>
-          <w:p>
-            <w:pPr>
-              <w:pStyle w:val="LectureBullet"/>
-            </w:pPr>
-            <w:r/>
-            <w:r>
-              <w:rPr>
-                <w:sz w:val="19"/>
-              </w:rPr>
-              <w:t>【教师动作｜不发言】 投影句式，等待全班写完再下课；念四条结论。</w:t>
-            </w:r>
-          </w:p>
-        </w:tc>
-      </w:tr>
-    </w:tbl>
+    <w:p>
+      <w:pPr>
+        <w:pStyle w:val="LectureBullet"/>
+      </w:pPr>
+      <w:r/>
+      <w:r>
+        <w:rPr>
+          <w:sz w:val="19"/>
+        </w:rPr>
+        <w:t>【教师动作｜不发言】 投影句式，等待全班写完再下课；念四条结论。</w:t>
+      </w:r>
+    </w:p>
     <w:p>
       <w:pPr/>
       <w:r>

--- a/docs/jiangao/《女装设计III》第14周_中国大陆课堂完整讲稿_中文.docx
+++ b/docs/jiangao/《女装设计III》第14周_中国大陆课堂完整讲稿_中文.docx
@@ -2333,7 +2333,7 @@
         <w:pStyle w:val="LectureBullet"/>
       </w:pPr>
       <w:r>
-        <w:t xml:space="preserve">【转场语】 看一个把过程留下来的院校例子。</w:t>
+        <w:t>【转场语】 挑哪八张？先看一条规则怎样长出四套。</w:t>
       </w:r>
     </w:p>
     <w:p>
@@ -2341,7 +2341,107 @@
         <w:pStyle w:val="SlideTitle"/>
       </w:pPr>
       <w:r>
-        <w:t xml:space="preserve">幻灯片 15｜院校实例｜《开关》：一个可变结构怎样从过程走到系列</w:t>
+        <w:t>幻灯片 15｜纵向案例第3格：一条规则怎样长出四套——每次只改一个变量</w:t>
+      </w:r>
+    </w:p>
+    <w:p>
+      <w:pPr>
+        <w:pStyle w:val="SlideMeta"/>
+      </w:pPr>
+      <w:r>
+        <w:t>建议时间：2分钟　｜　课堂功能：给「三十张挑八张」一个可执行的挑选标准</w:t>
+      </w:r>
+    </w:p>
+    <w:p>
+      <w:pPr>
+        <w:pStyle w:val="LectureBullet"/>
+      </w:pPr>
+      <w:r>
+        <w:t>【教师动作｜不发言】 先只指最左边黑色的 BASE 框，三条常量念完再往右走。四套逐个指，每指一套就问一次「这一套改的是什么」。本页2分钟从本时段的实操讲解里压缩得出，不另加时。</w:t>
+      </w:r>
+    </w:p>
+    <w:p>
+      <w:pPr/>
+      <w:r>
+        <w:t>【教师讲稿｜可直接发言】</w:t>
+      </w:r>
+    </w:p>
+    <w:p>
+      <w:pPr>
+        <w:pStyle w:val="SpokenText"/>
+      </w:pPr>
+      <w:r>
+        <w:t>三十张画完，挑八张。挑什么？标准就在这张图里。</w:t>
+      </w:r>
+    </w:p>
+    <w:p>
+      <w:pPr>
+        <w:pStyle w:val="SpokenText"/>
+      </w:pPr>
+      <w:r>
+        <w:t>最左边黑框是常量，三条：灰白色域、纵向比例、半透明叠层。这三条只要动一条，四套立刻散开，不再是一个系列。</w:t>
+      </w:r>
+    </w:p>
+    <w:p>
+      <w:pPr>
+        <w:pStyle w:val="SpokenText"/>
+      </w:pPr>
+      <w:r>
+        <w:t>往右四套。第一套是命题声明，基准型，整组的阅读入口。第二套只改一件事——加左右对称的披面，廓形宽窄没动。这叫规则验证：证明这条规则不是只适合第一套。</w:t>
+      </w:r>
+    </w:p>
+    <w:p>
+      <w:pPr>
+        <w:pStyle w:val="SpokenText"/>
+      </w:pPr>
+      <w:r>
+        <w:t>第三套改体积位置，从肩移到腰腹，成茧形。这是品类转译，要问的是识别度还剩多少。第四套改支撑方式，用硬支撑把肩撑成方形——张力峰值，故意推到规则的边界，看它哪里会塌。</w:t>
+      </w:r>
+    </w:p>
+    <w:p>
+      <w:pPr>
+        <w:pStyle w:val="SpokenText"/>
+      </w:pPr>
+      <w:r>
+        <w:t>注意两件事：每一步只改一个变量；顺序是从轻到重，面的分割、体积位置、支撑方式。不是想到哪改到哪。</w:t>
+      </w:r>
+    </w:p>
+    <w:p>
+      <w:pPr>
+        <w:pStyle w:val="SpokenText"/>
+      </w:pPr>
+      <w:r>
+        <w:t>最下面那一格是空的。公开的毕业作品里没有「故意做错的那一套」。反证只在你的作业里有——把它混进前四套，同学挑不出来，说明你的规则还没生效。</w:t>
+      </w:r>
+    </w:p>
+    <w:p>
+      <w:pPr/>
+      <w:r>
+        <w:t>【互动与应答预案】</w:t>
+      </w:r>
+    </w:p>
+    <w:p>
+      <w:pPr>
+        <w:pStyle w:val="LectureBullet"/>
+      </w:pPr>
+      <w:r>
+        <w:t>• 让学生指着自己选出的八张说「这张改的是分割，这张改的是体积位置」。指不出来的，就是三十张里挑错了。</w:t>
+      </w:r>
+    </w:p>
+    <w:p>
+      <w:pPr>
+        <w:pStyle w:val="LectureBullet"/>
+      </w:pPr>
+      <w:r>
+        <w:t>【转场语】 看一个把过程留下来的院校例子。</w:t>
+      </w:r>
+    </w:p>
+    <w:p>
+      <w:pPr>
+        <w:pStyle w:val="SlideTitle"/>
+      </w:pPr>
+      <w:r>
+        <w:t>幻灯片 16｜院校实例｜《开关》：一个可变结构怎样从过程走到系列</w:t>
       </w:r>
     </w:p>
     <w:p>
@@ -2439,7 +2539,7 @@
         <w:pStyle w:val="SlideTitle"/>
       </w:pPr>
       <w:r>
-        <w:t>幻灯片 16｜第1课时实操：28分钟，把概念判断转成第一版可见输出</w:t>
+        <w:t>幻灯片 17｜第1课时实操：28分钟，把概念判断转成第一版可见输出</w:t>
       </w:r>
     </w:p>
     <w:p>
@@ -2596,7 +2696,7 @@
         <w:pStyle w:val="SlideTitle"/>
       </w:pPr>
       <w:r>
-        <w:t>幻灯片 17｜从判断进入制作、编辑与反馈</w:t>
+        <w:t>幻灯片 18｜从判断进入制作、编辑与反馈</w:t>
       </w:r>
     </w:p>
     <w:p>
@@ -2661,7 +2761,7 @@
         <w:pStyle w:val="SlideTitle"/>
       </w:pPr>
       <w:r>
-        <w:t>幻灯片 18｜用八个动作推进设计，不用空泛形容词</w:t>
+        <w:t>幻灯片 19｜用八个动作推进设计，不用空泛形容词</w:t>
       </w:r>
     </w:p>
     <w:p>
@@ -2774,7 +2874,7 @@
         <w:pStyle w:val="SlideTitle"/>
       </w:pPr>
       <w:r>
-        <w:t>幻灯片 19｜先控制变量，再判断哪一种变化真正有效</w:t>
+        <w:t>幻灯片 20｜先控制变量，再判断哪一种变化真正有效</w:t>
       </w:r>
     </w:p>
     <w:p>
@@ -2880,7 +2980,7 @@
         <w:pStyle w:val="SlideTitle"/>
       </w:pPr>
       <w:r>
-        <w:t>幻灯片 20｜一次只改变一个主变量，保留可追踪依据</w:t>
+        <w:t>幻灯片 21｜一次只改变一个主变量，保留可追踪依据</w:t>
       </w:r>
     </w:p>
     <w:p>
@@ -2986,7 +3086,7 @@
         <w:pStyle w:val="SlideTitle"/>
       </w:pPr>
       <w:r>
-        <w:t>幻灯片 21｜实验有效不等于可以进系列——先给它一个角色</w:t>
+        <w:t>幻灯片 22｜实验有效不等于可以进系列——先给它一个角色</w:t>
       </w:r>
     </w:p>
     <w:p>
@@ -3108,7 +3208,7 @@
         <w:pStyle w:val="SlideTitle"/>
       </w:pPr>
       <w:r>
-        <w:t>幻灯片 22｜第2课时实操：28分钟，完成实验、编辑、同伴反馈与锁定</w:t>
+        <w:t>幻灯片 23｜第2课时实操：28分钟，完成实验、编辑、同伴反馈与锁定</w:t>
       </w:r>
     </w:p>
     <w:p>
@@ -3230,7 +3330,7 @@
         <w:pStyle w:val="SlideTitle"/>
       </w:pPr>
       <w:r>
-        <w:t>幻灯片 23｜提交板面必须让评审者快速找到四类证据</w:t>
+        <w:t>幻灯片 24｜提交板面必须让评审者快速找到四类证据</w:t>
       </w:r>
     </w:p>
     <w:p>
@@ -3336,7 +3436,7 @@
         <w:pStyle w:val="SlideTitle"/>
       </w:pPr>
       <w:r>
-        <w:t>幻灯片 24｜反馈只使用“证据—判断—动作”</w:t>
+        <w:t>幻灯片 25｜反馈只使用“证据—判断—动作”</w:t>
       </w:r>
     </w:p>
     <w:p>
@@ -3425,7 +3525,7 @@
         <w:pStyle w:val="SlideTitle"/>
       </w:pPr>
       <w:r>
-        <w:t>幻灯片 25｜第14周检查：本周成果是否允许进入下一阶段</w:t>
+        <w:t>幻灯片 26｜第14周检查：本周成果是否允许进入下一阶段</w:t>
       </w:r>
     </w:p>
     <w:p>
@@ -3522,7 +3622,7 @@
         <w:pStyle w:val="SlideTitle"/>
       </w:pPr>
       <w:r>
-        <w:t>幻灯片 26｜第15周把五款编成一条叙事，并做成作品集</w:t>
+        <w:t>幻灯片 27｜第15周把五款编成一条叙事，并做成作品集</w:t>
       </w:r>
     </w:p>
     <w:p>
@@ -3611,7 +3711,7 @@
         <w:pStyle w:val="SlideTitle"/>
       </w:pPr>
       <w:r>
-        <w:t>幻灯片 27｜写一句：把本周判断写成下一步动作</w:t>
+        <w:t>幻灯片 28｜写一句：把本周判断写成下一步动作</w:t>
       </w:r>
     </w:p>
     <w:p>

--- a/docs/jiangao/《女装设计III》第14周_中国大陆课堂完整讲稿_中文.docx
+++ b/docs/jiangao/《女装设计III》第14周_中国大陆课堂完整讲稿_中文.docx
@@ -2116,12 +2116,8 @@
       <w:pPr>
         <w:pStyle w:val="LectureBullet"/>
       </w:pPr>
-      <w:r/>
-      <w:r>
-        <w:rPr>
-          <w:sz w:val="19"/>
-        </w:rPr>
-        <w:t>【转场语】 现在用二十八分钟诊断并做实验。</w:t>
+      <w:r>
+        <w:t>【转场语】 先在人台上把形抓出来，再回到纸上画。</w:t>
       </w:r>
     </w:p>
     <w:p>

--- a/docs/jiangao/《女装设计III》第14周_中国大陆课堂完整讲稿_中文.docx
+++ b/docs/jiangao/《女装设计III》第14周_中国大陆课堂完整讲稿_中文.docx
@@ -23,7 +23,7 @@
           <w:b/>
           <w:sz w:val="40"/>
         </w:rPr>
-        <w:t>第14周完整课堂讲稿</w:t>
+        <w:t>第14周完整课堂讲稿（学生版）</w:t>
       </w:r>
     </w:p>
     <w:p>
@@ -848,18 +848,6 @@
       </w:r>
     </w:p>
     <w:p>
-      <w:pPr>
-        <w:pStyle w:val="LectureBullet"/>
-      </w:pPr>
-      <w:r/>
-      <w:r>
-        <w:rPr>
-          <w:sz w:val="19"/>
-        </w:rPr>
-        <w:t>【教师动作｜不发言】 显示封面五套；重点停在02——把图案拿掉后的对照。</w:t>
-      </w:r>
-    </w:p>
-    <w:p>
       <w:pPr/>
       <w:r>
         <w:rPr>
@@ -909,23 +897,6 @@
       </w:r>
     </w:p>
     <w:p>
-      <w:pPr/>
-      <w:r>
-        <w:rPr>
-          <w:b/>
-        </w:rPr>
-        <w:t>【互动与应答预案】</w:t>
-      </w:r>
-    </w:p>
-    <w:p>
-      <w:pPr>
-        <w:pStyle w:val="LectureBullet"/>
-      </w:pPr>
-      <w:r>
-        <w:t>• 提问：“你的五款里，有没有一款是‘拿掉装饰之后’的对照？”</w:t>
-      </w:r>
-    </w:p>
-    <w:p>
       <w:pPr>
         <w:pStyle w:val="LectureBullet"/>
       </w:pPr>
@@ -954,18 +925,6 @@
       </w:r>
     </w:p>
     <w:p>
-      <w:pPr>
-        <w:pStyle w:val="LectureBullet"/>
-      </w:pPr>
-      <w:r/>
-      <w:r>
-        <w:rPr>
-          <w:sz w:val="19"/>
-        </w:rPr>
-        <w:t>【教师动作｜不发言】 指向13–16段，说明第15周只做编辑。</w:t>
-      </w:r>
-    </w:p>
-    <w:p>
       <w:pPr/>
       <w:r>
         <w:rPr>
@@ -1019,18 +978,6 @@
       </w:r>
     </w:p>
     <w:p>
-      <w:pPr>
-        <w:pStyle w:val="LectureBullet"/>
-      </w:pPr>
-      <w:r/>
-      <w:r>
-        <w:rPr>
-          <w:sz w:val="19"/>
-        </w:rPr>
-        <w:t>【教师动作｜不发言】 念四项；提交要求一栏逐样点数（共五样）。</w:t>
-      </w:r>
-    </w:p>
-    <w:p>
       <w:pPr/>
       <w:r>
         <w:rPr>
@@ -1088,23 +1035,6 @@
       </w:r>
     </w:p>
     <w:p>
-      <w:pPr/>
-      <w:r>
-        <w:rPr>
-          <w:b/>
-        </w:rPr>
-        <w:t>【互动与应答预案】</w:t>
-      </w:r>
-    </w:p>
-    <w:p>
-      <w:pPr>
-        <w:pStyle w:val="LectureBullet"/>
-      </w:pPr>
-      <w:r>
-        <w:t>• 请学生复述五样提交物；漏掉“实验审计表”的最多，重点提醒。</w:t>
-      </w:r>
-    </w:p>
-    <w:p>
       <w:pPr>
         <w:pStyle w:val="LectureBullet"/>
       </w:pPr>
@@ -1133,18 +1063,6 @@
       </w:r>
     </w:p>
     <w:p>
-      <w:pPr>
-        <w:pStyle w:val="LectureBullet"/>
-      </w:pPr>
-      <w:r/>
-      <w:r>
-        <w:rPr>
-          <w:sz w:val="19"/>
-        </w:rPr>
-        <w:t>【教师动作｜不发言】 先做2分钟开场：圈出今天要压的1条规则，把3个禁用项抄到实验台边。再讲对照表。</w:t>
-      </w:r>
-    </w:p>
-    <w:p>
       <w:pPr/>
       <w:r>
         <w:rPr>
@@ -1210,23 +1128,6 @@
       </w:r>
     </w:p>
     <w:p>
-      <w:pPr/>
-      <w:r>
-        <w:rPr>
-          <w:b/>
-        </w:rPr>
-        <w:t>【互动与应答预案】</w:t>
-      </w:r>
-    </w:p>
-    <w:p>
-      <w:pPr>
-        <w:pStyle w:val="LectureBullet"/>
-      </w:pPr>
-      <w:r>
-        <w:t>• 若学生想换命题，回应：“换题窗口上周已经关了。今天只压规则，不动命题。”</w:t>
-      </w:r>
-    </w:p>
-    <w:p>
       <w:pPr>
         <w:pStyle w:val="LectureBullet"/>
       </w:pPr>
@@ -1255,18 +1156,6 @@
       </w:r>
     </w:p>
     <w:p>
-      <w:pPr>
-        <w:pStyle w:val="LectureBullet"/>
-      </w:pPr>
-      <w:r/>
-      <w:r>
-        <w:rPr>
-          <w:sz w:val="19"/>
-        </w:rPr>
-        <w:t>【教师动作｜不发言】 逐条念五项；在“最后一次实操机会”与“第15周不再改结构”两处停顿。</w:t>
-      </w:r>
-    </w:p>
-    <w:p>
       <w:pPr/>
       <w:r>
         <w:rPr>
@@ -1352,18 +1241,6 @@
       </w:r>
     </w:p>
     <w:p>
-      <w:pPr>
-        <w:pStyle w:val="LectureBullet"/>
-      </w:pPr>
-      <w:r/>
-      <w:r>
-        <w:rPr>
-          <w:sz w:val="19"/>
-        </w:rPr>
-        <w:t>【教师动作｜不发言】 投影图5-11与5-12；在“减法一失手衣服就垮”一句停顿；最后让学生数自己四组实验的加减比例。</w:t>
-      </w:r>
-    </w:p>
-    <w:p>
       <w:pPr/>
       <w:r>
         <w:rPr>
@@ -1421,23 +1298,6 @@
       </w:r>
     </w:p>
     <w:p>
-      <w:pPr/>
-      <w:r>
-        <w:rPr>
-          <w:b/>
-        </w:rPr>
-        <w:t>【互动与应答预案】</w:t>
-      </w:r>
-    </w:p>
-    <w:p>
-      <w:pPr>
-        <w:pStyle w:val="LectureBullet"/>
-      </w:pPr>
-      <w:r>
-        <w:t>• 逐人问四组实验的加减比例；全是加法的，当场把其中一组改成减法。</w:t>
-      </w:r>
-    </w:p>
-    <w:p>
       <w:pPr>
         <w:pStyle w:val="LectureBullet"/>
       </w:pPr>
@@ -1466,18 +1326,6 @@
       </w:r>
     </w:p>
     <w:p>
-      <w:pPr>
-        <w:pStyle w:val="LectureBullet"/>
-      </w:pPr>
-      <w:r/>
-      <w:r>
-        <w:rPr>
-          <w:sz w:val="19"/>
-        </w:rPr>
-        <w:t>【教师动作｜不发言】 投影整条草图；讲清三层结构；最后让学生试着给自己的五款分组。</w:t>
-      </w:r>
-    </w:p>
-    <w:p>
       <w:pPr/>
       <w:r>
         <w:rPr>
@@ -1543,23 +1391,6 @@
       </w:r>
     </w:p>
     <w:p>
-      <w:pPr/>
-      <w:r>
-        <w:rPr>
-          <w:b/>
-        </w:rPr>
-        <w:t>【互动与应答预案】</w:t>
-      </w:r>
-    </w:p>
-    <w:p>
-      <w:pPr>
-        <w:pStyle w:val="LectureBullet"/>
-      </w:pPr>
-      <w:r>
-        <w:t>• 请两名学生说出自己五款的分组方式；分不出组的记录为本节重点。</w:t>
-      </w:r>
-    </w:p>
-    <w:p>
       <w:pPr>
         <w:pStyle w:val="LectureBullet"/>
       </w:pPr>
@@ -1588,18 +1419,6 @@
       </w:r>
     </w:p>
     <w:p>
-      <w:pPr>
-        <w:pStyle w:val="LectureBullet"/>
-      </w:pPr>
-      <w:r/>
-      <w:r>
-        <w:rPr>
-          <w:sz w:val="19"/>
-        </w:rPr>
-        <w:t>【教师动作｜不发言】 每个术语中英各说一次；在“物性证据”一条举例。</w:t>
-      </w:r>
-    </w:p>
-    <w:p>
       <w:pPr/>
       <w:r>
         <w:rPr>
@@ -1677,18 +1496,6 @@
       </w:r>
     </w:p>
     <w:p>
-      <w:pPr>
-        <w:pStyle w:val="LectureBullet"/>
-      </w:pPr>
-      <w:r/>
-      <w:r>
-        <w:rPr>
-          <w:sz w:val="19"/>
-        </w:rPr>
-        <w:t>【教师动作｜不发言】 逐组念；在“改完之后第13周写的那句话已经对不上了”一句停顿。</w:t>
-      </w:r>
-    </w:p>
-    <w:p>
       <w:pPr/>
       <w:r>
         <w:rPr>
@@ -1738,23 +1545,6 @@
       </w:r>
     </w:p>
     <w:p>
-      <w:pPr/>
-      <w:r>
-        <w:rPr>
-          <w:b/>
-        </w:rPr>
-        <w:t>【互动与应答预案】</w:t>
-      </w:r>
-    </w:p>
-    <w:p>
-      <w:pPr>
-        <w:pStyle w:val="LectureBullet"/>
-      </w:pPr>
-      <w:r>
-        <w:t>• 每完成一轮实验，让学生念一次自己的命题句，检查还对不对得上。</w:t>
-      </w:r>
-    </w:p>
-    <w:p>
       <w:pPr>
         <w:pStyle w:val="LectureBullet"/>
       </w:pPr>
@@ -1783,18 +1573,6 @@
       </w:r>
     </w:p>
     <w:p>
-      <w:pPr>
-        <w:pStyle w:val="LectureBullet"/>
-      </w:pPr>
-      <w:r/>
-      <w:r>
-        <w:rPr>
-          <w:sz w:val="19"/>
-        </w:rPr>
-        <w:t>【教师动作｜不发言】 每组念完对照后立刻做检验；第三个检验涉及如何对待教师意见，须完整念出。</w:t>
-      </w:r>
-    </w:p>
-    <w:p>
       <w:pPr/>
       <w:r>
         <w:rPr>
@@ -1844,23 +1622,6 @@
       </w:r>
     </w:p>
     <w:p>
-      <w:pPr/>
-      <w:r>
-        <w:rPr>
-          <w:b/>
-        </w:rPr>
-        <w:t>【互动与应答预案】</w:t>
-      </w:r>
-    </w:p>
-    <w:p>
-      <w:pPr>
-        <w:pStyle w:val="LectureBullet"/>
-      </w:pPr>
-      <w:r>
-        <w:t>• 鼓励学生当堂对教师意见追问一次“看到哪里”；教师须当场指出具体位置，示范这条规则对自己同样有效。</w:t>
-      </w:r>
-    </w:p>
-    <w:p>
       <w:pPr>
         <w:pStyle w:val="LectureBullet"/>
       </w:pPr>
@@ -1889,18 +1650,6 @@
       </w:r>
     </w:p>
     <w:p>
-      <w:pPr>
-        <w:pStyle w:val="LectureBullet"/>
-      </w:pPr>
-      <w:r/>
-      <w:r>
-        <w:rPr>
-          <w:sz w:val="19"/>
-        </w:rPr>
-        <w:t>【教师动作｜不发言】 强调肩线角度与肩点位置完全一致；最后念课堂回答的三选一。</w:t>
-      </w:r>
-    </w:p>
-    <w:p>
       <w:pPr/>
       <w:r>
         <w:rPr>
@@ -1966,23 +1715,6 @@
       </w:r>
     </w:p>
     <w:p>
-      <w:pPr/>
-      <w:r>
-        <w:rPr>
-          <w:b/>
-        </w:rPr>
-        <w:t>【互动与应答预案】</w:t>
-      </w:r>
-    </w:p>
-    <w:p>
-      <w:pPr>
-        <w:pStyle w:val="LectureBullet"/>
-      </w:pPr>
-      <w:r>
-        <w:t>• 请学生指出自己五款里那个“可量、可核对”的常量在哪一处。</w:t>
-      </w:r>
-    </w:p>
-    <w:p>
       <w:pPr>
         <w:pStyle w:val="LectureBullet"/>
       </w:pPr>
@@ -2011,18 +1743,6 @@
       </w:r>
     </w:p>
     <w:p>
-      <w:pPr>
-        <w:pStyle w:val="LectureBullet"/>
-      </w:pPr>
-      <w:r/>
-      <w:r>
-        <w:rPr>
-          <w:sz w:val="19"/>
-        </w:rPr>
-        <w:t>【教师动作｜不发言】 指出底下是同一条极简版型；最后念课堂回答，并说明它决定什么。</w:t>
-      </w:r>
-    </w:p>
-    <w:p>
       <w:pPr/>
       <w:r>
         <w:rPr>
@@ -2096,27 +1816,10 @@
       </w:r>
     </w:p>
     <w:p>
-      <w:pPr/>
-      <w:r>
-        <w:rPr>
-          <w:b/>
-        </w:rPr>
-        <w:t>【互动与应答预案】</w:t>
-      </w:r>
-    </w:p>
-    <w:p>
       <w:pPr>
         <w:pStyle w:val="LectureBullet"/>
       </w:pPr>
       <w:r>
-        <w:t>• 请学生回答自己的命题换材料后是否还成立；答“不知道”的，把物性替换列为今天四组实验之一。</w:t>
-      </w:r>
-    </w:p>
-    <w:p>
-      <w:pPr>
-        <w:pStyle w:val="LectureBullet"/>
-      </w:pPr>
-      <w:r>
         <w:t>【转场语】 先在人台上把形抓出来，再回到纸上画。</w:t>
       </w:r>
     </w:p>
@@ -2134,14 +1837,6 @@
       </w:pPr>
       <w:r>
         <w:t xml:space="preserve">建议时间：2.5分钟　｜　课堂功能：立体发想四步</w:t>
-      </w:r>
-    </w:p>
-    <w:p>
-      <w:pPr>
-        <w:pStyle w:val="LectureBullet"/>
-      </w:pPr>
-      <w:r>
-        <w:t xml:space="preserve">【教师动作｜不发言】 最好现场用坯布在人台上示范前两步，三十秒即可</w:t>
       </w:r>
     </w:p>
     <w:p>
@@ -2202,27 +1897,10 @@
       </w:r>
     </w:p>
     <w:p>
-      <w:pPr/>
-      <w:r>
-        <w:rPr>
-          <w:b/>
-        </w:rPr>
-        <w:t xml:space="preserve">【互动与应答预案】</w:t>
-      </w:r>
-    </w:p>
-    <w:p>
       <w:pPr>
         <w:pStyle w:val="LectureBullet"/>
       </w:pPr>
       <w:r>
-        <w:t xml:space="preserve">• 若学生说“我先画好了再去立裁”，回应：那你只是在把已知的东西做一遍，不会出现新形。</w:t>
-      </w:r>
-    </w:p>
-    <w:p>
-      <w:pPr>
-        <w:pStyle w:val="LectureBullet"/>
-      </w:pPr>
-      <w:r>
         <w:t xml:space="preserve">【转场语】 有了起点，接下来是把量拉开。</w:t>
       </w:r>
     </w:p>
@@ -2240,14 +1918,6 @@
       </w:pPr>
       <w:r>
         <w:t xml:space="preserve">建议时间：2.5分钟　｜　课堂功能：发散与筛选的顺序和数量门槛</w:t>
-      </w:r>
-    </w:p>
-    <w:p>
-      <w:pPr>
-        <w:pStyle w:val="LectureBullet"/>
-      </w:pPr>
-      <w:r>
-        <w:t xml:space="preserve">【教师动作｜不发言】 念完第一张卡停顿，让学生反应“三十张”这个数字</w:t>
       </w:r>
     </w:p>
     <w:p>
@@ -2308,12 +1978,81 @@
       </w:r>
     </w:p>
     <w:p>
+      <w:pPr>
+        <w:pStyle w:val="LectureBullet"/>
+      </w:pPr>
+      <w:r>
+        <w:t>【转场语】 挑哪八张？先看一条规则怎样长出四套。</w:t>
+      </w:r>
+    </w:p>
+    <w:p>
+      <w:pPr>
+        <w:pStyle w:val="SlideTitle"/>
+      </w:pPr>
+      <w:r>
+        <w:t>幻灯片 15｜纵向案例第3格：一条规则怎样长出四套——每次只改一个变量</w:t>
+      </w:r>
+    </w:p>
+    <w:p>
+      <w:pPr>
+        <w:pStyle w:val="SlideMeta"/>
+      </w:pPr>
+      <w:r>
+        <w:t>建议时间：2分钟　｜　课堂功能：给「三十张挑八张」一个可执行的挑选标准</w:t>
+      </w:r>
+    </w:p>
+    <w:p>
       <w:pPr/>
       <w:r>
-        <w:rPr>
-          <w:b/>
-        </w:rPr>
-        <w:t xml:space="preserve">【互动与应答预案】</w:t>
+        <w:t>【教师讲稿｜可直接发言】</w:t>
+      </w:r>
+    </w:p>
+    <w:p>
+      <w:pPr>
+        <w:pStyle w:val="SpokenText"/>
+      </w:pPr>
+      <w:r>
+        <w:t>三十张画完，挑八张。挑什么？标准就在这张图里。</w:t>
+      </w:r>
+    </w:p>
+    <w:p>
+      <w:pPr>
+        <w:pStyle w:val="SpokenText"/>
+      </w:pPr>
+      <w:r>
+        <w:t>最左边黑框是常量，三条：灰白色域、纵向比例、半透明叠层。这三条只要动一条，四套立刻散开，不再是一个系列。</w:t>
+      </w:r>
+    </w:p>
+    <w:p>
+      <w:pPr>
+        <w:pStyle w:val="SpokenText"/>
+      </w:pPr>
+      <w:r>
+        <w:t>往右四套。第一套是命题声明，基准型，整组的阅读入口。第二套只改一件事——加左右对称的披面，廓形宽窄没动。这叫规则验证：证明这条规则不是只适合第一套。</w:t>
+      </w:r>
+    </w:p>
+    <w:p>
+      <w:pPr>
+        <w:pStyle w:val="SpokenText"/>
+      </w:pPr>
+      <w:r>
+        <w:t>第三套改体积位置，从肩移到腰腹，成茧形。这是品类转译，要问的是识别度还剩多少。第四套改支撑方式，用硬支撑把肩撑成方形——张力峰值，故意推到规则的边界，看它哪里会塌。</w:t>
+      </w:r>
+    </w:p>
+    <w:p>
+      <w:pPr>
+        <w:pStyle w:val="SpokenText"/>
+      </w:pPr>
+      <w:r>
+        <w:t>注意两件事：每一步只改一个变量；顺序是从轻到重，面的分割、体积位置、支撑方式。不是想到哪改到哪。</w:t>
+      </w:r>
+    </w:p>
+    <w:p>
+      <w:pPr>
+        <w:pStyle w:val="SpokenText"/>
+      </w:pPr>
+      <w:r>
+        <w:t>最下面那一格是空的。公开的毕业作品里没有「故意做错的那一套」。反证只在你的作业里有——把它混进前四套，同学挑不出来，说明你的规则还没生效。</w:t>
       </w:r>
     </w:p>
     <w:p>
@@ -2321,15 +2060,7 @@
         <w:pStyle w:val="LectureBullet"/>
       </w:pPr>
       <w:r>
-        <w:t xml:space="preserve">• 请学生现在就写下自己的矩阵三行：体量位置、闭合方式、长度各有哪几种。</w:t>
-      </w:r>
-    </w:p>
-    <w:p>
-      <w:pPr>
-        <w:pStyle w:val="LectureBullet"/>
-      </w:pPr>
-      <w:r>
-        <w:t>【转场语】 挑哪八张？先看一条规则怎样长出四套。</w:t>
+        <w:t>【转场语】 看一个把过程留下来的院校例子。</w:t>
       </w:r>
     </w:p>
     <w:p>
@@ -2337,7 +2068,7 @@
         <w:pStyle w:val="SlideTitle"/>
       </w:pPr>
       <w:r>
-        <w:t>幻灯片 15｜纵向案例第3格：一条规则怎样长出四套——每次只改一个变量</w:t>
+        <w:t>幻灯片 16｜院校实例｜《开关》：一个可变结构怎样从过程走到系列</w:t>
       </w:r>
     </w:p>
     <w:p>
@@ -2345,115 +2076,7 @@
         <w:pStyle w:val="SlideMeta"/>
       </w:pPr>
       <w:r>
-        <w:t>建议时间：2分钟　｜　课堂功能：给「三十张挑八张」一个可执行的挑选标准</w:t>
-      </w:r>
-    </w:p>
-    <w:p>
-      <w:pPr>
-        <w:pStyle w:val="LectureBullet"/>
-      </w:pPr>
-      <w:r>
-        <w:t>【教师动作｜不发言】 先只指最左边黑色的 BASE 框，三条常量念完再往右走。四套逐个指，每指一套就问一次「这一套改的是什么」。本页2分钟从本时段的实操讲解里压缩得出，不另加时。</w:t>
-      </w:r>
-    </w:p>
-    <w:p>
-      <w:pPr/>
-      <w:r>
-        <w:t>【教师讲稿｜可直接发言】</w:t>
-      </w:r>
-    </w:p>
-    <w:p>
-      <w:pPr>
-        <w:pStyle w:val="SpokenText"/>
-      </w:pPr>
-      <w:r>
-        <w:t>三十张画完，挑八张。挑什么？标准就在这张图里。</w:t>
-      </w:r>
-    </w:p>
-    <w:p>
-      <w:pPr>
-        <w:pStyle w:val="SpokenText"/>
-      </w:pPr>
-      <w:r>
-        <w:t>最左边黑框是常量，三条：灰白色域、纵向比例、半透明叠层。这三条只要动一条，四套立刻散开，不再是一个系列。</w:t>
-      </w:r>
-    </w:p>
-    <w:p>
-      <w:pPr>
-        <w:pStyle w:val="SpokenText"/>
-      </w:pPr>
-      <w:r>
-        <w:t>往右四套。第一套是命题声明，基准型，整组的阅读入口。第二套只改一件事——加左右对称的披面，廓形宽窄没动。这叫规则验证：证明这条规则不是只适合第一套。</w:t>
-      </w:r>
-    </w:p>
-    <w:p>
-      <w:pPr>
-        <w:pStyle w:val="SpokenText"/>
-      </w:pPr>
-      <w:r>
-        <w:t>第三套改体积位置，从肩移到腰腹，成茧形。这是品类转译，要问的是识别度还剩多少。第四套改支撑方式，用硬支撑把肩撑成方形——张力峰值，故意推到规则的边界，看它哪里会塌。</w:t>
-      </w:r>
-    </w:p>
-    <w:p>
-      <w:pPr>
-        <w:pStyle w:val="SpokenText"/>
-      </w:pPr>
-      <w:r>
-        <w:t>注意两件事：每一步只改一个变量；顺序是从轻到重，面的分割、体积位置、支撑方式。不是想到哪改到哪。</w:t>
-      </w:r>
-    </w:p>
-    <w:p>
-      <w:pPr>
-        <w:pStyle w:val="SpokenText"/>
-      </w:pPr>
-      <w:r>
-        <w:t>最下面那一格是空的。公开的毕业作品里没有「故意做错的那一套」。反证只在你的作业里有——把它混进前四套，同学挑不出来，说明你的规则还没生效。</w:t>
-      </w:r>
-    </w:p>
-    <w:p>
-      <w:pPr/>
-      <w:r>
-        <w:t>【互动与应答预案】</w:t>
-      </w:r>
-    </w:p>
-    <w:p>
-      <w:pPr>
-        <w:pStyle w:val="LectureBullet"/>
-      </w:pPr>
-      <w:r>
-        <w:t>• 让学生指着自己选出的八张说「这张改的是分割，这张改的是体积位置」。指不出来的，就是三十张里挑错了。</w:t>
-      </w:r>
-    </w:p>
-    <w:p>
-      <w:pPr>
-        <w:pStyle w:val="LectureBullet"/>
-      </w:pPr>
-      <w:r>
-        <w:t>【转场语】 看一个把过程留下来的院校例子。</w:t>
-      </w:r>
-    </w:p>
-    <w:p>
-      <w:pPr>
-        <w:pStyle w:val="SlideTitle"/>
-      </w:pPr>
-      <w:r>
-        <w:t>幻灯片 16｜院校实例｜《开关》：一个可变结构怎样从过程走到系列</w:t>
-      </w:r>
-    </w:p>
-    <w:p>
-      <w:pPr>
-        <w:pStyle w:val="SlideMeta"/>
-      </w:pPr>
-      <w:r>
         <w:t xml:space="preserve">建议时间：2分钟　｜　课堂功能：过程稿的价值示范</w:t>
-      </w:r>
-    </w:p>
-    <w:p>
-      <w:pPr>
-        <w:pStyle w:val="LectureBullet"/>
-      </w:pPr>
-      <w:r>
-        <w:t xml:space="preserve">【教师动作｜不发言】 先指左边过程板上那些被淘汰的方案，再指右边排列</w:t>
       </w:r>
     </w:p>
     <w:p>
@@ -2506,27 +2129,10 @@
       </w:r>
     </w:p>
     <w:p>
-      <w:pPr/>
-      <w:r>
-        <w:rPr>
-          <w:b/>
-        </w:rPr>
-        <w:t xml:space="preserve">【互动与应答预案】</w:t>
-      </w:r>
-    </w:p>
-    <w:p>
       <w:pPr>
         <w:pStyle w:val="LectureBullet"/>
       </w:pPr>
       <w:r>
-        <w:t xml:space="preserve">• 请学生说出自己这周准备改的那一个变量，以及打算固定的常量。</w:t>
-      </w:r>
-    </w:p>
-    <w:p>
-      <w:pPr>
-        <w:pStyle w:val="LectureBullet"/>
-      </w:pPr>
-      <w:r>
         <w:t xml:space="preserve">【转场语】 现在开始受控实验。</w:t>
       </w:r>
     </w:p>
@@ -2544,18 +2150,6 @@
       </w:pPr>
       <w:r>
         <w:t>建议时间：28分钟　｜　课堂功能：四阶段实操（诊断·工作站·同尺度·决策）</w:t>
-      </w:r>
-    </w:p>
-    <w:p>
-      <w:pPr>
-        <w:pStyle w:val="LectureBullet"/>
-      </w:pPr>
-      <w:r/>
-      <w:r>
-        <w:rPr>
-          <w:sz w:val="19"/>
-        </w:rPr>
-        <w:t>【教师动作｜不发言】 按页面上的分钟区间报时：17—23、23—31、31—39、39—45；同尺度阶段固定机位与背景，禁止凭记忆判断。</w:t>
       </w:r>
     </w:p>
     <w:p>
@@ -2613,31 +2207,6 @@
       </w:pPr>
       <w:r>
         <w:t>交接第2课时：带着同尺度实验和批评决策进入局部深化和五款重构。一次改了两个以上变量的实验，不计入比较。</w:t>
-      </w:r>
-    </w:p>
-    <w:p>
-      <w:pPr/>
-      <w:r>
-        <w:rPr>
-          <w:b/>
-        </w:rPr>
-        <w:t>【互动与应答预案】</w:t>
-      </w:r>
-    </w:p>
-    <w:p>
-      <w:pPr>
-        <w:pStyle w:val="LectureBullet"/>
-      </w:pPr>
-      <w:r>
-        <w:t>• 巡视时问：“这一轮不许动的四项是什么？”答不出的，说明基准型没冻结。</w:t>
-      </w:r>
-    </w:p>
-    <w:p>
-      <w:pPr>
-        <w:pStyle w:val="LectureBullet"/>
-      </w:pPr>
-      <w:r>
-        <w:t>• 若学生写“再看看”，回应：“三选一。现在决定，不决定就等于淘汰。”</w:t>
       </w:r>
     </w:p>
     <w:p>
@@ -2704,18 +2273,6 @@
       </w:r>
     </w:p>
     <w:p>
-      <w:pPr>
-        <w:pStyle w:val="LectureBullet"/>
-      </w:pPr>
-      <w:r/>
-      <w:r>
-        <w:rPr>
-          <w:sz w:val="19"/>
-        </w:rPr>
-        <w:t>【教师动作｜不发言】 宣布节奏：方法与实验9分钟、实操28分钟、讲评与评价5分钟、预告与收尾3分钟。</w:t>
-      </w:r>
-    </w:p>
-    <w:p>
       <w:pPr/>
       <w:r>
         <w:rPr>
@@ -2769,18 +2326,6 @@
       </w:r>
     </w:p>
     <w:p>
-      <w:pPr>
-        <w:pStyle w:val="LectureBullet"/>
-      </w:pPr>
-      <w:r/>
-      <w:r>
-        <w:rPr>
-          <w:sz w:val="19"/>
-        </w:rPr>
-        <w:t>【教师动作｜不发言】 快速念八个动词；在“基准冻结”与“失败放大”两处停顿。</w:t>
-      </w:r>
-    </w:p>
-    <w:p>
       <w:pPr/>
       <w:r>
         <w:rPr>
@@ -2882,18 +2427,6 @@
       </w:r>
     </w:p>
     <w:p>
-      <w:pPr>
-        <w:pStyle w:val="LectureBullet"/>
-      </w:pPr>
-      <w:r/>
-      <w:r>
-        <w:rPr>
-          <w:sz w:val="19"/>
-        </w:rPr>
-        <w:t>【教师动作｜不发言】 逐行念矩阵；重点念“一轮只在一行里换列，其余四行原样抄下来”。</w:t>
-      </w:r>
-    </w:p>
-    <w:p>
       <w:pPr/>
       <w:r>
         <w:rPr>
@@ -2943,23 +2476,6 @@
       </w:r>
     </w:p>
     <w:p>
-      <w:pPr/>
-      <w:r>
-        <w:rPr>
-          <w:b/>
-        </w:rPr>
-        <w:t>【互动与应答预案】</w:t>
-      </w:r>
-    </w:p>
-    <w:p>
-      <w:pPr>
-        <w:pStyle w:val="LectureBullet"/>
-      </w:pPr>
-      <w:r>
-        <w:t>• 要求每人把“其余四行”真的抄在实验记录上，不许省略。</w:t>
-      </w:r>
-    </w:p>
-    <w:p>
       <w:pPr>
         <w:pStyle w:val="LectureBullet"/>
       </w:pPr>
@@ -2988,18 +2504,6 @@
       </w:r>
     </w:p>
     <w:p>
-      <w:pPr>
-        <w:pStyle w:val="LectureBullet"/>
-      </w:pPr>
-      <w:r/>
-      <w:r>
-        <w:rPr>
-          <w:sz w:val="19"/>
-        </w:rPr>
-        <w:t>【教师动作｜不发言】 逐版念“记录格式”一行；V2要求拍穿脱过程至少三帧，V3要求量成数字。</w:t>
-      </w:r>
-    </w:p>
-    <w:p>
       <w:pPr/>
       <w:r>
         <w:rPr>
@@ -3049,23 +2553,6 @@
       </w:r>
     </w:p>
     <w:p>
-      <w:pPr/>
-      <w:r>
-        <w:rPr>
-          <w:b/>
-        </w:rPr>
-        <w:t>【互动与应答预案】</w:t>
-      </w:r>
-    </w:p>
-    <w:p>
-      <w:pPr>
-        <w:pStyle w:val="LectureBullet"/>
-      </w:pPr>
-      <w:r>
-        <w:t>• 检查V2的穿脱帧数；只有一张结果照的，当场补拍。</w:t>
-      </w:r>
-    </w:p>
-    <w:p>
       <w:pPr>
         <w:pStyle w:val="LectureBullet"/>
       </w:pPr>
@@ -3094,18 +2581,6 @@
       </w:r>
     </w:p>
     <w:p>
-      <w:pPr>
-        <w:pStyle w:val="LectureBullet"/>
-      </w:pPr>
-      <w:r/>
-      <w:r>
-        <w:rPr>
-          <w:sz w:val="19"/>
-        </w:rPr>
-        <w:t>【教师动作｜不发言】 逐款念角色；最后念检查一段，强调不要急着删。</w:t>
-      </w:r>
-    </w:p>
-    <w:p>
       <w:pPr/>
       <w:r>
         <w:rPr>
@@ -3171,23 +2646,6 @@
       </w:r>
     </w:p>
     <w:p>
-      <w:pPr/>
-      <w:r>
-        <w:rPr>
-          <w:b/>
-        </w:rPr>
-        <w:t>【互动与应答预案】</w:t>
-      </w:r>
-    </w:p>
-    <w:p>
-      <w:pPr>
-        <w:pStyle w:val="LectureBullet"/>
-      </w:pPr>
-      <w:r>
-        <w:t>• 若某学生有两三个实验都分配不进去，和他一起重看五个角色的定义，而不是删实验。</w:t>
-      </w:r>
-    </w:p>
-    <w:p>
       <w:pPr>
         <w:pStyle w:val="LectureBullet"/>
       </w:pPr>
@@ -3216,18 +2674,6 @@
       </w:r>
     </w:p>
     <w:p>
-      <w:pPr>
-        <w:pStyle w:val="LectureBullet"/>
-      </w:pPr>
-      <w:r/>
-      <w:r>
-        <w:rPr>
-          <w:sz w:val="19"/>
-        </w:rPr>
-        <w:t>【教师动作｜不发言】 按页面分钟区间报时：14—20、20—28、28—36、36—42；评图阶段按“远看、近看、穿看”三段走。</w:t>
-      </w:r>
-    </w:p>
-    <w:p>
       <w:pPr/>
       <w:r>
         <w:rPr>
@@ -3285,31 +2731,6 @@
       </w:r>
     </w:p>
     <w:p>
-      <w:pPr/>
-      <w:r>
-        <w:rPr>
-          <w:b/>
-        </w:rPr>
-        <w:t>【互动与应答预案】</w:t>
-      </w:r>
-    </w:p>
-    <w:p>
-      <w:pPr>
-        <w:pStyle w:val="LectureBullet"/>
-      </w:pPr>
-      <w:r>
-        <w:t>• 评图时先让全班退到三米外看一次，再走近看，最后上人台或上身看。</w:t>
-      </w:r>
-    </w:p>
-    <w:p>
-      <w:pPr>
-        <w:pStyle w:val="LectureBullet"/>
-      </w:pPr>
-      <w:r>
-        <w:t>• 若学生记了五六项待办，回应：“下周只能做三项。选最关键的三项。”</w:t>
-      </w:r>
-    </w:p>
-    <w:p>
       <w:pPr>
         <w:pStyle w:val="LectureBullet"/>
       </w:pPr>
@@ -3338,18 +2759,6 @@
       </w:r>
     </w:p>
     <w:p>
-      <w:pPr>
-        <w:pStyle w:val="LectureBullet"/>
-      </w:pPr>
-      <w:r/>
-      <w:r>
-        <w:rPr>
-          <w:sz w:val="19"/>
-        </w:rPr>
-        <w:t>【教师动作｜不发言】 先说明本周交的是“可比较的证据”；再念四类与不合格。</w:t>
-      </w:r>
-    </w:p>
-    <w:p>
       <w:pPr/>
       <w:r>
         <w:rPr>
@@ -3399,23 +2808,6 @@
       </w:r>
     </w:p>
     <w:p>
-      <w:pPr/>
-      <w:r>
-        <w:rPr>
-          <w:b/>
-        </w:rPr>
-        <w:t>【互动与应答预案】</w:t>
-      </w:r>
-    </w:p>
-    <w:p>
-      <w:pPr>
-        <w:pStyle w:val="LectureBullet"/>
-      </w:pPr>
-      <w:r>
-        <w:t>• 快速抽查两份审计表，重点看有没有一行改了两个变量。</w:t>
-      </w:r>
-    </w:p>
-    <w:p>
       <w:pPr>
         <w:pStyle w:val="LectureBullet"/>
       </w:pPr>
@@ -3444,18 +2836,6 @@
       </w:r>
     </w:p>
     <w:p>
-      <w:pPr>
-        <w:pStyle w:val="LectureBullet"/>
-      </w:pPr>
-      <w:r/>
-      <w:r>
-        <w:rPr>
-          <w:sz w:val="19"/>
-        </w:rPr>
-        <w:t>【教师动作｜不发言】 四段各念一句“本周指向”；在取舍一段停顿。</w:t>
-      </w:r>
-    </w:p>
-    <w:p>
       <w:pPr/>
       <w:r>
         <w:rPr>
@@ -3533,18 +2913,6 @@
       </w:r>
     </w:p>
     <w:p>
-      <w:pPr>
-        <w:pStyle w:val="LectureBullet"/>
-      </w:pPr>
-      <w:r/>
-      <w:r>
-        <w:rPr>
-          <w:sz w:val="19"/>
-        </w:rPr>
-        <w:t>【教师动作｜不发言】 念五项与权重；指出“结构与物性”占25%，是本周最高。</w:t>
-      </w:r>
-    </w:p>
-    <w:p>
       <w:pPr/>
       <w:r>
         <w:rPr>
@@ -3630,18 +2998,6 @@
       </w:r>
     </w:p>
     <w:p>
-      <w:pPr>
-        <w:pStyle w:val="LectureBullet"/>
-      </w:pPr>
-      <w:r/>
-      <w:r>
-        <w:rPr>
-          <w:sz w:val="19"/>
-        </w:rPr>
-        <w:t>【教师动作｜不发言】 逐项念带什么、准备什么；强调“下周不再新增实验”与“缺背面的款会被删掉”。</w:t>
-      </w:r>
-    </w:p>
-    <w:p>
       <w:pPr/>
       <w:r>
         <w:rPr>
@@ -3716,18 +3072,6 @@
       </w:pPr>
       <w:r>
         <w:t>建议时间：1.5分钟　｜　课堂功能：本周收束与四条结论</w:t>
-      </w:r>
-    </w:p>
-    <w:p>
-      <w:pPr>
-        <w:pStyle w:val="LectureBullet"/>
-      </w:pPr>
-      <w:r/>
-      <w:r>
-        <w:rPr>
-          <w:sz w:val="19"/>
-        </w:rPr>
-        <w:t>【教师动作｜不发言】 投影句式，等待全班写完再下课；念四条结论。</w:t>
       </w:r>
     </w:p>
     <w:p>

--- a/docs/jiangao/《女装设计III》第14周_中国大陆课堂完整讲稿_中文.docx
+++ b/docs/jiangao/《女装设计III》第14周_中国大陆课堂完整讲稿_中文.docx
@@ -777,14 +777,6 @@
         <w:pStyle w:val="LectureBullet"/>
       </w:pPr>
       <w:r>
-        <w:t>• 教师：28分钟计时器两次、半身人台、固定机位（统一角度与背景）、实验审计表空白格式（不变项／变量／观察／决定／理由五栏）、红黄绿标记贴纸（提案诊断用）。</w:t>
-      </w:r>
-    </w:p>
-    <w:p>
-      <w:pPr>
-        <w:pStyle w:val="LectureBullet"/>
-      </w:pPr>
-      <w:r>
         <w:t>• 工具：剪刀、别针、胶带、绳带、扣件、拉链或可拆连接件、卷尺（体积差要量成数字）、计时器（穿脱过程至少拍三帧）。</w:t>
       </w:r>
     </w:p>
@@ -848,15 +840,6 @@
       </w:r>
     </w:p>
     <w:p>
-      <w:pPr/>
-      <w:r>
-        <w:rPr>
-          <w:b/>
-        </w:rPr>
-        <w:t>【教师讲稿｜可直接发言】</w:t>
-      </w:r>
-    </w:p>
-    <w:p>
       <w:pPr>
         <w:pStyle w:val="SpokenText"/>
       </w:pPr>
@@ -925,15 +908,6 @@
       </w:r>
     </w:p>
     <w:p>
-      <w:pPr/>
-      <w:r>
-        <w:rPr>
-          <w:b/>
-        </w:rPr>
-        <w:t>【教师讲稿｜可直接发言】</w:t>
-      </w:r>
-    </w:p>
-    <w:p>
       <w:pPr>
         <w:pStyle w:val="SpokenText"/>
       </w:pPr>
@@ -978,15 +952,6 @@
       </w:r>
     </w:p>
     <w:p>
-      <w:pPr/>
-      <w:r>
-        <w:rPr>
-          <w:b/>
-        </w:rPr>
-        <w:t>【教师讲稿｜可直接发言】</w:t>
-      </w:r>
-    </w:p>
-    <w:p>
       <w:pPr>
         <w:pStyle w:val="SpokenText"/>
       </w:pPr>
@@ -1063,15 +1028,6 @@
       </w:r>
     </w:p>
     <w:p>
-      <w:pPr/>
-      <w:r>
-        <w:rPr>
-          <w:b/>
-        </w:rPr>
-        <w:t>【教师讲稿｜可直接发言】</w:t>
-      </w:r>
-    </w:p>
-    <w:p>
       <w:pPr>
         <w:pStyle w:val="SpokenText"/>
       </w:pPr>
@@ -1156,15 +1112,6 @@
       </w:r>
     </w:p>
     <w:p>
-      <w:pPr/>
-      <w:r>
-        <w:rPr>
-          <w:b/>
-        </w:rPr>
-        <w:t>【教师讲稿｜可直接发言】</w:t>
-      </w:r>
-    </w:p>
-    <w:p>
       <w:pPr>
         <w:pStyle w:val="SpokenText"/>
       </w:pPr>
@@ -1241,15 +1188,6 @@
       </w:r>
     </w:p>
     <w:p>
-      <w:pPr/>
-      <w:r>
-        <w:rPr>
-          <w:b/>
-        </w:rPr>
-        <w:t>【教师讲稿｜可直接发言】</w:t>
-      </w:r>
-    </w:p>
-    <w:p>
       <w:pPr>
         <w:pStyle w:val="SpokenText"/>
       </w:pPr>
@@ -1326,15 +1264,6 @@
       </w:r>
     </w:p>
     <w:p>
-      <w:pPr/>
-      <w:r>
-        <w:rPr>
-          <w:b/>
-        </w:rPr>
-        <w:t>【教师讲稿｜可直接发言】</w:t>
-      </w:r>
-    </w:p>
-    <w:p>
       <w:pPr>
         <w:pStyle w:val="SpokenText"/>
       </w:pPr>
@@ -1419,15 +1348,6 @@
       </w:r>
     </w:p>
     <w:p>
-      <w:pPr/>
-      <w:r>
-        <w:rPr>
-          <w:b/>
-        </w:rPr>
-        <w:t>【教师讲稿｜可直接发言】</w:t>
-      </w:r>
-    </w:p>
-    <w:p>
       <w:pPr>
         <w:pStyle w:val="SpokenText"/>
       </w:pPr>
@@ -1496,15 +1416,6 @@
       </w:r>
     </w:p>
     <w:p>
-      <w:pPr/>
-      <w:r>
-        <w:rPr>
-          <w:b/>
-        </w:rPr>
-        <w:t>【教师讲稿｜可直接发言】</w:t>
-      </w:r>
-    </w:p>
-    <w:p>
       <w:pPr>
         <w:pStyle w:val="SpokenText"/>
       </w:pPr>
@@ -1573,15 +1484,6 @@
       </w:r>
     </w:p>
     <w:p>
-      <w:pPr/>
-      <w:r>
-        <w:rPr>
-          <w:b/>
-        </w:rPr>
-        <w:t>【教师讲稿｜可直接发言】</w:t>
-      </w:r>
-    </w:p>
-    <w:p>
       <w:pPr>
         <w:pStyle w:val="SpokenText"/>
       </w:pPr>
@@ -1650,15 +1552,6 @@
       </w:r>
     </w:p>
     <w:p>
-      <w:pPr/>
-      <w:r>
-        <w:rPr>
-          <w:b/>
-        </w:rPr>
-        <w:t>【教师讲稿｜可直接发言】</w:t>
-      </w:r>
-    </w:p>
-    <w:p>
       <w:pPr>
         <w:pStyle w:val="SpokenText"/>
       </w:pPr>
@@ -1743,15 +1636,6 @@
       </w:r>
     </w:p>
     <w:p>
-      <w:pPr/>
-      <w:r>
-        <w:rPr>
-          <w:b/>
-        </w:rPr>
-        <w:t>【教师讲稿｜可直接发言】</w:t>
-      </w:r>
-    </w:p>
-    <w:p>
       <w:pPr>
         <w:pStyle w:val="SpokenText"/>
       </w:pPr>
@@ -1840,15 +1724,6 @@
       </w:r>
     </w:p>
     <w:p>
-      <w:pPr/>
-      <w:r>
-        <w:rPr>
-          <w:b/>
-        </w:rPr>
-        <w:t xml:space="preserve">【教师讲稿｜可直接发言】</w:t>
-      </w:r>
-    </w:p>
-    <w:p>
       <w:pPr>
         <w:pStyle w:val="SpokenText"/>
       </w:pPr>
@@ -1921,15 +1796,6 @@
       </w:r>
     </w:p>
     <w:p>
-      <w:pPr/>
-      <w:r>
-        <w:rPr>
-          <w:b/>
-        </w:rPr>
-        <w:t xml:space="preserve">【教师讲稿｜可直接发言】</w:t>
-      </w:r>
-    </w:p>
-    <w:p>
       <w:pPr>
         <w:pStyle w:val="SpokenText"/>
       </w:pPr>
@@ -2002,12 +1868,6 @@
       </w:r>
     </w:p>
     <w:p>
-      <w:pPr/>
-      <w:r>
-        <w:t>【教师讲稿｜可直接发言】</w:t>
-      </w:r>
-    </w:p>
-    <w:p>
       <w:pPr>
         <w:pStyle w:val="SpokenText"/>
       </w:pPr>
@@ -2080,15 +1940,6 @@
       </w:r>
     </w:p>
     <w:p>
-      <w:pPr/>
-      <w:r>
-        <w:rPr>
-          <w:b/>
-        </w:rPr>
-        <w:t xml:space="preserve">【教师讲稿｜可直接发言】</w:t>
-      </w:r>
-    </w:p>
-    <w:p>
       <w:pPr>
         <w:pStyle w:val="SpokenText"/>
       </w:pPr>
@@ -2150,15 +2001,6 @@
       </w:pPr>
       <w:r>
         <w:t>建议时间：28分钟　｜　课堂功能：四阶段实操（诊断·工作站·同尺度·决策）</w:t>
-      </w:r>
-    </w:p>
-    <w:p>
-      <w:pPr/>
-      <w:r>
-        <w:rPr>
-          <w:b/>
-        </w:rPr>
-        <w:t>【教师讲稿｜可直接发言】</w:t>
       </w:r>
     </w:p>
     <w:p>
@@ -2273,15 +2115,6 @@
       </w:r>
     </w:p>
     <w:p>
-      <w:pPr/>
-      <w:r>
-        <w:rPr>
-          <w:b/>
-        </w:rPr>
-        <w:t>【教师讲稿｜可直接发言】</w:t>
-      </w:r>
-    </w:p>
-    <w:p>
       <w:pPr>
         <w:pStyle w:val="SpokenText"/>
       </w:pPr>
@@ -2326,15 +2159,6 @@
       </w:r>
     </w:p>
     <w:p>
-      <w:pPr/>
-      <w:r>
-        <w:rPr>
-          <w:b/>
-        </w:rPr>
-        <w:t>【教师讲稿｜可直接发言】</w:t>
-      </w:r>
-    </w:p>
-    <w:p>
       <w:pPr>
         <w:pStyle w:val="SpokenText"/>
       </w:pPr>
@@ -2427,15 +2251,6 @@
       </w:r>
     </w:p>
     <w:p>
-      <w:pPr/>
-      <w:r>
-        <w:rPr>
-          <w:b/>
-        </w:rPr>
-        <w:t>【教师讲稿｜可直接发言】</w:t>
-      </w:r>
-    </w:p>
-    <w:p>
       <w:pPr>
         <w:pStyle w:val="SpokenText"/>
       </w:pPr>
@@ -2504,15 +2319,6 @@
       </w:r>
     </w:p>
     <w:p>
-      <w:pPr/>
-      <w:r>
-        <w:rPr>
-          <w:b/>
-        </w:rPr>
-        <w:t>【教师讲稿｜可直接发言】</w:t>
-      </w:r>
-    </w:p>
-    <w:p>
       <w:pPr>
         <w:pStyle w:val="SpokenText"/>
       </w:pPr>
@@ -2581,15 +2387,6 @@
       </w:r>
     </w:p>
     <w:p>
-      <w:pPr/>
-      <w:r>
-        <w:rPr>
-          <w:b/>
-        </w:rPr>
-        <w:t>【教师讲稿｜可直接发言】</w:t>
-      </w:r>
-    </w:p>
-    <w:p>
       <w:pPr>
         <w:pStyle w:val="SpokenText"/>
       </w:pPr>
@@ -2674,15 +2471,6 @@
       </w:r>
     </w:p>
     <w:p>
-      <w:pPr/>
-      <w:r>
-        <w:rPr>
-          <w:b/>
-        </w:rPr>
-        <w:t>【教师讲稿｜可直接发言】</w:t>
-      </w:r>
-    </w:p>
-    <w:p>
       <w:pPr>
         <w:pStyle w:val="SpokenText"/>
       </w:pPr>
@@ -2759,15 +2547,6 @@
       </w:r>
     </w:p>
     <w:p>
-      <w:pPr/>
-      <w:r>
-        <w:rPr>
-          <w:b/>
-        </w:rPr>
-        <w:t>【教师讲稿｜可直接发言】</w:t>
-      </w:r>
-    </w:p>
-    <w:p>
       <w:pPr>
         <w:pStyle w:val="SpokenText"/>
       </w:pPr>
@@ -2836,15 +2615,6 @@
       </w:r>
     </w:p>
     <w:p>
-      <w:pPr/>
-      <w:r>
-        <w:rPr>
-          <w:b/>
-        </w:rPr>
-        <w:t>【教师讲稿｜可直接发言】</w:t>
-      </w:r>
-    </w:p>
-    <w:p>
       <w:pPr>
         <w:pStyle w:val="SpokenText"/>
       </w:pPr>
@@ -2913,15 +2683,6 @@
       </w:r>
     </w:p>
     <w:p>
-      <w:pPr/>
-      <w:r>
-        <w:rPr>
-          <w:b/>
-        </w:rPr>
-        <w:t>【教师讲稿｜可直接发言】</w:t>
-      </w:r>
-    </w:p>
-    <w:p>
       <w:pPr>
         <w:pStyle w:val="SpokenText"/>
       </w:pPr>
@@ -2998,15 +2759,6 @@
       </w:r>
     </w:p>
     <w:p>
-      <w:pPr/>
-      <w:r>
-        <w:rPr>
-          <w:b/>
-        </w:rPr>
-        <w:t>【教师讲稿｜可直接发言】</w:t>
-      </w:r>
-    </w:p>
-    <w:p>
       <w:pPr>
         <w:pStyle w:val="SpokenText"/>
       </w:pPr>
@@ -3075,15 +2827,6 @@
       </w:r>
     </w:p>
     <w:p>
-      <w:pPr/>
-      <w:r>
-        <w:rPr>
-          <w:b/>
-        </w:rPr>
-        <w:t>【教师讲稿｜可直接发言】</w:t>
-      </w:r>
-    </w:p>
-    <w:p>
       <w:pPr>
         <w:pStyle w:val="SpokenText"/>
       </w:pPr>
@@ -3162,145 +2905,6 @@
       </w:pPr>
       <w:r>
         <w:t>• 学生课后自查时，把本周的“系列统一与差异”对应到期末的“统一与丰富”一项。</w:t>
-      </w:r>
-    </w:p>
-    <w:p>
-      <w:pPr/>
-      <w:r>
-        <w:rPr>
-          <w:b/>
-        </w:rPr>
-        <w:t>【二｜计时与操作口令（可直接照念）】</w:t>
-      </w:r>
-    </w:p>
-    <w:p>
-      <w:pPr>
-        <w:pStyle w:val="LectureBullet"/>
-      </w:pPr>
-      <w:r>
-        <w:t>• 开场：“两分钟。圈出今天要压的那一条规则，把三个禁用项抄到实验台边。”</w:t>
-      </w:r>
-    </w:p>
-    <w:p>
-      <w:pPr>
-        <w:pStyle w:val="LectureBullet"/>
-      </w:pPr>
-      <w:r>
-        <w:t>• 第1课时实操：“二十八分钟。前六分钟只做红黄绿标记，不动手改。”／“同尺度比较：把图真的排在一起看，不许凭记忆。”／“还剩六分钟，每个结果三选一：保留、修订、淘汰。”</w:t>
-      </w:r>
-    </w:p>
-    <w:p>
-      <w:pPr>
-        <w:pStyle w:val="LectureBullet"/>
-      </w:pPr>
-      <w:r>
-        <w:t>• 第2课时实操：“二十八分钟。前六分钟做局部样，这是本学期最后一次实操。”／“评图：先退到三米外看统一，再走近看结构，最后上身看动作。”／“下周只能做三项编辑。现在就选出这三项。”</w:t>
-      </w:r>
-    </w:p>
-    <w:p>
-      <w:pPr>
-        <w:pStyle w:val="LectureBullet"/>
-      </w:pPr>
-      <w:r>
-        <w:t>• 连接测试：“穿脱过程至少拍三帧，不是拍结果。”</w:t>
-      </w:r>
-    </w:p>
-    <w:p>
-      <w:pPr/>
-      <w:r>
-        <w:rPr>
-          <w:b/>
-        </w:rPr>
-        <w:t>【三｜常见误解与标准回应】</w:t>
-      </w:r>
-    </w:p>
-    <w:p>
-      <w:pPr>
-        <w:pStyle w:val="LectureBullet"/>
-      </w:pPr>
-      <w:r>
-        <w:t>• “我四组实验全是加法” → “那说明还没敢动结构。加法几乎不会失败，减法一失手衣服就垮——所以减法才需要做实验。”</w:t>
-      </w:r>
-    </w:p>
-    <w:p>
-      <w:pPr>
-        <w:pStyle w:val="LectureBullet"/>
-      </w:pPr>
-      <w:r>
-        <w:t>• “我想再改一下命题” → “换题窗口上周已经关了。今天只压规则，不动命题。”</w:t>
-      </w:r>
-    </w:p>
-    <w:p>
-      <w:pPr>
-        <w:pStyle w:val="LectureBullet"/>
-      </w:pPr>
-      <w:r>
-        <w:t>• “这一版感觉更好” → “哪一处改动起的作用？说不出来，就是同时改了两个变量。”</w:t>
-      </w:r>
-    </w:p>
-    <w:p>
-      <w:pPr>
-        <w:pStyle w:val="LectureBullet"/>
-      </w:pPr>
-      <w:r>
-        <w:t>• “老师说要改，我就改了” → “追问一句‘看到哪里这么说的’。答不出具体位置的意见，先记下但不照做——这条对我也一样。”</w:t>
-      </w:r>
-    </w:p>
-    <w:p>
-      <w:pPr>
-        <w:pStyle w:val="LectureBullet"/>
-      </w:pPr>
-      <w:r>
-        <w:t>• “这个实验分配不进五款” → “先别删。是实验没用，还是五个角色定错了？”</w:t>
-      </w:r>
-    </w:p>
-    <w:p>
-      <w:pPr>
-        <w:pStyle w:val="LectureBullet"/>
-      </w:pPr>
-      <w:r>
-        <w:t>• “下周再补背面线稿行吗” → “不行。缺背面的款，排版时会被删掉。”</w:t>
-      </w:r>
-    </w:p>
-    <w:p>
-      <w:pPr/>
-      <w:r>
-        <w:rPr>
-          <w:b/>
-        </w:rPr>
-        <w:t>【四｜中国大陆课堂中的跨文化表达提醒】</w:t>
-      </w:r>
-    </w:p>
-    <w:p>
-      <w:pPr>
-        <w:pStyle w:val="LectureBullet"/>
-      </w:pPr>
-      <w:r>
-        <w:t>• 第10页“批评证据≠权威意见”一条要当堂说明它对教师同样有效——外籍教师尤其应鼓励学生追问“看到哪里”，避免学生因语言或身份差异而不敢质疑。</w:t>
-      </w:r>
-    </w:p>
-    <w:p>
-      <w:pPr>
-        <w:pStyle w:val="LectureBullet"/>
-      </w:pPr>
-      <w:r>
-        <w:t>• 教材证据须完整报出版社与页码：于芳《服装设计基础与创意实践》（中国纺织出版社，2023）第65页（图5-11、图5-12）；Steven Faerm《The Fashion Design Course》第128页。</w:t>
-      </w:r>
-    </w:p>
-    <w:p>
-      <w:pPr>
-        <w:pStyle w:val="LectureBullet"/>
-      </w:pPr>
-      <w:r>
-        <w:t>• 案例含上海时装周与欧美高定，只作原理观察，不用地域或市场层级给设计水平排序。</w:t>
-      </w:r>
-    </w:p>
-    <w:p>
-      <w:pPr>
-        <w:pStyle w:val="LectureBullet"/>
-      </w:pPr>
-      <w:r>
-        <w:t>• 英文术语（Controlled Mutation、Structural Constant、Material Evidence、Critique Loop）首次出现时中英各说一次。</w:t>
       </w:r>
     </w:p>
     <w:p>

--- a/docs/jiangao/《女装设计III》第14周_中国大陆课堂完整讲稿_中文.docx
+++ b/docs/jiangao/《女装设计III》第14周_中国大陆课堂完整讲稿_中文.docx
@@ -165,6 +165,14 @@
       </w:pPr>
       <w:r>
         <w:t>还有一句：被淘汰的实验同样计分——前提是写清淘汰理由。所以今天大胆做，但一定要记。</w:t>
+      </w:r>
+    </w:p>
+    <w:p>
+      <w:pPr>
+        <w:pStyle w:val="SpokenText"/>
+      </w:pPr>
+      <w:r>
+        <w:t xml:space="preserve">今天没有新词。用的还是上周那几个：受控实验、单变量、常量、产品角色。如果哪一个已经记不清了，现在就问，因为今天全靠它们做判断。</w:t>
       </w:r>
     </w:p>
     <w:p>

--- a/docs/jiangao/《女装设计III》第14周_中国大陆课堂完整讲稿_中文.docx
+++ b/docs/jiangao/《女装设计III》第14周_中国大陆课堂完整讲稿_中文.docx
@@ -777,7 +777,7 @@
         <w:pStyle w:val="LectureBullet"/>
       </w:pPr>
       <w:r>
-        <w:t>• 学生：命题卡（一句话命题＋5条规则＋3个禁用项）、五款雏形（标出常量）、第13周被否掉的那一版及其失败理由、纸样或平面模块、纸、坯布或回收材料（够做四组实验＋一件1:1或1:2局部样）。</w:t>
+        <w:t>• 学生：命题卡（一句话命题＋5条规则＋3个禁用项）、五款雏形（标出常量）、第13周被否掉的那一版及其失败理由、纸样或平面模块、纸、纸或回收材料（够做四组实验＋一件1:1或1:2局部样）。</w:t>
       </w:r>
     </w:p>
     <w:p>
@@ -1744,7 +1744,7 @@
         <w:pStyle w:val="SpokenText"/>
       </w:pPr>
       <w:r>
-        <w:t xml:space="preserve">第一步，包一层。用坯布或者牛皮纸把人台整个包住，先不想款式，只找一个体量位置。</w:t>
+        <w:t xml:space="preserve">第一步，包一层。用纸或者牛皮纸把人台整个包住，先不想款式，只找一个体量位置。</w:t>
       </w:r>
     </w:p>
     <w:p>
